--- a/插件详细手册/0.基本定义/混合模式.docx
+++ b/插件详细手册/0.基本定义/混合模式.docx
@@ -1,10 +1,13 @@
 
 <file path=word/document.xml><?xml version="1.0" encoding="utf-8"?>
-<w:document xmlns:wpc="http://schemas.microsoft.com/office/word/2010/wordprocessingCanvas" xmlns:cx="http://schemas.microsoft.com/office/drawing/2014/chartex" xmlns:cx1="http://schemas.microsoft.com/office/drawing/2015/9/8/chartex" xmlns:cx2="http://schemas.microsoft.com/office/drawing/2015/10/21/chartex" xmlns:cx3="http://schemas.microsoft.com/office/drawing/2016/5/9/chartex" xmlns:cx4="http://schemas.microsoft.com/office/drawing/2016/5/10/chartex" xmlns:cx5="http://schemas.microsoft.com/office/drawing/2016/5/11/chartex" xmlns:cx6="http://schemas.microsoft.com/office/drawing/2016/5/12/chartex" xmlns:cx7="http://schemas.microsoft.com/office/drawing/2016/5/13/chartex" xmlns:cx8="http://schemas.microsoft.com/office/drawing/2016/5/14/chartex" xmlns:mc="http://schemas.openxmlformats.org/markup-compatibility/2006" xmlns:aink="http://schemas.microsoft.com/office/drawing/2016/ink" xmlns:am3d="http://schemas.microsoft.com/office/drawing/2017/model3d" xmlns:o="urn:schemas-microsoft-com:office:office" xmlns:oel="http://schemas.microsoft.com/office/2019/extlst" xmlns:r="http://schemas.openxmlformats.org/officeDocument/2006/relationships" xmlns:m="http://schemas.openxmlformats.org/officeDocument/2006/math" xmlns:v="urn:schemas-microsoft-com:vml" xmlns:wp14="http://schemas.microsoft.com/office/word/2010/wordprocessingDrawing" xmlns:wp="http://schemas.openxmlformats.org/drawingml/2006/wordprocessingDrawing" xmlns:w10="urn:schemas-microsoft-com:office:word" xmlns:w="http://schemas.openxmlformats.org/wordprocessingml/2006/main" xmlns:w14="http://schemas.microsoft.com/office/word/2010/wordml" xmlns:w15="http://schemas.microsoft.com/office/word/2012/wordml" xmlns:w16cex="http://schemas.microsoft.com/office/word/2018/wordml/cex" xmlns:w16cid="http://schemas.microsoft.com/office/word/2016/wordml/cid" xmlns:w16="http://schemas.microsoft.com/office/word/2018/wordml" xmlns:w16sdtdh="http://schemas.microsoft.com/office/word/2020/wordml/sdtdatahash" xmlns:w16se="http://schemas.microsoft.com/office/word/2015/wordml/symex" xmlns:wpg="http://schemas.microsoft.com/office/word/2010/wordprocessingGroup" xmlns:wpi="http://schemas.microsoft.com/office/word/2010/wordprocessingInk" xmlns:wne="http://schemas.microsoft.com/office/word/2006/wordml" xmlns:wps="http://schemas.microsoft.com/office/word/2010/wordprocessingShape" mc:Ignorable="w14 w15 w16se w16cid w16 w16cex w16sdtdh wp14">
+<w:document xmlns:wpc="http://schemas.microsoft.com/office/word/2010/wordprocessingCanvas" xmlns:cx="http://schemas.microsoft.com/office/drawing/2014/chartex" xmlns:cx1="http://schemas.microsoft.com/office/drawing/2015/9/8/chartex" xmlns:cx2="http://schemas.microsoft.com/office/drawing/2015/10/21/chartex" xmlns:cx3="http://schemas.microsoft.com/office/drawing/2016/5/9/chartex" xmlns:cx4="http://schemas.microsoft.com/office/drawing/2016/5/10/chartex" xmlns:cx5="http://schemas.microsoft.com/office/drawing/2016/5/11/chartex" xmlns:cx6="http://schemas.microsoft.com/office/drawing/2016/5/12/chartex" xmlns:cx7="http://schemas.microsoft.com/office/drawing/2016/5/13/chartex" xmlns:cx8="http://schemas.microsoft.com/office/drawing/2016/5/14/chartex" xmlns:mc="http://schemas.openxmlformats.org/markup-compatibility/2006" xmlns:aink="http://schemas.microsoft.com/office/drawing/2016/ink" xmlns:am3d="http://schemas.microsoft.com/office/drawing/2017/model3d" xmlns:o="urn:schemas-microsoft-com:office:office" xmlns:oel="http://schemas.microsoft.com/office/2019/extlst" xmlns:r="http://schemas.openxmlformats.org/officeDocument/2006/relationships" xmlns:m="http://schemas.openxmlformats.org/officeDocument/2006/math" xmlns:v="urn:schemas-microsoft-com:vml" xmlns:wp14="http://schemas.microsoft.com/office/word/2010/wordprocessingDrawing" xmlns:wp="http://schemas.openxmlformats.org/drawingml/2006/wordprocessingDrawing" xmlns:w10="urn:schemas-microsoft-com:office:word" xmlns:w="http://schemas.openxmlformats.org/wordprocessingml/2006/main" xmlns:w14="http://schemas.microsoft.com/office/word/2010/wordml" xmlns:w15="http://schemas.microsoft.com/office/word/2012/wordml" xmlns:w16cex="http://schemas.microsoft.com/office/word/2018/wordml/cex" xmlns:w16cid="http://schemas.microsoft.com/office/word/2016/wordml/cid" xmlns:w16="http://schemas.microsoft.com/office/word/2018/wordml" xmlns:w16du="http://schemas.microsoft.com/office/word/2023/wordml/word16du" xmlns:w16sdtdh="http://schemas.microsoft.com/office/word/2020/wordml/sdtdatahash" xmlns:w16sdtfl="http://schemas.microsoft.com/office/word/2024/wordml/sdtformatlock" xmlns:w16se="http://schemas.microsoft.com/office/word/2015/wordml/symex" xmlns:wpg="http://schemas.microsoft.com/office/word/2010/wordprocessingGroup" xmlns:wpi="http://schemas.microsoft.com/office/word/2010/wordprocessingInk" xmlns:wne="http://schemas.microsoft.com/office/word/2006/wordml" xmlns:wps="http://schemas.microsoft.com/office/word/2010/wordprocessingShape" mc:Ignorable="w14 w15 w16se w16cid w16 w16cex w16sdtdh w16sdtfl w16du wp14">
   <w:body>
     <w:p>
       <w:pPr>
         <w:pStyle w:val="2"/>
+        <w:rPr>
+          <w:rFonts w:hint="eastAsia"/>
+        </w:rPr>
       </w:pPr>
       <w:r>
         <w:rPr>
@@ -18,6 +21,7 @@
         <w:pStyle w:val="3"/>
         <w:spacing w:before="240" w:after="120" w:line="415" w:lineRule="auto"/>
         <w:rPr>
+          <w:rFonts w:hint="eastAsia"/>
           <w:sz w:val="28"/>
         </w:rPr>
       </w:pPr>
@@ -56,7 +60,39 @@
           <w:kern w:val="0"/>
           <w:sz w:val="22"/>
         </w:rPr>
-        <w:t>即对贴图的处理方式。</w:t>
+        <w:t>即对贴图的</w:t>
+      </w:r>
+      <w:r>
+        <w:rPr>
+          <w:rFonts w:ascii="Tahoma" w:eastAsia="微软雅黑" w:hAnsi="Tahoma" w:hint="eastAsia"/>
+          <w:kern w:val="0"/>
+          <w:sz w:val="22"/>
+        </w:rPr>
+        <w:t>渲染</w:t>
+      </w:r>
+      <w:r>
+        <w:rPr>
+          <w:rFonts w:ascii="Tahoma" w:eastAsia="微软雅黑" w:hAnsi="Tahoma" w:hint="eastAsia"/>
+          <w:kern w:val="0"/>
+          <w:sz w:val="22"/>
+        </w:rPr>
+        <w:t>处理</w:t>
+      </w:r>
+      <w:r>
+        <w:rPr>
+          <w:rFonts w:ascii="Tahoma" w:eastAsia="微软雅黑" w:hAnsi="Tahoma" w:hint="eastAsia"/>
+          <w:kern w:val="0"/>
+          <w:sz w:val="22"/>
+        </w:rPr>
+        <w:t>模式</w:t>
+      </w:r>
+      <w:r>
+        <w:rPr>
+          <w:rFonts w:ascii="Tahoma" w:eastAsia="微软雅黑" w:hAnsi="Tahoma" w:hint="eastAsia"/>
+          <w:kern w:val="0"/>
+          <w:sz w:val="22"/>
+        </w:rPr>
+        <w:t>。</w:t>
       </w:r>
     </w:p>
     <w:p>
@@ -79,33 +115,17 @@
         </w:rPr>
         <w:t>具体效果可以看后面章节：</w:t>
       </w:r>
-      <w:r>
-        <w:fldChar w:fldCharType="begin"/>
-      </w:r>
-      <w:r>
-        <w:instrText>HYPERLINK \l "_混合模式效果"</w:instrText>
-      </w:r>
-      <w:r>
-        <w:fldChar w:fldCharType="separate"/>
-      </w:r>
-      <w:r>
-        <w:rPr>
-          <w:rStyle w:val="a4"/>
-          <w:rFonts w:ascii="Tahoma" w:eastAsia="微软雅黑" w:hAnsi="Tahoma" w:hint="eastAsia"/>
-          <w:kern w:val="0"/>
-          <w:sz w:val="22"/>
-        </w:rPr>
-        <w:t>混合模式效果</w:t>
-      </w:r>
-      <w:r>
-        <w:rPr>
-          <w:rStyle w:val="a4"/>
-          <w:rFonts w:ascii="Tahoma" w:eastAsia="微软雅黑" w:hAnsi="Tahoma"/>
-          <w:kern w:val="0"/>
-          <w:sz w:val="22"/>
-        </w:rPr>
-        <w:fldChar w:fldCharType="end"/>
-      </w:r>
+      <w:hyperlink w:anchor="_混合模式效果" w:history="1">
+        <w:r>
+          <w:rPr>
+            <w:rStyle w:val="a4"/>
+            <w:rFonts w:ascii="Tahoma" w:eastAsia="微软雅黑" w:hAnsi="Tahoma" w:hint="eastAsia"/>
+            <w:kern w:val="0"/>
+            <w:sz w:val="22"/>
+          </w:rPr>
+          <w:t>混合模式效果</w:t>
+        </w:r>
+      </w:hyperlink>
       <w:r>
         <w:rPr>
           <w:rFonts w:ascii="Tahoma" w:eastAsia="微软雅黑" w:hAnsi="Tahoma"/>
@@ -194,7 +214,6 @@
           <w:sz w:val="22"/>
         </w:rPr>
       </w:pPr>
-      <w:proofErr w:type="spellStart"/>
       <w:r>
         <w:rPr>
           <w:rFonts w:ascii="Tahoma" w:eastAsia="微软雅黑" w:hAnsi="Tahoma"/>
@@ -203,7 +222,6 @@
         </w:rPr>
         <w:t>pixi</w:t>
       </w:r>
-      <w:proofErr w:type="spellEnd"/>
       <w:r>
         <w:rPr>
           <w:rFonts w:ascii="Tahoma" w:eastAsia="微软雅黑" w:hAnsi="Tahoma"/>
@@ -212,33 +230,17 @@
         </w:rPr>
         <w:t>的官方混合模式介绍：</w:t>
       </w:r>
-      <w:r>
-        <w:fldChar w:fldCharType="begin"/>
-      </w:r>
-      <w:r>
-        <w:instrText>HYPERLINK "https://codepen.io/ianmcgregor/pen/CtjeI"</w:instrText>
-      </w:r>
-      <w:r>
-        <w:fldChar w:fldCharType="separate"/>
-      </w:r>
-      <w:r>
-        <w:rPr>
-          <w:rStyle w:val="a4"/>
-          <w:rFonts w:ascii="Tahoma" w:eastAsia="微软雅黑" w:hAnsi="Tahoma"/>
-          <w:kern w:val="0"/>
-          <w:sz w:val="22"/>
-        </w:rPr>
-        <w:t>https://codepen.io/ianmcgregor/pen/CtjeI</w:t>
-      </w:r>
-      <w:r>
-        <w:rPr>
-          <w:rStyle w:val="a4"/>
-          <w:rFonts w:ascii="Tahoma" w:eastAsia="微软雅黑" w:hAnsi="Tahoma"/>
-          <w:kern w:val="0"/>
-          <w:sz w:val="22"/>
-        </w:rPr>
-        <w:fldChar w:fldCharType="end"/>
-      </w:r>
+      <w:hyperlink r:id="rId7" w:history="1">
+        <w:r>
+          <w:rPr>
+            <w:rStyle w:val="a4"/>
+            <w:rFonts w:ascii="Tahoma" w:eastAsia="微软雅黑" w:hAnsi="Tahoma"/>
+            <w:kern w:val="0"/>
+            <w:sz w:val="22"/>
+          </w:rPr>
+          <w:t>https://codepen.io/ianmcgregor/pen/CtjeI</w:t>
+        </w:r>
+      </w:hyperlink>
       <w:r>
         <w:rPr>
           <w:rFonts w:ascii="Tahoma" w:eastAsia="微软雅黑" w:hAnsi="Tahoma"/>
@@ -375,7 +377,6 @@
               </w:rPr>
               <w:t xml:space="preserve"> </w:t>
             </w:r>
-            <w:proofErr w:type="gramStart"/>
             <w:r>
               <w:rPr>
                 <w:rFonts w:ascii="Tahoma" w:eastAsia="微软雅黑" w:hAnsi="Tahoma"/>
@@ -384,7 +385,6 @@
               </w:rPr>
               <w:t>”</w:t>
             </w:r>
-            <w:proofErr w:type="gramEnd"/>
             <w:r>
               <w:rPr>
                 <w:rFonts w:ascii="Tahoma" w:eastAsia="微软雅黑" w:hAnsi="Tahoma"/>
@@ -449,7 +449,6 @@
               </w:rPr>
               <w:t>.docx</w:t>
             </w:r>
-            <w:proofErr w:type="gramStart"/>
             <w:r>
               <w:rPr>
                 <w:rFonts w:ascii="Tahoma" w:eastAsia="微软雅黑" w:hAnsi="Tahoma"/>
@@ -458,7 +457,6 @@
               </w:rPr>
               <w:t>”</w:t>
             </w:r>
-            <w:proofErr w:type="gramEnd"/>
             <w:r>
               <w:rPr>
                 <w:rFonts w:ascii="Tahoma" w:eastAsia="微软雅黑" w:hAnsi="Tahoma" w:hint="eastAsia"/>
@@ -477,126 +475,28 @@
         <w:jc w:val="left"/>
         <w:rPr>
           <w:rFonts w:ascii="Tahoma" w:eastAsia="微软雅黑" w:hAnsi="Tahoma"/>
-          <w:kern w:val="0"/>
-          <w:sz w:val="22"/>
-        </w:rPr>
-      </w:pPr>
-    </w:p>
-    <w:p>
-      <w:pPr>
-        <w:widowControl/>
-        <w:jc w:val="left"/>
-        <w:rPr>
-          <w:rFonts w:ascii="Tahoma" w:eastAsia="微软雅黑" w:hAnsi="Tahoma"/>
           <w:b/>
           <w:bCs/>
           <w:kern w:val="0"/>
           <w:sz w:val="22"/>
         </w:rPr>
       </w:pPr>
-      <w:r>
-        <w:rPr>
-          <w:rFonts w:ascii="Tahoma" w:eastAsia="微软雅黑" w:hAnsi="Tahoma"/>
-          <w:b/>
-          <w:bCs/>
-          <w:kern w:val="0"/>
-          <w:sz w:val="22"/>
-        </w:rPr>
-        <w:br w:type="page"/>
-      </w:r>
     </w:p>
     <w:p>
       <w:pPr>
         <w:pStyle w:val="3"/>
         <w:spacing w:before="240" w:after="120" w:line="415" w:lineRule="auto"/>
         <w:rPr>
-          <w:sz w:val="28"/>
-        </w:rPr>
-      </w:pPr>
-      <w:r>
-        <w:rPr>
           <w:rFonts w:hint="eastAsia"/>
           <w:sz w:val="28"/>
         </w:rPr>
-        <w:lastRenderedPageBreak/>
+      </w:pPr>
+      <w:r>
+        <w:rPr>
+          <w:rFonts w:hint="eastAsia"/>
+          <w:sz w:val="28"/>
+        </w:rPr>
         <w:t>类型</w:t>
-      </w:r>
-    </w:p>
-    <w:p>
-      <w:pPr>
-        <w:widowControl/>
-        <w:jc w:val="left"/>
-        <w:rPr>
-          <w:rFonts w:ascii="Tahoma" w:eastAsia="微软雅黑" w:hAnsi="Tahoma"/>
-          <w:kern w:val="0"/>
-          <w:sz w:val="22"/>
-        </w:rPr>
-      </w:pPr>
-      <w:r>
-        <w:rPr>
-          <w:rFonts w:ascii="Tahoma" w:eastAsia="微软雅黑" w:hAnsi="Tahoma"/>
-          <w:kern w:val="0"/>
-          <w:sz w:val="22"/>
-        </w:rPr>
-        <w:t>混合模式</w:t>
-      </w:r>
-      <w:r>
-        <w:rPr>
-          <w:rFonts w:ascii="Tahoma" w:eastAsia="微软雅黑" w:hAnsi="Tahoma" w:hint="eastAsia"/>
-          <w:kern w:val="0"/>
-          <w:sz w:val="22"/>
-        </w:rPr>
-        <w:t>（</w:t>
-      </w:r>
-      <w:proofErr w:type="spellStart"/>
-      <w:r>
-        <w:rPr>
-          <w:rFonts w:ascii="Tahoma" w:eastAsia="微软雅黑" w:hAnsi="Tahoma" w:hint="eastAsia"/>
-          <w:kern w:val="0"/>
-          <w:sz w:val="22"/>
-        </w:rPr>
-        <w:t>blendmode</w:t>
-      </w:r>
-      <w:proofErr w:type="spellEnd"/>
-      <w:r>
-        <w:rPr>
-          <w:rFonts w:ascii="Tahoma" w:eastAsia="微软雅黑" w:hAnsi="Tahoma" w:hint="eastAsia"/>
-          <w:kern w:val="0"/>
-          <w:sz w:val="22"/>
-        </w:rPr>
-        <w:t>）能用的有</w:t>
-      </w:r>
-      <w:r>
-        <w:rPr>
-          <w:rFonts w:ascii="Tahoma" w:eastAsia="微软雅黑" w:hAnsi="Tahoma" w:hint="eastAsia"/>
-          <w:kern w:val="0"/>
-          <w:sz w:val="22"/>
-        </w:rPr>
-        <w:t>4</w:t>
-      </w:r>
-      <w:r>
-        <w:rPr>
-          <w:rFonts w:ascii="Tahoma" w:eastAsia="微软雅黑" w:hAnsi="Tahoma" w:hint="eastAsia"/>
-          <w:kern w:val="0"/>
-          <w:sz w:val="22"/>
-        </w:rPr>
-        <w:t>种，</w:t>
-      </w:r>
-      <w:r>
-        <w:rPr>
-          <w:rFonts w:ascii="Tahoma" w:eastAsia="微软雅黑" w:hAnsi="Tahoma" w:hint="eastAsia"/>
-          <w:kern w:val="0"/>
-          <w:sz w:val="22"/>
-        </w:rPr>
-        <w:t>如下</w:t>
-      </w:r>
-      <w:r>
-        <w:rPr>
-          <w:rFonts w:ascii="Tahoma" w:eastAsia="微软雅黑" w:hAnsi="Tahoma" w:hint="eastAsia"/>
-          <w:kern w:val="0"/>
-          <w:sz w:val="22"/>
-        </w:rPr>
-        <w:t>：</w:t>
       </w:r>
     </w:p>
     <w:p>
@@ -616,39 +516,87 @@
           <w:kern w:val="0"/>
           <w:sz w:val="22"/>
         </w:rPr>
-        <w:tab/>
-      </w:r>
-      <w:r>
-        <w:rPr>
-          <w:rFonts w:ascii="Tahoma" w:eastAsia="微软雅黑" w:hAnsi="Tahoma"/>
-          <w:kern w:val="0"/>
-          <w:sz w:val="22"/>
-        </w:rPr>
-        <w:t>0 - NORMAL</w:t>
-      </w:r>
-      <w:r>
-        <w:rPr>
-          <w:rFonts w:ascii="Tahoma" w:eastAsia="微软雅黑" w:hAnsi="Tahoma"/>
-          <w:kern w:val="0"/>
-          <w:sz w:val="22"/>
-        </w:rPr>
-        <w:tab/>
-      </w:r>
-      <w:r>
-        <w:rPr>
-          <w:rFonts w:ascii="Tahoma" w:eastAsia="微软雅黑" w:hAnsi="Tahoma"/>
-          <w:kern w:val="0"/>
-          <w:sz w:val="22"/>
-        </w:rPr>
-        <w:tab/>
-      </w:r>
-      <w:r>
-        <w:rPr>
-          <w:rFonts w:ascii="Tahoma" w:eastAsia="微软雅黑" w:hAnsi="Tahoma"/>
-          <w:kern w:val="0"/>
-          <w:sz w:val="22"/>
-        </w:rPr>
-        <w:t>正常</w:t>
+        <w:t>混合模式</w:t>
+      </w:r>
+      <w:r>
+        <w:rPr>
+          <w:rFonts w:ascii="Tahoma" w:eastAsia="微软雅黑" w:hAnsi="Tahoma" w:hint="eastAsia"/>
+          <w:kern w:val="0"/>
+          <w:sz w:val="22"/>
+        </w:rPr>
+        <w:t>（</w:t>
+      </w:r>
+      <w:r>
+        <w:rPr>
+          <w:rFonts w:ascii="Tahoma" w:eastAsia="微软雅黑" w:hAnsi="Tahoma" w:hint="eastAsia"/>
+          <w:kern w:val="0"/>
+          <w:sz w:val="22"/>
+        </w:rPr>
+        <w:t>blendmode</w:t>
+      </w:r>
+      <w:r>
+        <w:rPr>
+          <w:rFonts w:ascii="Tahoma" w:eastAsia="微软雅黑" w:hAnsi="Tahoma" w:hint="eastAsia"/>
+          <w:kern w:val="0"/>
+          <w:sz w:val="22"/>
+        </w:rPr>
+        <w:t>）能用的有</w:t>
+      </w:r>
+      <w:r>
+        <w:rPr>
+          <w:rFonts w:ascii="Tahoma" w:eastAsia="微软雅黑" w:hAnsi="Tahoma" w:hint="eastAsia"/>
+          <w:kern w:val="0"/>
+          <w:sz w:val="22"/>
+        </w:rPr>
+        <w:t>4</w:t>
+      </w:r>
+      <w:r>
+        <w:rPr>
+          <w:rFonts w:ascii="Tahoma" w:eastAsia="微软雅黑" w:hAnsi="Tahoma" w:hint="eastAsia"/>
+          <w:kern w:val="0"/>
+          <w:sz w:val="22"/>
+        </w:rPr>
+        <w:t>种，</w:t>
+      </w:r>
+      <w:r>
+        <w:rPr>
+          <w:rFonts w:ascii="Tahoma" w:eastAsia="微软雅黑" w:hAnsi="Tahoma" w:hint="eastAsia"/>
+          <w:kern w:val="0"/>
+          <w:sz w:val="22"/>
+        </w:rPr>
+        <w:t>如下</w:t>
+      </w:r>
+      <w:r>
+        <w:rPr>
+          <w:rFonts w:ascii="Tahoma" w:eastAsia="微软雅黑" w:hAnsi="Tahoma" w:hint="eastAsia"/>
+          <w:kern w:val="0"/>
+          <w:sz w:val="22"/>
+        </w:rPr>
+        <w:t>：</w:t>
+      </w:r>
+      <w:r>
+        <w:rPr>
+          <w:rFonts w:ascii="Tahoma" w:eastAsia="微软雅黑" w:hAnsi="Tahoma" w:hint="eastAsia"/>
+          <w:kern w:val="0"/>
+          <w:sz w:val="22"/>
+        </w:rPr>
+        <w:t>（</w:t>
+      </w:r>
+      <w:r>
+        <w:rPr>
+          <w:rFonts w:ascii="Tahoma" w:eastAsia="微软雅黑" w:hAnsi="Tahoma" w:hint="eastAsia"/>
+          <w:kern w:val="0"/>
+          <w:sz w:val="22"/>
+        </w:rPr>
+        <w:t>0-</w:t>
+      </w:r>
+      <w:r>
+        <w:rPr>
+          <w:rFonts w:ascii="Tahoma" w:eastAsia="微软雅黑" w:hAnsi="Tahoma" w:hint="eastAsia"/>
+          <w:kern w:val="0"/>
+          <w:sz w:val="22"/>
+        </w:rPr>
+        <w:t>正常不算混合模式）</w:t>
       </w:r>
     </w:p>
     <w:p>
@@ -669,31 +617,49 @@
           <w:sz w:val="22"/>
         </w:rPr>
         <w:tab/>
-        <w:t xml:space="preserve">1 - ADD   </w:t>
-      </w:r>
-      <w:r>
-        <w:rPr>
-          <w:rFonts w:ascii="Tahoma" w:eastAsia="微软雅黑" w:hAnsi="Tahoma"/>
-          <w:kern w:val="0"/>
-          <w:sz w:val="22"/>
-        </w:rPr>
-        <w:tab/>
-      </w:r>
-      <w:r>
-        <w:rPr>
-          <w:rFonts w:ascii="Tahoma" w:eastAsia="微软雅黑" w:hAnsi="Tahoma"/>
-          <w:kern w:val="0"/>
-          <w:sz w:val="22"/>
-        </w:rPr>
-        <w:tab/>
-      </w:r>
-      <w:r>
-        <w:rPr>
-          <w:rFonts w:ascii="Tahoma" w:eastAsia="微软雅黑" w:hAnsi="Tahoma" w:hint="eastAsia"/>
-          <w:kern w:val="0"/>
-          <w:sz w:val="22"/>
-        </w:rPr>
-        <w:t>变亮</w:t>
+      </w:r>
+      <w:r>
+        <w:rPr>
+          <w:rFonts w:ascii="Tahoma" w:eastAsia="微软雅黑" w:hAnsi="Tahoma"/>
+          <w:kern w:val="0"/>
+          <w:sz w:val="22"/>
+        </w:rPr>
+        <w:t>0 - NORMAL</w:t>
+      </w:r>
+      <w:r>
+        <w:rPr>
+          <w:rFonts w:ascii="Tahoma" w:eastAsia="微软雅黑" w:hAnsi="Tahoma"/>
+          <w:color w:val="A6A6A6" w:themeColor="background1" w:themeShade="A6"/>
+          <w:kern w:val="0"/>
+          <w:sz w:val="22"/>
+        </w:rPr>
+        <w:tab/>
+      </w:r>
+      <w:r>
+        <w:rPr>
+          <w:rFonts w:ascii="Tahoma" w:eastAsia="微软雅黑" w:hAnsi="Tahoma"/>
+          <w:color w:val="A6A6A6" w:themeColor="background1" w:themeShade="A6"/>
+          <w:kern w:val="0"/>
+          <w:sz w:val="22"/>
+        </w:rPr>
+        <w:tab/>
+      </w:r>
+      <w:r>
+        <w:rPr>
+          <w:rFonts w:ascii="Tahoma" w:eastAsia="微软雅黑" w:hAnsi="Tahoma"/>
+          <w:color w:val="A6A6A6" w:themeColor="background1" w:themeShade="A6"/>
+          <w:kern w:val="0"/>
+          <w:sz w:val="22"/>
+        </w:rPr>
+        <w:tab/>
+      </w:r>
+      <w:r>
+        <w:rPr>
+          <w:rFonts w:ascii="Tahoma" w:eastAsia="微软雅黑" w:hAnsi="Tahoma"/>
+          <w:kern w:val="0"/>
+          <w:sz w:val="22"/>
+        </w:rPr>
+        <w:t>正常</w:t>
       </w:r>
     </w:p>
     <w:p>
@@ -714,47 +680,40 @@
           <w:sz w:val="22"/>
         </w:rPr>
         <w:tab/>
-        <w:t xml:space="preserve">2 - MULTIPLY   </w:t>
-      </w:r>
-      <w:r>
-        <w:rPr>
-          <w:rFonts w:ascii="Tahoma" w:eastAsia="微软雅黑" w:hAnsi="Tahoma"/>
-          <w:kern w:val="0"/>
-          <w:sz w:val="22"/>
-        </w:rPr>
-        <w:tab/>
-      </w:r>
-      <w:r>
-        <w:rPr>
-          <w:rFonts w:ascii="Tahoma" w:eastAsia="微软雅黑" w:hAnsi="Tahoma"/>
-          <w:kern w:val="0"/>
-          <w:sz w:val="22"/>
-        </w:rPr>
-        <w:t>实色混合</w:t>
-      </w:r>
-      <w:r>
-        <w:rPr>
-          <w:rFonts w:ascii="Tahoma" w:eastAsia="微软雅黑" w:hAnsi="Tahoma" w:hint="eastAsia"/>
-          <w:kern w:val="0"/>
-          <w:sz w:val="22"/>
-        </w:rPr>
-        <w:t>(</w:t>
-      </w:r>
-      <w:r>
-        <w:rPr>
-          <w:rFonts w:ascii="Tahoma" w:eastAsia="微软雅黑" w:hAnsi="Tahoma" w:hint="eastAsia"/>
-          <w:kern w:val="0"/>
-          <w:sz w:val="22"/>
-        </w:rPr>
-        <w:t>正片叠底</w:t>
-      </w:r>
-      <w:r>
-        <w:rPr>
-          <w:rFonts w:ascii="Tahoma" w:eastAsia="微软雅黑" w:hAnsi="Tahoma"/>
-          <w:kern w:val="0"/>
-          <w:sz w:val="22"/>
-        </w:rPr>
-        <w:t>)</w:t>
+        <w:t xml:space="preserve">1 - ADD   </w:t>
+      </w:r>
+      <w:r>
+        <w:rPr>
+          <w:rFonts w:ascii="Tahoma" w:eastAsia="微软雅黑" w:hAnsi="Tahoma"/>
+          <w:kern w:val="0"/>
+          <w:sz w:val="22"/>
+        </w:rPr>
+        <w:tab/>
+      </w:r>
+      <w:r>
+        <w:rPr>
+          <w:rFonts w:ascii="Tahoma" w:eastAsia="微软雅黑" w:hAnsi="Tahoma"/>
+          <w:kern w:val="0"/>
+          <w:sz w:val="22"/>
+        </w:rPr>
+        <w:tab/>
+      </w:r>
+      <w:r>
+        <w:rPr>
+          <w:rFonts w:ascii="Tahoma" w:eastAsia="微软雅黑" w:hAnsi="Tahoma"/>
+          <w:color w:val="A6A6A6" w:themeColor="background1" w:themeShade="A6"/>
+          <w:kern w:val="0"/>
+          <w:sz w:val="22"/>
+        </w:rPr>
+        <w:tab/>
+      </w:r>
+      <w:r>
+        <w:rPr>
+          <w:rFonts w:ascii="Tahoma" w:eastAsia="微软雅黑" w:hAnsi="Tahoma" w:hint="eastAsia"/>
+          <w:kern w:val="0"/>
+          <w:sz w:val="22"/>
+        </w:rPr>
+        <w:t>变亮</w:t>
       </w:r>
     </w:p>
     <w:p>
@@ -775,31 +734,56 @@
           <w:sz w:val="22"/>
         </w:rPr>
         <w:tab/>
-        <w:t>3 - SCREEN</w:t>
-      </w:r>
-      <w:r>
-        <w:rPr>
-          <w:rFonts w:ascii="Tahoma" w:eastAsia="微软雅黑" w:hAnsi="Tahoma"/>
-          <w:kern w:val="0"/>
-          <w:sz w:val="22"/>
-        </w:rPr>
-        <w:tab/>
-      </w:r>
-      <w:r>
-        <w:rPr>
-          <w:rFonts w:ascii="Tahoma" w:eastAsia="微软雅黑" w:hAnsi="Tahoma"/>
-          <w:kern w:val="0"/>
-          <w:sz w:val="22"/>
-        </w:rPr>
-        <w:tab/>
-      </w:r>
-      <w:r>
-        <w:rPr>
-          <w:rFonts w:ascii="Tahoma" w:eastAsia="微软雅黑" w:hAnsi="Tahoma"/>
-          <w:kern w:val="0"/>
-          <w:sz w:val="22"/>
-        </w:rPr>
-        <w:t>浅色</w:t>
+        <w:t xml:space="preserve">2 - MULTIPLY   </w:t>
+      </w:r>
+      <w:r>
+        <w:rPr>
+          <w:rFonts w:ascii="Tahoma" w:eastAsia="微软雅黑" w:hAnsi="Tahoma"/>
+          <w:kern w:val="0"/>
+          <w:sz w:val="22"/>
+        </w:rPr>
+        <w:tab/>
+      </w:r>
+      <w:r>
+        <w:rPr>
+          <w:rFonts w:ascii="Tahoma" w:eastAsia="微软雅黑" w:hAnsi="Tahoma"/>
+          <w:color w:val="A6A6A6" w:themeColor="background1" w:themeShade="A6"/>
+          <w:kern w:val="0"/>
+          <w:sz w:val="22"/>
+        </w:rPr>
+        <w:tab/>
+      </w:r>
+      <w:r>
+        <w:rPr>
+          <w:rFonts w:ascii="Tahoma" w:eastAsia="微软雅黑" w:hAnsi="Tahoma"/>
+          <w:kern w:val="0"/>
+          <w:sz w:val="22"/>
+        </w:rPr>
+        <w:t>实色混合</w:t>
+      </w:r>
+      <w:r>
+        <w:rPr>
+          <w:rFonts w:ascii="Tahoma" w:eastAsia="微软雅黑" w:hAnsi="Tahoma" w:hint="eastAsia"/>
+          <w:kern w:val="0"/>
+          <w:sz w:val="22"/>
+        </w:rPr>
+        <w:t>(</w:t>
+      </w:r>
+      <w:r>
+        <w:rPr>
+          <w:rFonts w:ascii="Tahoma" w:eastAsia="微软雅黑" w:hAnsi="Tahoma" w:hint="eastAsia"/>
+          <w:kern w:val="0"/>
+          <w:sz w:val="22"/>
+        </w:rPr>
+        <w:t>正片叠底</w:t>
+      </w:r>
+      <w:r>
+        <w:rPr>
+          <w:rFonts w:ascii="Tahoma" w:eastAsia="微软雅黑" w:hAnsi="Tahoma"/>
+          <w:kern w:val="0"/>
+          <w:sz w:val="22"/>
+        </w:rPr>
+        <w:t>)</w:t>
       </w:r>
     </w:p>
     <w:p>
@@ -820,23 +804,40 @@
           <w:sz w:val="22"/>
         </w:rPr>
         <w:tab/>
-        <w:t xml:space="preserve">4 - OVERLAY   </w:t>
-      </w:r>
-      <w:r>
-        <w:rPr>
-          <w:rFonts w:ascii="Tahoma" w:eastAsia="微软雅黑" w:hAnsi="Tahoma"/>
-          <w:kern w:val="0"/>
-          <w:sz w:val="22"/>
-        </w:rPr>
-        <w:tab/>
-      </w:r>
-      <w:r>
-        <w:rPr>
-          <w:rFonts w:ascii="Tahoma" w:eastAsia="微软雅黑" w:hAnsi="Tahoma"/>
-          <w:kern w:val="0"/>
-          <w:sz w:val="22"/>
-        </w:rPr>
-        <w:t>叠加</w:t>
+        <w:t>3 - SCREEN</w:t>
+      </w:r>
+      <w:r>
+        <w:rPr>
+          <w:rFonts w:ascii="Tahoma" w:eastAsia="微软雅黑" w:hAnsi="Tahoma"/>
+          <w:kern w:val="0"/>
+          <w:sz w:val="22"/>
+        </w:rPr>
+        <w:tab/>
+      </w:r>
+      <w:r>
+        <w:rPr>
+          <w:rFonts w:ascii="Tahoma" w:eastAsia="微软雅黑" w:hAnsi="Tahoma"/>
+          <w:kern w:val="0"/>
+          <w:sz w:val="22"/>
+        </w:rPr>
+        <w:tab/>
+      </w:r>
+      <w:r>
+        <w:rPr>
+          <w:rFonts w:ascii="Tahoma" w:eastAsia="微软雅黑" w:hAnsi="Tahoma"/>
+          <w:color w:val="A6A6A6" w:themeColor="background1" w:themeShade="A6"/>
+          <w:kern w:val="0"/>
+          <w:sz w:val="22"/>
+        </w:rPr>
+        <w:tab/>
+      </w:r>
+      <w:r>
+        <w:rPr>
+          <w:rFonts w:ascii="Tahoma" w:eastAsia="微软雅黑" w:hAnsi="Tahoma"/>
+          <w:kern w:val="0"/>
+          <w:sz w:val="22"/>
+        </w:rPr>
+        <w:t>浅色</w:t>
       </w:r>
     </w:p>
     <w:p>
@@ -856,33 +857,42 @@
           <w:kern w:val="0"/>
           <w:sz w:val="22"/>
         </w:rPr>
-        <w:t>WebGL</w:t>
-      </w:r>
-      <w:proofErr w:type="gramStart"/>
-      <w:r>
-        <w:rPr>
-          <w:rFonts w:ascii="Tahoma" w:eastAsia="微软雅黑" w:hAnsi="Tahoma"/>
-          <w:kern w:val="0"/>
-          <w:sz w:val="22"/>
-        </w:rPr>
-        <w:t>渲染器只</w:t>
-      </w:r>
-      <w:proofErr w:type="gramEnd"/>
-      <w:r>
-        <w:rPr>
-          <w:rFonts w:ascii="Tahoma" w:eastAsia="微软雅黑" w:hAnsi="Tahoma"/>
-          <w:kern w:val="0"/>
-          <w:sz w:val="22"/>
-        </w:rPr>
-        <w:t>支持前面四种</w:t>
-      </w:r>
-      <w:r>
-        <w:rPr>
-          <w:rFonts w:ascii="Tahoma" w:eastAsia="微软雅黑" w:hAnsi="Tahoma" w:hint="eastAsia"/>
-          <w:kern w:val="0"/>
-          <w:sz w:val="22"/>
-        </w:rPr>
-        <w:t>。</w:t>
+        <w:tab/>
+        <w:t>4 - OVERLAY</w:t>
+      </w:r>
+      <w:r>
+        <w:rPr>
+          <w:rFonts w:ascii="Tahoma" w:eastAsia="微软雅黑" w:hAnsi="Tahoma"/>
+          <w:kern w:val="0"/>
+          <w:sz w:val="22"/>
+        </w:rPr>
+        <w:tab/>
+      </w:r>
+      <w:r>
+        <w:rPr>
+          <w:rFonts w:ascii="Tahoma" w:eastAsia="微软雅黑" w:hAnsi="Tahoma"/>
+          <w:color w:val="A6A6A6" w:themeColor="background1" w:themeShade="A6"/>
+          <w:kern w:val="0"/>
+          <w:sz w:val="22"/>
+        </w:rPr>
+        <w:tab/>
+      </w:r>
+      <w:r>
+        <w:rPr>
+          <w:rFonts w:ascii="Tahoma" w:eastAsia="微软雅黑" w:hAnsi="Tahoma"/>
+          <w:color w:val="A6A6A6" w:themeColor="background1" w:themeShade="A6"/>
+          <w:kern w:val="0"/>
+          <w:sz w:val="22"/>
+        </w:rPr>
+        <w:tab/>
+      </w:r>
+      <w:r>
+        <w:rPr>
+          <w:rFonts w:ascii="Tahoma" w:eastAsia="微软雅黑" w:hAnsi="Tahoma"/>
+          <w:kern w:val="0"/>
+          <w:sz w:val="22"/>
+        </w:rPr>
+        <w:t>叠加</w:t>
       </w:r>
     </w:p>
     <w:p>
@@ -902,85 +912,43 @@
           <w:kern w:val="0"/>
           <w:sz w:val="22"/>
         </w:rPr>
-        <w:t>后面的渲染模式</w:t>
-      </w:r>
-      <w:r>
-        <w:rPr>
-          <w:rFonts w:ascii="Tahoma" w:eastAsia="微软雅黑" w:hAnsi="Tahoma" w:hint="eastAsia"/>
-          <w:kern w:val="0"/>
-          <w:sz w:val="22"/>
-        </w:rPr>
-        <w:t>已</w:t>
-      </w:r>
-      <w:r>
-        <w:rPr>
-          <w:rFonts w:ascii="Tahoma" w:eastAsia="微软雅黑" w:hAnsi="Tahoma"/>
-          <w:kern w:val="0"/>
-          <w:sz w:val="22"/>
-        </w:rPr>
-        <w:t>被</w:t>
-      </w:r>
-      <w:r>
-        <w:rPr>
-          <w:rFonts w:ascii="Tahoma" w:eastAsia="微软雅黑" w:hAnsi="Tahoma" w:hint="eastAsia"/>
-          <w:kern w:val="0"/>
-          <w:sz w:val="22"/>
-        </w:rPr>
-        <w:t>历史淘汰</w:t>
-      </w:r>
-      <w:r>
-        <w:rPr>
-          <w:rFonts w:ascii="Tahoma" w:eastAsia="微软雅黑" w:hAnsi="Tahoma" w:hint="eastAsia"/>
-          <w:kern w:val="0"/>
-          <w:sz w:val="22"/>
-        </w:rPr>
-        <w:t>（</w:t>
-      </w:r>
-      <w:r>
-        <w:rPr>
-          <w:rFonts w:ascii="Tahoma" w:eastAsia="微软雅黑" w:hAnsi="Tahoma" w:hint="eastAsia"/>
-          <w:kern w:val="0"/>
-          <w:sz w:val="22"/>
-        </w:rPr>
-        <w:t>W</w:t>
-      </w:r>
-      <w:r>
-        <w:rPr>
-          <w:rFonts w:ascii="Tahoma" w:eastAsia="微软雅黑" w:hAnsi="Tahoma"/>
-          <w:kern w:val="0"/>
-          <w:sz w:val="22"/>
-        </w:rPr>
-        <w:t>ebGL</w:t>
-      </w:r>
-      <w:proofErr w:type="gramStart"/>
-      <w:r>
-        <w:rPr>
-          <w:rFonts w:ascii="Tahoma" w:eastAsia="微软雅黑" w:hAnsi="Tahoma" w:hint="eastAsia"/>
-          <w:kern w:val="0"/>
-          <w:sz w:val="22"/>
-        </w:rPr>
-        <w:t>渲染器不</w:t>
-      </w:r>
-      <w:r>
-        <w:rPr>
-          <w:rFonts w:ascii="Tahoma" w:eastAsia="微软雅黑" w:hAnsi="Tahoma" w:hint="eastAsia"/>
-          <w:kern w:val="0"/>
-          <w:sz w:val="22"/>
-        </w:rPr>
-        <w:t>再</w:t>
-      </w:r>
-      <w:proofErr w:type="gramEnd"/>
-      <w:r>
-        <w:rPr>
-          <w:rFonts w:ascii="Tahoma" w:eastAsia="微软雅黑" w:hAnsi="Tahoma" w:hint="eastAsia"/>
-          <w:kern w:val="0"/>
-          <w:sz w:val="22"/>
-        </w:rPr>
-        <w:t>支持，也没人用）</w:t>
-      </w:r>
-      <w:r>
-        <w:rPr>
-          <w:rFonts w:ascii="Tahoma" w:eastAsia="微软雅黑" w:hAnsi="Tahoma"/>
+        <w:t>WebGL</w:t>
+      </w:r>
+      <w:r>
+        <w:rPr>
+          <w:rFonts w:ascii="Tahoma" w:eastAsia="微软雅黑" w:hAnsi="Tahoma"/>
+          <w:kern w:val="0"/>
+          <w:sz w:val="22"/>
+        </w:rPr>
+        <w:t>渲染器只支持前面</w:t>
+      </w:r>
+      <w:r>
+        <w:rPr>
+          <w:rFonts w:ascii="Tahoma" w:eastAsia="微软雅黑" w:hAnsi="Tahoma" w:hint="eastAsia"/>
+          <w:kern w:val="0"/>
+          <w:sz w:val="22"/>
+        </w:rPr>
+        <w:t>4</w:t>
+      </w:r>
+      <w:r>
+        <w:rPr>
+          <w:rFonts w:ascii="Tahoma" w:eastAsia="微软雅黑" w:hAnsi="Tahoma"/>
+          <w:kern w:val="0"/>
+          <w:sz w:val="22"/>
+        </w:rPr>
+        <w:t>种</w:t>
+      </w:r>
+      <w:r>
+        <w:rPr>
+          <w:rFonts w:ascii="Tahoma" w:eastAsia="微软雅黑" w:hAnsi="Tahoma" w:hint="eastAsia"/>
+          <w:kern w:val="0"/>
+          <w:sz w:val="22"/>
+        </w:rPr>
+        <w:t>渲染</w:t>
+      </w:r>
+      <w:r>
+        <w:rPr>
+          <w:rFonts w:ascii="Tahoma" w:eastAsia="微软雅黑" w:hAnsi="Tahoma" w:hint="eastAsia"/>
           <w:kern w:val="0"/>
           <w:sz w:val="22"/>
         </w:rPr>
@@ -994,56 +962,97 @@
         <w:jc w:val="left"/>
         <w:rPr>
           <w:rFonts w:ascii="Tahoma" w:eastAsia="微软雅黑" w:hAnsi="Tahoma"/>
-          <w:color w:val="A6A6A6" w:themeColor="background1" w:themeShade="A6"/>
-          <w:kern w:val="0"/>
-          <w:sz w:val="22"/>
-        </w:rPr>
-      </w:pPr>
-      <w:r>
-        <w:rPr>
-          <w:rFonts w:ascii="Tahoma" w:eastAsia="微软雅黑" w:hAnsi="Tahoma"/>
-          <w:color w:val="A6A6A6" w:themeColor="background1" w:themeShade="A6"/>
-          <w:kern w:val="0"/>
-          <w:sz w:val="22"/>
-        </w:rPr>
-        <w:tab/>
-        <w:t>5 - DARKEN</w:t>
-      </w:r>
-      <w:r>
-        <w:rPr>
-          <w:rFonts w:ascii="Tahoma" w:eastAsia="微软雅黑" w:hAnsi="Tahoma"/>
-          <w:color w:val="A6A6A6" w:themeColor="background1" w:themeShade="A6"/>
-          <w:kern w:val="0"/>
-          <w:sz w:val="22"/>
-        </w:rPr>
-        <w:tab/>
-      </w:r>
-      <w:r>
-        <w:rPr>
-          <w:rFonts w:ascii="Tahoma" w:eastAsia="微软雅黑" w:hAnsi="Tahoma"/>
-          <w:color w:val="A6A6A6" w:themeColor="background1" w:themeShade="A6"/>
-          <w:kern w:val="0"/>
-          <w:sz w:val="22"/>
-        </w:rPr>
-        <w:tab/>
-      </w:r>
-      <w:r>
-        <w:rPr>
-          <w:rFonts w:ascii="Tahoma" w:eastAsia="微软雅黑" w:hAnsi="Tahoma"/>
-          <w:color w:val="A6A6A6" w:themeColor="background1" w:themeShade="A6"/>
-          <w:kern w:val="0"/>
-          <w:sz w:val="22"/>
-        </w:rPr>
-        <w:tab/>
-      </w:r>
-      <w:r>
-        <w:rPr>
-          <w:rFonts w:ascii="Tahoma" w:eastAsia="微软雅黑" w:hAnsi="Tahoma"/>
-          <w:color w:val="A6A6A6" w:themeColor="background1" w:themeShade="A6"/>
-          <w:kern w:val="0"/>
-          <w:sz w:val="22"/>
-        </w:rPr>
-        <w:t>变暗</w:t>
+          <w:kern w:val="0"/>
+          <w:sz w:val="22"/>
+        </w:rPr>
+      </w:pPr>
+      <w:r>
+        <w:rPr>
+          <w:rFonts w:ascii="Tahoma" w:eastAsia="微软雅黑" w:hAnsi="Tahoma"/>
+          <w:kern w:val="0"/>
+          <w:sz w:val="22"/>
+        </w:rPr>
+        <w:t>后面的渲染模式</w:t>
+      </w:r>
+      <w:r>
+        <w:rPr>
+          <w:rFonts w:ascii="Tahoma" w:eastAsia="微软雅黑" w:hAnsi="Tahoma" w:hint="eastAsia"/>
+          <w:kern w:val="0"/>
+          <w:sz w:val="22"/>
+        </w:rPr>
+        <w:t>已</w:t>
+      </w:r>
+      <w:r>
+        <w:rPr>
+          <w:rFonts w:ascii="Tahoma" w:eastAsia="微软雅黑" w:hAnsi="Tahoma"/>
+          <w:kern w:val="0"/>
+          <w:sz w:val="22"/>
+        </w:rPr>
+        <w:t>被</w:t>
+      </w:r>
+      <w:r>
+        <w:rPr>
+          <w:rFonts w:ascii="Tahoma" w:eastAsia="微软雅黑" w:hAnsi="Tahoma" w:hint="eastAsia"/>
+          <w:kern w:val="0"/>
+          <w:sz w:val="22"/>
+        </w:rPr>
+        <w:t>历史淘汰</w:t>
+      </w:r>
+      <w:r>
+        <w:rPr>
+          <w:rFonts w:ascii="Tahoma" w:eastAsia="微软雅黑" w:hAnsi="Tahoma" w:hint="eastAsia"/>
+          <w:kern w:val="0"/>
+          <w:sz w:val="22"/>
+        </w:rPr>
+        <w:t>（</w:t>
+      </w:r>
+      <w:r>
+        <w:rPr>
+          <w:rFonts w:ascii="Tahoma" w:eastAsia="微软雅黑" w:hAnsi="Tahoma" w:hint="eastAsia"/>
+          <w:kern w:val="0"/>
+          <w:sz w:val="22"/>
+        </w:rPr>
+        <w:t>W</w:t>
+      </w:r>
+      <w:r>
+        <w:rPr>
+          <w:rFonts w:ascii="Tahoma" w:eastAsia="微软雅黑" w:hAnsi="Tahoma"/>
+          <w:kern w:val="0"/>
+          <w:sz w:val="22"/>
+        </w:rPr>
+        <w:t>ebGL</w:t>
+      </w:r>
+      <w:r>
+        <w:rPr>
+          <w:rFonts w:ascii="Tahoma" w:eastAsia="微软雅黑" w:hAnsi="Tahoma" w:hint="eastAsia"/>
+          <w:kern w:val="0"/>
+          <w:sz w:val="22"/>
+        </w:rPr>
+        <w:t>渲染器不</w:t>
+      </w:r>
+      <w:r>
+        <w:rPr>
+          <w:rFonts w:ascii="Tahoma" w:eastAsia="微软雅黑" w:hAnsi="Tahoma" w:hint="eastAsia"/>
+          <w:kern w:val="0"/>
+          <w:sz w:val="22"/>
+        </w:rPr>
+        <w:t>再</w:t>
+      </w:r>
+      <w:r>
+        <w:rPr>
+          <w:rFonts w:ascii="Tahoma" w:eastAsia="微软雅黑" w:hAnsi="Tahoma" w:hint="eastAsia"/>
+          <w:kern w:val="0"/>
+          <w:sz w:val="22"/>
+        </w:rPr>
+        <w:t>支持，也没人用）</w:t>
+      </w:r>
+      <w:r>
+        <w:rPr>
+          <w:rFonts w:ascii="Tahoma" w:eastAsia="微软雅黑" w:hAnsi="Tahoma"/>
+          <w:kern w:val="0"/>
+          <w:sz w:val="22"/>
+        </w:rPr>
+        <w:t>。</w:t>
       </w:r>
     </w:p>
     <w:p>
@@ -1066,43 +1075,43 @@
           <w:sz w:val="22"/>
         </w:rPr>
         <w:tab/>
-        <w:t>6 - LIGHTEN</w:t>
-      </w:r>
-      <w:r>
-        <w:rPr>
-          <w:rFonts w:ascii="Tahoma" w:eastAsia="微软雅黑" w:hAnsi="Tahoma"/>
-          <w:color w:val="A6A6A6" w:themeColor="background1" w:themeShade="A6"/>
-          <w:kern w:val="0"/>
-          <w:sz w:val="22"/>
-        </w:rPr>
-        <w:tab/>
-      </w:r>
-      <w:r>
-        <w:rPr>
-          <w:rFonts w:ascii="Tahoma" w:eastAsia="微软雅黑" w:hAnsi="Tahoma"/>
-          <w:color w:val="A6A6A6" w:themeColor="background1" w:themeShade="A6"/>
-          <w:kern w:val="0"/>
-          <w:sz w:val="22"/>
-        </w:rPr>
-        <w:tab/>
-      </w:r>
-      <w:r>
-        <w:rPr>
-          <w:rFonts w:ascii="Tahoma" w:eastAsia="微软雅黑" w:hAnsi="Tahoma"/>
-          <w:color w:val="A6A6A6" w:themeColor="background1" w:themeShade="A6"/>
-          <w:kern w:val="0"/>
-          <w:sz w:val="22"/>
-        </w:rPr>
-        <w:tab/>
-      </w:r>
-      <w:r>
-        <w:rPr>
-          <w:rFonts w:ascii="Tahoma" w:eastAsia="微软雅黑" w:hAnsi="Tahoma"/>
-          <w:color w:val="A6A6A6" w:themeColor="background1" w:themeShade="A6"/>
-          <w:kern w:val="0"/>
-          <w:sz w:val="22"/>
-        </w:rPr>
-        <w:t>变亮</w:t>
+        <w:t>5 - DARKEN</w:t>
+      </w:r>
+      <w:r>
+        <w:rPr>
+          <w:rFonts w:ascii="Tahoma" w:eastAsia="微软雅黑" w:hAnsi="Tahoma"/>
+          <w:color w:val="A6A6A6" w:themeColor="background1" w:themeShade="A6"/>
+          <w:kern w:val="0"/>
+          <w:sz w:val="22"/>
+        </w:rPr>
+        <w:tab/>
+      </w:r>
+      <w:r>
+        <w:rPr>
+          <w:rFonts w:ascii="Tahoma" w:eastAsia="微软雅黑" w:hAnsi="Tahoma"/>
+          <w:color w:val="A6A6A6" w:themeColor="background1" w:themeShade="A6"/>
+          <w:kern w:val="0"/>
+          <w:sz w:val="22"/>
+        </w:rPr>
+        <w:tab/>
+      </w:r>
+      <w:r>
+        <w:rPr>
+          <w:rFonts w:ascii="Tahoma" w:eastAsia="微软雅黑" w:hAnsi="Tahoma"/>
+          <w:color w:val="A6A6A6" w:themeColor="background1" w:themeShade="A6"/>
+          <w:kern w:val="0"/>
+          <w:sz w:val="22"/>
+        </w:rPr>
+        <w:tab/>
+      </w:r>
+      <w:r>
+        <w:rPr>
+          <w:rFonts w:ascii="Tahoma" w:eastAsia="微软雅黑" w:hAnsi="Tahoma"/>
+          <w:color w:val="A6A6A6" w:themeColor="background1" w:themeShade="A6"/>
+          <w:kern w:val="0"/>
+          <w:sz w:val="22"/>
+        </w:rPr>
+        <w:t>变暗</w:t>
       </w:r>
     </w:p>
     <w:p>
@@ -1125,25 +1134,43 @@
           <w:sz w:val="22"/>
         </w:rPr>
         <w:tab/>
-        <w:t>7 - COLOR_DODGE</w:t>
-      </w:r>
-      <w:r>
-        <w:rPr>
-          <w:rFonts w:ascii="Tahoma" w:eastAsia="微软雅黑" w:hAnsi="Tahoma"/>
-          <w:color w:val="A6A6A6" w:themeColor="background1" w:themeShade="A6"/>
-          <w:kern w:val="0"/>
-          <w:sz w:val="22"/>
-        </w:rPr>
-        <w:tab/>
-      </w:r>
-      <w:r>
-        <w:rPr>
-          <w:rFonts w:ascii="Tahoma" w:eastAsia="微软雅黑" w:hAnsi="Tahoma"/>
-          <w:color w:val="A6A6A6" w:themeColor="background1" w:themeShade="A6"/>
-          <w:kern w:val="0"/>
-          <w:sz w:val="22"/>
-        </w:rPr>
-        <w:t>点光</w:t>
+        <w:t>6 - LIGHTEN</w:t>
+      </w:r>
+      <w:r>
+        <w:rPr>
+          <w:rFonts w:ascii="Tahoma" w:eastAsia="微软雅黑" w:hAnsi="Tahoma"/>
+          <w:color w:val="A6A6A6" w:themeColor="background1" w:themeShade="A6"/>
+          <w:kern w:val="0"/>
+          <w:sz w:val="22"/>
+        </w:rPr>
+        <w:tab/>
+      </w:r>
+      <w:r>
+        <w:rPr>
+          <w:rFonts w:ascii="Tahoma" w:eastAsia="微软雅黑" w:hAnsi="Tahoma"/>
+          <w:color w:val="A6A6A6" w:themeColor="background1" w:themeShade="A6"/>
+          <w:kern w:val="0"/>
+          <w:sz w:val="22"/>
+        </w:rPr>
+        <w:tab/>
+      </w:r>
+      <w:r>
+        <w:rPr>
+          <w:rFonts w:ascii="Tahoma" w:eastAsia="微软雅黑" w:hAnsi="Tahoma"/>
+          <w:color w:val="A6A6A6" w:themeColor="background1" w:themeShade="A6"/>
+          <w:kern w:val="0"/>
+          <w:sz w:val="22"/>
+        </w:rPr>
+        <w:tab/>
+      </w:r>
+      <w:r>
+        <w:rPr>
+          <w:rFonts w:ascii="Tahoma" w:eastAsia="微软雅黑" w:hAnsi="Tahoma"/>
+          <w:color w:val="A6A6A6" w:themeColor="background1" w:themeShade="A6"/>
+          <w:kern w:val="0"/>
+          <w:sz w:val="22"/>
+        </w:rPr>
+        <w:t>变亮</w:t>
       </w:r>
     </w:p>
     <w:p>
@@ -1166,25 +1193,25 @@
           <w:sz w:val="22"/>
         </w:rPr>
         <w:tab/>
-        <w:t>8 - COLOR_BURN</w:t>
-      </w:r>
-      <w:r>
-        <w:rPr>
-          <w:rFonts w:ascii="Tahoma" w:eastAsia="微软雅黑" w:hAnsi="Tahoma"/>
-          <w:color w:val="A6A6A6" w:themeColor="background1" w:themeShade="A6"/>
-          <w:kern w:val="0"/>
-          <w:sz w:val="22"/>
-        </w:rPr>
-        <w:tab/>
-      </w:r>
-      <w:r>
-        <w:rPr>
-          <w:rFonts w:ascii="Tahoma" w:eastAsia="微软雅黑" w:hAnsi="Tahoma"/>
-          <w:color w:val="A6A6A6" w:themeColor="background1" w:themeShade="A6"/>
-          <w:kern w:val="0"/>
-          <w:sz w:val="22"/>
-        </w:rPr>
-        <w:t>线性光</w:t>
+        <w:t>7 - COLOR_DODGE</w:t>
+      </w:r>
+      <w:r>
+        <w:rPr>
+          <w:rFonts w:ascii="Tahoma" w:eastAsia="微软雅黑" w:hAnsi="Tahoma"/>
+          <w:color w:val="A6A6A6" w:themeColor="background1" w:themeShade="A6"/>
+          <w:kern w:val="0"/>
+          <w:sz w:val="22"/>
+        </w:rPr>
+        <w:tab/>
+      </w:r>
+      <w:r>
+        <w:rPr>
+          <w:rFonts w:ascii="Tahoma" w:eastAsia="微软雅黑" w:hAnsi="Tahoma"/>
+          <w:color w:val="A6A6A6" w:themeColor="background1" w:themeShade="A6"/>
+          <w:kern w:val="0"/>
+          <w:sz w:val="22"/>
+        </w:rPr>
+        <w:t>点光</w:t>
       </w:r>
     </w:p>
     <w:p>
@@ -1207,34 +1234,25 @@
           <w:sz w:val="22"/>
         </w:rPr>
         <w:tab/>
-        <w:t>9 - HARD_LIGHT</w:t>
-      </w:r>
-      <w:r>
-        <w:rPr>
-          <w:rFonts w:ascii="Tahoma" w:eastAsia="微软雅黑" w:hAnsi="Tahoma"/>
-          <w:color w:val="A6A6A6" w:themeColor="background1" w:themeShade="A6"/>
-          <w:kern w:val="0"/>
-          <w:sz w:val="22"/>
-        </w:rPr>
-        <w:tab/>
-      </w:r>
-      <w:r>
-        <w:rPr>
-          <w:rFonts w:ascii="Tahoma" w:eastAsia="微软雅黑" w:hAnsi="Tahoma"/>
-          <w:color w:val="A6A6A6" w:themeColor="background1" w:themeShade="A6"/>
-          <w:kern w:val="0"/>
-          <w:sz w:val="22"/>
-        </w:rPr>
-        <w:tab/>
-      </w:r>
-      <w:r>
-        <w:rPr>
-          <w:rFonts w:ascii="Tahoma" w:eastAsia="微软雅黑" w:hAnsi="Tahoma"/>
-          <w:color w:val="A6A6A6" w:themeColor="background1" w:themeShade="A6"/>
-          <w:kern w:val="0"/>
-          <w:sz w:val="22"/>
-        </w:rPr>
-        <w:t>强光</w:t>
+        <w:t>8 - COLOR_BURN</w:t>
+      </w:r>
+      <w:r>
+        <w:rPr>
+          <w:rFonts w:ascii="Tahoma" w:eastAsia="微软雅黑" w:hAnsi="Tahoma"/>
+          <w:color w:val="A6A6A6" w:themeColor="background1" w:themeShade="A6"/>
+          <w:kern w:val="0"/>
+          <w:sz w:val="22"/>
+        </w:rPr>
+        <w:tab/>
+      </w:r>
+      <w:r>
+        <w:rPr>
+          <w:rFonts w:ascii="Tahoma" w:eastAsia="微软雅黑" w:hAnsi="Tahoma"/>
+          <w:color w:val="A6A6A6" w:themeColor="background1" w:themeShade="A6"/>
+          <w:kern w:val="0"/>
+          <w:sz w:val="22"/>
+        </w:rPr>
+        <w:t>线性光</w:t>
       </w:r>
     </w:p>
     <w:p>
@@ -1257,34 +1275,34 @@
           <w:sz w:val="22"/>
         </w:rPr>
         <w:tab/>
-        <w:t>10- SOFT_LIGHT</w:t>
-      </w:r>
-      <w:r>
-        <w:rPr>
-          <w:rFonts w:ascii="Tahoma" w:eastAsia="微软雅黑" w:hAnsi="Tahoma"/>
-          <w:color w:val="A6A6A6" w:themeColor="background1" w:themeShade="A6"/>
-          <w:kern w:val="0"/>
-          <w:sz w:val="22"/>
-        </w:rPr>
-        <w:tab/>
-      </w:r>
-      <w:r>
-        <w:rPr>
-          <w:rFonts w:ascii="Tahoma" w:eastAsia="微软雅黑" w:hAnsi="Tahoma"/>
-          <w:color w:val="A6A6A6" w:themeColor="background1" w:themeShade="A6"/>
-          <w:kern w:val="0"/>
-          <w:sz w:val="22"/>
-        </w:rPr>
-        <w:tab/>
-      </w:r>
-      <w:r>
-        <w:rPr>
-          <w:rFonts w:ascii="Tahoma" w:eastAsia="微软雅黑" w:hAnsi="Tahoma"/>
-          <w:color w:val="A6A6A6" w:themeColor="background1" w:themeShade="A6"/>
-          <w:kern w:val="0"/>
-          <w:sz w:val="22"/>
-        </w:rPr>
-        <w:t>柔光</w:t>
+        <w:t>9 - HARD_LIGHT</w:t>
+      </w:r>
+      <w:r>
+        <w:rPr>
+          <w:rFonts w:ascii="Tahoma" w:eastAsia="微软雅黑" w:hAnsi="Tahoma"/>
+          <w:color w:val="A6A6A6" w:themeColor="background1" w:themeShade="A6"/>
+          <w:kern w:val="0"/>
+          <w:sz w:val="22"/>
+        </w:rPr>
+        <w:tab/>
+      </w:r>
+      <w:r>
+        <w:rPr>
+          <w:rFonts w:ascii="Tahoma" w:eastAsia="微软雅黑" w:hAnsi="Tahoma"/>
+          <w:color w:val="A6A6A6" w:themeColor="background1" w:themeShade="A6"/>
+          <w:kern w:val="0"/>
+          <w:sz w:val="22"/>
+        </w:rPr>
+        <w:tab/>
+      </w:r>
+      <w:r>
+        <w:rPr>
+          <w:rFonts w:ascii="Tahoma" w:eastAsia="微软雅黑" w:hAnsi="Tahoma"/>
+          <w:color w:val="A6A6A6" w:themeColor="background1" w:themeShade="A6"/>
+          <w:kern w:val="0"/>
+          <w:sz w:val="22"/>
+        </w:rPr>
+        <w:t>强光</w:t>
       </w:r>
     </w:p>
     <w:p>
@@ -1307,34 +1325,34 @@
           <w:sz w:val="22"/>
         </w:rPr>
         <w:tab/>
-        <w:t>11- DIFFERENCE</w:t>
-      </w:r>
-      <w:r>
-        <w:rPr>
-          <w:rFonts w:ascii="Tahoma" w:eastAsia="微软雅黑" w:hAnsi="Tahoma"/>
-          <w:color w:val="A6A6A6" w:themeColor="background1" w:themeShade="A6"/>
-          <w:kern w:val="0"/>
-          <w:sz w:val="22"/>
-        </w:rPr>
-        <w:tab/>
-      </w:r>
-      <w:r>
-        <w:rPr>
-          <w:rFonts w:ascii="Tahoma" w:eastAsia="微软雅黑" w:hAnsi="Tahoma"/>
-          <w:color w:val="A6A6A6" w:themeColor="background1" w:themeShade="A6"/>
-          <w:kern w:val="0"/>
-          <w:sz w:val="22"/>
-        </w:rPr>
-        <w:tab/>
-      </w:r>
-      <w:r>
-        <w:rPr>
-          <w:rFonts w:ascii="Tahoma" w:eastAsia="微软雅黑" w:hAnsi="Tahoma"/>
-          <w:color w:val="A6A6A6" w:themeColor="background1" w:themeShade="A6"/>
-          <w:kern w:val="0"/>
-          <w:sz w:val="22"/>
-        </w:rPr>
-        <w:t>差值</w:t>
+        <w:t>10- SOFT_LIGHT</w:t>
+      </w:r>
+      <w:r>
+        <w:rPr>
+          <w:rFonts w:ascii="Tahoma" w:eastAsia="微软雅黑" w:hAnsi="Tahoma"/>
+          <w:color w:val="A6A6A6" w:themeColor="background1" w:themeShade="A6"/>
+          <w:kern w:val="0"/>
+          <w:sz w:val="22"/>
+        </w:rPr>
+        <w:tab/>
+      </w:r>
+      <w:r>
+        <w:rPr>
+          <w:rFonts w:ascii="Tahoma" w:eastAsia="微软雅黑" w:hAnsi="Tahoma"/>
+          <w:color w:val="A6A6A6" w:themeColor="background1" w:themeShade="A6"/>
+          <w:kern w:val="0"/>
+          <w:sz w:val="22"/>
+        </w:rPr>
+        <w:tab/>
+      </w:r>
+      <w:r>
+        <w:rPr>
+          <w:rFonts w:ascii="Tahoma" w:eastAsia="微软雅黑" w:hAnsi="Tahoma"/>
+          <w:color w:val="A6A6A6" w:themeColor="background1" w:themeShade="A6"/>
+          <w:kern w:val="0"/>
+          <w:sz w:val="22"/>
+        </w:rPr>
+        <w:t>柔光</w:t>
       </w:r>
     </w:p>
     <w:p>
@@ -1357,34 +1375,34 @@
           <w:sz w:val="22"/>
         </w:rPr>
         <w:tab/>
-        <w:t>12- EXCLUSION</w:t>
-      </w:r>
-      <w:r>
-        <w:rPr>
-          <w:rFonts w:ascii="Tahoma" w:eastAsia="微软雅黑" w:hAnsi="Tahoma"/>
-          <w:color w:val="A6A6A6" w:themeColor="background1" w:themeShade="A6"/>
-          <w:kern w:val="0"/>
-          <w:sz w:val="22"/>
-        </w:rPr>
-        <w:tab/>
-      </w:r>
-      <w:r>
-        <w:rPr>
-          <w:rFonts w:ascii="Tahoma" w:eastAsia="微软雅黑" w:hAnsi="Tahoma"/>
-          <w:color w:val="A6A6A6" w:themeColor="background1" w:themeShade="A6"/>
-          <w:kern w:val="0"/>
-          <w:sz w:val="22"/>
-        </w:rPr>
-        <w:tab/>
-      </w:r>
-      <w:r>
-        <w:rPr>
-          <w:rFonts w:ascii="Tahoma" w:eastAsia="微软雅黑" w:hAnsi="Tahoma"/>
-          <w:color w:val="A6A6A6" w:themeColor="background1" w:themeShade="A6"/>
-          <w:kern w:val="0"/>
-          <w:sz w:val="22"/>
-        </w:rPr>
-        <w:t>排除</w:t>
+        <w:t>11- DIFFERENCE</w:t>
+      </w:r>
+      <w:r>
+        <w:rPr>
+          <w:rFonts w:ascii="Tahoma" w:eastAsia="微软雅黑" w:hAnsi="Tahoma"/>
+          <w:color w:val="A6A6A6" w:themeColor="background1" w:themeShade="A6"/>
+          <w:kern w:val="0"/>
+          <w:sz w:val="22"/>
+        </w:rPr>
+        <w:tab/>
+      </w:r>
+      <w:r>
+        <w:rPr>
+          <w:rFonts w:ascii="Tahoma" w:eastAsia="微软雅黑" w:hAnsi="Tahoma"/>
+          <w:color w:val="A6A6A6" w:themeColor="background1" w:themeShade="A6"/>
+          <w:kern w:val="0"/>
+          <w:sz w:val="22"/>
+        </w:rPr>
+        <w:tab/>
+      </w:r>
+      <w:r>
+        <w:rPr>
+          <w:rFonts w:ascii="Tahoma" w:eastAsia="微软雅黑" w:hAnsi="Tahoma"/>
+          <w:color w:val="A6A6A6" w:themeColor="background1" w:themeShade="A6"/>
+          <w:kern w:val="0"/>
+          <w:sz w:val="22"/>
+        </w:rPr>
+        <w:t>差值</w:t>
       </w:r>
     </w:p>
     <w:p>
@@ -1407,43 +1425,34 @@
           <w:sz w:val="22"/>
         </w:rPr>
         <w:tab/>
-        <w:t xml:space="preserve">13- HUE   </w:t>
-      </w:r>
-      <w:r>
-        <w:rPr>
-          <w:rFonts w:ascii="Tahoma" w:eastAsia="微软雅黑" w:hAnsi="Tahoma"/>
-          <w:color w:val="A6A6A6" w:themeColor="background1" w:themeShade="A6"/>
-          <w:kern w:val="0"/>
-          <w:sz w:val="22"/>
-        </w:rPr>
-        <w:tab/>
-      </w:r>
-      <w:r>
-        <w:rPr>
-          <w:rFonts w:ascii="Tahoma" w:eastAsia="微软雅黑" w:hAnsi="Tahoma"/>
-          <w:color w:val="A6A6A6" w:themeColor="background1" w:themeShade="A6"/>
-          <w:kern w:val="0"/>
-          <w:sz w:val="22"/>
-        </w:rPr>
-        <w:tab/>
-      </w:r>
-      <w:r>
-        <w:rPr>
-          <w:rFonts w:ascii="Tahoma" w:eastAsia="微软雅黑" w:hAnsi="Tahoma"/>
-          <w:color w:val="A6A6A6" w:themeColor="background1" w:themeShade="A6"/>
-          <w:kern w:val="0"/>
-          <w:sz w:val="22"/>
-        </w:rPr>
-        <w:tab/>
-      </w:r>
-      <w:r>
-        <w:rPr>
-          <w:rFonts w:ascii="Tahoma" w:eastAsia="微软雅黑" w:hAnsi="Tahoma"/>
-          <w:color w:val="A6A6A6" w:themeColor="background1" w:themeShade="A6"/>
-          <w:kern w:val="0"/>
-          <w:sz w:val="22"/>
-        </w:rPr>
-        <w:t>色相</w:t>
+        <w:t>12- EXCLUSION</w:t>
+      </w:r>
+      <w:r>
+        <w:rPr>
+          <w:rFonts w:ascii="Tahoma" w:eastAsia="微软雅黑" w:hAnsi="Tahoma"/>
+          <w:color w:val="A6A6A6" w:themeColor="background1" w:themeShade="A6"/>
+          <w:kern w:val="0"/>
+          <w:sz w:val="22"/>
+        </w:rPr>
+        <w:tab/>
+      </w:r>
+      <w:r>
+        <w:rPr>
+          <w:rFonts w:ascii="Tahoma" w:eastAsia="微软雅黑" w:hAnsi="Tahoma"/>
+          <w:color w:val="A6A6A6" w:themeColor="background1" w:themeShade="A6"/>
+          <w:kern w:val="0"/>
+          <w:sz w:val="22"/>
+        </w:rPr>
+        <w:tab/>
+      </w:r>
+      <w:r>
+        <w:rPr>
+          <w:rFonts w:ascii="Tahoma" w:eastAsia="微软雅黑" w:hAnsi="Tahoma"/>
+          <w:color w:val="A6A6A6" w:themeColor="background1" w:themeShade="A6"/>
+          <w:kern w:val="0"/>
+          <w:sz w:val="22"/>
+        </w:rPr>
+        <w:t>排除</w:t>
       </w:r>
     </w:p>
     <w:p>
@@ -1466,25 +1475,43 @@
           <w:sz w:val="22"/>
         </w:rPr>
         <w:tab/>
-        <w:t>14- SATURATION</w:t>
-      </w:r>
-      <w:r>
-        <w:rPr>
-          <w:rFonts w:ascii="Tahoma" w:eastAsia="微软雅黑" w:hAnsi="Tahoma"/>
-          <w:color w:val="A6A6A6" w:themeColor="background1" w:themeShade="A6"/>
-          <w:kern w:val="0"/>
-          <w:sz w:val="22"/>
-        </w:rPr>
-        <w:tab/>
-      </w:r>
-      <w:r>
-        <w:rPr>
-          <w:rFonts w:ascii="Tahoma" w:eastAsia="微软雅黑" w:hAnsi="Tahoma"/>
-          <w:color w:val="A6A6A6" w:themeColor="background1" w:themeShade="A6"/>
-          <w:kern w:val="0"/>
-          <w:sz w:val="22"/>
-        </w:rPr>
-        <w:t>饱和度</w:t>
+        <w:t xml:space="preserve">13- HUE   </w:t>
+      </w:r>
+      <w:r>
+        <w:rPr>
+          <w:rFonts w:ascii="Tahoma" w:eastAsia="微软雅黑" w:hAnsi="Tahoma"/>
+          <w:color w:val="A6A6A6" w:themeColor="background1" w:themeShade="A6"/>
+          <w:kern w:val="0"/>
+          <w:sz w:val="22"/>
+        </w:rPr>
+        <w:tab/>
+      </w:r>
+      <w:r>
+        <w:rPr>
+          <w:rFonts w:ascii="Tahoma" w:eastAsia="微软雅黑" w:hAnsi="Tahoma"/>
+          <w:color w:val="A6A6A6" w:themeColor="background1" w:themeShade="A6"/>
+          <w:kern w:val="0"/>
+          <w:sz w:val="22"/>
+        </w:rPr>
+        <w:tab/>
+      </w:r>
+      <w:r>
+        <w:rPr>
+          <w:rFonts w:ascii="Tahoma" w:eastAsia="微软雅黑" w:hAnsi="Tahoma"/>
+          <w:color w:val="A6A6A6" w:themeColor="background1" w:themeShade="A6"/>
+          <w:kern w:val="0"/>
+          <w:sz w:val="22"/>
+        </w:rPr>
+        <w:tab/>
+      </w:r>
+      <w:r>
+        <w:rPr>
+          <w:rFonts w:ascii="Tahoma" w:eastAsia="微软雅黑" w:hAnsi="Tahoma"/>
+          <w:color w:val="A6A6A6" w:themeColor="background1" w:themeShade="A6"/>
+          <w:kern w:val="0"/>
+          <w:sz w:val="22"/>
+        </w:rPr>
+        <w:t>色相</w:t>
       </w:r>
     </w:p>
     <w:p>
@@ -1507,43 +1534,25 @@
           <w:sz w:val="22"/>
         </w:rPr>
         <w:tab/>
-        <w:t xml:space="preserve">15- COLOR </w:t>
-      </w:r>
-      <w:r>
-        <w:rPr>
-          <w:rFonts w:ascii="Tahoma" w:eastAsia="微软雅黑" w:hAnsi="Tahoma"/>
-          <w:color w:val="A6A6A6" w:themeColor="background1" w:themeShade="A6"/>
-          <w:kern w:val="0"/>
-          <w:sz w:val="22"/>
-        </w:rPr>
-        <w:tab/>
-      </w:r>
-      <w:r>
-        <w:rPr>
-          <w:rFonts w:ascii="Tahoma" w:eastAsia="微软雅黑" w:hAnsi="Tahoma"/>
-          <w:color w:val="A6A6A6" w:themeColor="background1" w:themeShade="A6"/>
-          <w:kern w:val="0"/>
-          <w:sz w:val="22"/>
-        </w:rPr>
-        <w:tab/>
-      </w:r>
-      <w:r>
-        <w:rPr>
-          <w:rFonts w:ascii="Tahoma" w:eastAsia="微软雅黑" w:hAnsi="Tahoma"/>
-          <w:color w:val="A6A6A6" w:themeColor="background1" w:themeShade="A6"/>
-          <w:kern w:val="0"/>
-          <w:sz w:val="22"/>
-        </w:rPr>
-        <w:tab/>
-      </w:r>
-      <w:r>
-        <w:rPr>
-          <w:rFonts w:ascii="Tahoma" w:eastAsia="微软雅黑" w:hAnsi="Tahoma"/>
-          <w:color w:val="A6A6A6" w:themeColor="background1" w:themeShade="A6"/>
-          <w:kern w:val="0"/>
-          <w:sz w:val="22"/>
-        </w:rPr>
-        <w:t>颜色</w:t>
+        <w:t>14- SATURATION</w:t>
+      </w:r>
+      <w:r>
+        <w:rPr>
+          <w:rFonts w:ascii="Tahoma" w:eastAsia="微软雅黑" w:hAnsi="Tahoma"/>
+          <w:color w:val="A6A6A6" w:themeColor="background1" w:themeShade="A6"/>
+          <w:kern w:val="0"/>
+          <w:sz w:val="22"/>
+        </w:rPr>
+        <w:tab/>
+      </w:r>
+      <w:r>
+        <w:rPr>
+          <w:rFonts w:ascii="Tahoma" w:eastAsia="微软雅黑" w:hAnsi="Tahoma"/>
+          <w:color w:val="A6A6A6" w:themeColor="background1" w:themeShade="A6"/>
+          <w:kern w:val="0"/>
+          <w:sz w:val="22"/>
+        </w:rPr>
+        <w:t>饱和度</w:t>
       </w:r>
     </w:p>
     <w:p>
@@ -1566,85 +1575,43 @@
           <w:sz w:val="22"/>
         </w:rPr>
         <w:tab/>
-        <w:t>16- LUMINOSITY</w:t>
-      </w:r>
-      <w:r>
-        <w:rPr>
-          <w:rFonts w:ascii="Tahoma" w:eastAsia="微软雅黑" w:hAnsi="Tahoma"/>
-          <w:color w:val="A6A6A6" w:themeColor="background1" w:themeShade="A6"/>
-          <w:kern w:val="0"/>
-          <w:sz w:val="22"/>
-        </w:rPr>
-        <w:tab/>
-      </w:r>
-      <w:r>
-        <w:rPr>
-          <w:rFonts w:ascii="Tahoma" w:eastAsia="微软雅黑" w:hAnsi="Tahoma"/>
-          <w:color w:val="A6A6A6" w:themeColor="background1" w:themeShade="A6"/>
-          <w:kern w:val="0"/>
-          <w:sz w:val="22"/>
-        </w:rPr>
-        <w:tab/>
-      </w:r>
-      <w:r>
-        <w:rPr>
-          <w:rFonts w:ascii="Tahoma" w:eastAsia="微软雅黑" w:hAnsi="Tahoma"/>
-          <w:color w:val="A6A6A6" w:themeColor="background1" w:themeShade="A6"/>
-          <w:kern w:val="0"/>
-          <w:sz w:val="22"/>
-        </w:rPr>
-        <w:t>明度</w:t>
-      </w:r>
-    </w:p>
-    <w:p>
-      <w:pPr>
-        <w:widowControl/>
-        <w:jc w:val="left"/>
-        <w:rPr>
-          <w:rFonts w:ascii="Tahoma" w:eastAsia="微软雅黑" w:hAnsi="Tahoma"/>
-          <w:color w:val="A6A6A6" w:themeColor="background1" w:themeShade="A6"/>
-          <w:kern w:val="0"/>
-          <w:sz w:val="22"/>
-        </w:rPr>
-      </w:pPr>
-      <w:r>
-        <w:rPr>
-          <w:rFonts w:ascii="Tahoma" w:eastAsia="微软雅黑" w:hAnsi="Tahoma"/>
-          <w:color w:val="A6A6A6" w:themeColor="background1" w:themeShade="A6"/>
-          <w:kern w:val="0"/>
-          <w:sz w:val="22"/>
-        </w:rPr>
-        <w:br w:type="page"/>
-      </w:r>
-    </w:p>
-    <w:p>
-      <w:pPr>
-        <w:pStyle w:val="2"/>
-      </w:pPr>
-      <w:r>
-        <w:rPr>
-          <w:rFonts w:hint="eastAsia"/>
-        </w:rPr>
-        <w:lastRenderedPageBreak/>
-        <w:t>混合模式</w:t>
-      </w:r>
-    </w:p>
-    <w:p>
-      <w:pPr>
-        <w:pStyle w:val="3"/>
-        <w:spacing w:before="240" w:after="120" w:line="415" w:lineRule="auto"/>
-        <w:rPr>
-          <w:sz w:val="28"/>
-        </w:rPr>
-      </w:pPr>
-      <w:bookmarkStart w:id="0" w:name="_混合模式效果"/>
-      <w:bookmarkEnd w:id="0"/>
-      <w:r>
-        <w:rPr>
-          <w:rFonts w:hint="eastAsia"/>
-          <w:sz w:val="28"/>
-        </w:rPr>
-        <w:t>混合模式效果</w:t>
+        <w:t xml:space="preserve">15- COLOR </w:t>
+      </w:r>
+      <w:r>
+        <w:rPr>
+          <w:rFonts w:ascii="Tahoma" w:eastAsia="微软雅黑" w:hAnsi="Tahoma"/>
+          <w:color w:val="A6A6A6" w:themeColor="background1" w:themeShade="A6"/>
+          <w:kern w:val="0"/>
+          <w:sz w:val="22"/>
+        </w:rPr>
+        <w:tab/>
+      </w:r>
+      <w:r>
+        <w:rPr>
+          <w:rFonts w:ascii="Tahoma" w:eastAsia="微软雅黑" w:hAnsi="Tahoma"/>
+          <w:color w:val="A6A6A6" w:themeColor="background1" w:themeShade="A6"/>
+          <w:kern w:val="0"/>
+          <w:sz w:val="22"/>
+        </w:rPr>
+        <w:tab/>
+      </w:r>
+      <w:r>
+        <w:rPr>
+          <w:rFonts w:ascii="Tahoma" w:eastAsia="微软雅黑" w:hAnsi="Tahoma"/>
+          <w:color w:val="A6A6A6" w:themeColor="background1" w:themeShade="A6"/>
+          <w:kern w:val="0"/>
+          <w:sz w:val="22"/>
+        </w:rPr>
+        <w:tab/>
+      </w:r>
+      <w:r>
+        <w:rPr>
+          <w:rFonts w:ascii="Tahoma" w:eastAsia="微软雅黑" w:hAnsi="Tahoma"/>
+          <w:color w:val="A6A6A6" w:themeColor="background1" w:themeShade="A6"/>
+          <w:kern w:val="0"/>
+          <w:sz w:val="22"/>
+        </w:rPr>
+        <w:t>颜色</w:t>
       </w:r>
     </w:p>
     <w:p>
@@ -1654,6 +1621,110 @@
         <w:jc w:val="left"/>
         <w:rPr>
           <w:rFonts w:ascii="Tahoma" w:eastAsia="微软雅黑" w:hAnsi="Tahoma"/>
+          <w:color w:val="A6A6A6" w:themeColor="background1" w:themeShade="A6"/>
+          <w:kern w:val="0"/>
+          <w:sz w:val="22"/>
+        </w:rPr>
+      </w:pPr>
+      <w:r>
+        <w:rPr>
+          <w:rFonts w:ascii="Tahoma" w:eastAsia="微软雅黑" w:hAnsi="Tahoma"/>
+          <w:color w:val="A6A6A6" w:themeColor="background1" w:themeShade="A6"/>
+          <w:kern w:val="0"/>
+          <w:sz w:val="22"/>
+        </w:rPr>
+        <w:tab/>
+        <w:t>16- LUMINOSITY</w:t>
+      </w:r>
+      <w:r>
+        <w:rPr>
+          <w:rFonts w:ascii="Tahoma" w:eastAsia="微软雅黑" w:hAnsi="Tahoma"/>
+          <w:color w:val="A6A6A6" w:themeColor="background1" w:themeShade="A6"/>
+          <w:kern w:val="0"/>
+          <w:sz w:val="22"/>
+        </w:rPr>
+        <w:tab/>
+      </w:r>
+      <w:r>
+        <w:rPr>
+          <w:rFonts w:ascii="Tahoma" w:eastAsia="微软雅黑" w:hAnsi="Tahoma"/>
+          <w:color w:val="A6A6A6" w:themeColor="background1" w:themeShade="A6"/>
+          <w:kern w:val="0"/>
+          <w:sz w:val="22"/>
+        </w:rPr>
+        <w:tab/>
+      </w:r>
+      <w:r>
+        <w:rPr>
+          <w:rFonts w:ascii="Tahoma" w:eastAsia="微软雅黑" w:hAnsi="Tahoma"/>
+          <w:color w:val="A6A6A6" w:themeColor="background1" w:themeShade="A6"/>
+          <w:kern w:val="0"/>
+          <w:sz w:val="22"/>
+        </w:rPr>
+        <w:t>明度</w:t>
+      </w:r>
+    </w:p>
+    <w:p>
+      <w:pPr>
+        <w:widowControl/>
+        <w:jc w:val="left"/>
+        <w:rPr>
+          <w:rFonts w:ascii="Tahoma" w:eastAsia="微软雅黑" w:hAnsi="Tahoma"/>
+          <w:color w:val="A6A6A6" w:themeColor="background1" w:themeShade="A6"/>
+          <w:kern w:val="0"/>
+          <w:sz w:val="22"/>
+        </w:rPr>
+      </w:pPr>
+      <w:r>
+        <w:rPr>
+          <w:rFonts w:ascii="Tahoma" w:eastAsia="微软雅黑" w:hAnsi="Tahoma"/>
+          <w:color w:val="A6A6A6" w:themeColor="background1" w:themeShade="A6"/>
+          <w:kern w:val="0"/>
+          <w:sz w:val="22"/>
+        </w:rPr>
+        <w:br w:type="page"/>
+      </w:r>
+    </w:p>
+    <w:p>
+      <w:pPr>
+        <w:pStyle w:val="2"/>
+        <w:rPr>
+          <w:rFonts w:hint="eastAsia"/>
+        </w:rPr>
+      </w:pPr>
+      <w:r>
+        <w:rPr>
+          <w:rFonts w:hint="eastAsia"/>
+        </w:rPr>
+        <w:lastRenderedPageBreak/>
+        <w:t>混合模式</w:t>
+      </w:r>
+    </w:p>
+    <w:p>
+      <w:pPr>
+        <w:pStyle w:val="3"/>
+        <w:spacing w:before="240" w:after="120" w:line="415" w:lineRule="auto"/>
+        <w:rPr>
+          <w:rFonts w:hint="eastAsia"/>
+          <w:sz w:val="28"/>
+        </w:rPr>
+      </w:pPr>
+      <w:bookmarkStart w:id="0" w:name="_混合模式效果"/>
+      <w:bookmarkEnd w:id="0"/>
+      <w:r>
+        <w:rPr>
+          <w:rFonts w:hint="eastAsia"/>
+          <w:sz w:val="28"/>
+        </w:rPr>
+        <w:t>混合模式效果</w:t>
+      </w:r>
+    </w:p>
+    <w:p>
+      <w:pPr>
+        <w:widowControl/>
+        <w:jc w:val="left"/>
+        <w:rPr>
+          <w:rFonts w:ascii="Tahoma" w:eastAsia="微软雅黑" w:hAnsi="Tahoma"/>
           <w:kern w:val="0"/>
           <w:sz w:val="22"/>
         </w:rPr>
@@ -1698,12 +1769,443 @@
           <w:sz w:val="22"/>
         </w:rPr>
         <w:t>有对应的混合模式介绍，使用下面两种图片：</w:t>
+      </w:r>
+    </w:p>
+    <w:tbl>
+      <w:tblPr>
+        <w:tblStyle w:val="af"/>
+        <w:tblW w:w="0" w:type="auto"/>
+        <w:tblBorders>
+          <w:top w:val="none" w:sz="0" w:space="0" w:color="auto"/>
+          <w:left w:val="none" w:sz="0" w:space="0" w:color="auto"/>
+          <w:bottom w:val="none" w:sz="0" w:space="0" w:color="auto"/>
+          <w:right w:val="none" w:sz="0" w:space="0" w:color="auto"/>
+          <w:insideH w:val="none" w:sz="0" w:space="0" w:color="auto"/>
+          <w:insideV w:val="none" w:sz="0" w:space="0" w:color="auto"/>
+        </w:tblBorders>
+        <w:shd w:val="clear" w:color="auto" w:fill="DEEAF6" w:themeFill="accent1" w:themeFillTint="33"/>
+        <w:tblLook w:val="04A0" w:firstRow="1" w:lastRow="0" w:firstColumn="1" w:lastColumn="0" w:noHBand="0" w:noVBand="1"/>
+      </w:tblPr>
+      <w:tblGrid>
+        <w:gridCol w:w="4261"/>
+        <w:gridCol w:w="4261"/>
+      </w:tblGrid>
+      <w:tr>
+        <w:tc>
+          <w:tcPr>
+            <w:tcW w:w="4261" w:type="dxa"/>
+            <w:shd w:val="clear" w:color="auto" w:fill="DEEAF6" w:themeFill="accent1" w:themeFillTint="33"/>
+          </w:tcPr>
+          <w:p>
+            <w:pPr>
+              <w:widowControl/>
+              <w:snapToGrid w:val="0"/>
+              <w:jc w:val="center"/>
+              <w:rPr>
+                <w:rFonts w:ascii="Tahoma" w:eastAsia="微软雅黑" w:hAnsi="Tahoma" w:hint="eastAsia"/>
+                <w:kern w:val="0"/>
+                <w:sz w:val="22"/>
+              </w:rPr>
+            </w:pPr>
+            <w:r>
+              <w:rPr>
+                <w:noProof/>
+              </w:rPr>
+              <w:drawing>
+                <wp:inline distT="0" distB="0" distL="0" distR="0" wp14:anchorId="3EA03AE1" wp14:editId="5CD04C49">
+                  <wp:extent cx="1333500" cy="1333500"/>
+                  <wp:effectExtent l="0" t="0" r="0" b="0"/>
+                  <wp:docPr id="865486763" name="图片 3"/>
+                  <wp:cNvGraphicFramePr>
+                    <a:graphicFrameLocks xmlns:a="http://schemas.openxmlformats.org/drawingml/2006/main" noChangeAspect="1"/>
+                  </wp:cNvGraphicFramePr>
+                  <a:graphic xmlns:a="http://schemas.openxmlformats.org/drawingml/2006/main">
+                    <a:graphicData uri="http://schemas.openxmlformats.org/drawingml/2006/picture">
+                      <pic:pic xmlns:pic="http://schemas.openxmlformats.org/drawingml/2006/picture">
+                        <pic:nvPicPr>
+                          <pic:cNvPr id="0" name="Picture 5"/>
+                          <pic:cNvPicPr>
+                            <a:picLocks noChangeAspect="1" noChangeArrowheads="1"/>
+                          </pic:cNvPicPr>
+                        </pic:nvPicPr>
+                        <pic:blipFill>
+                          <a:blip r:embed="rId8">
+                            <a:extLst>
+                              <a:ext uri="{28A0092B-C50C-407E-A947-70E740481C1C}">
+                                <a14:useLocalDpi xmlns:a14="http://schemas.microsoft.com/office/drawing/2010/main" val="0"/>
+                              </a:ext>
+                            </a:extLst>
+                          </a:blip>
+                          <a:srcRect/>
+                          <a:stretch>
+                            <a:fillRect/>
+                          </a:stretch>
+                        </pic:blipFill>
+                        <pic:spPr bwMode="auto">
+                          <a:xfrm>
+                            <a:off x="0" y="0"/>
+                            <a:ext cx="1333500" cy="1333500"/>
+                          </a:xfrm>
+                          <a:prstGeom prst="rect">
+                            <a:avLst/>
+                          </a:prstGeom>
+                          <a:noFill/>
+                          <a:ln>
+                            <a:noFill/>
+                          </a:ln>
+                        </pic:spPr>
+                      </pic:pic>
+                    </a:graphicData>
+                  </a:graphic>
+                </wp:inline>
+              </w:drawing>
+            </w:r>
+          </w:p>
+        </w:tc>
+        <w:tc>
+          <w:tcPr>
+            <w:tcW w:w="4261" w:type="dxa"/>
+            <w:shd w:val="clear" w:color="auto" w:fill="DEEAF6" w:themeFill="accent1" w:themeFillTint="33"/>
+          </w:tcPr>
+          <w:p>
+            <w:pPr>
+              <w:widowControl/>
+              <w:snapToGrid w:val="0"/>
+              <w:jc w:val="center"/>
+              <w:rPr>
+                <w:rFonts w:ascii="Tahoma" w:eastAsia="微软雅黑" w:hAnsi="Tahoma" w:hint="eastAsia"/>
+                <w:kern w:val="0"/>
+                <w:sz w:val="22"/>
+              </w:rPr>
+            </w:pPr>
+            <w:r>
+              <w:rPr>
+                <w:noProof/>
+              </w:rPr>
+              <w:drawing>
+                <wp:inline distT="0" distB="0" distL="0" distR="0" wp14:anchorId="3389DF27" wp14:editId="04CABFDD">
+                  <wp:extent cx="1333500" cy="1333500"/>
+                  <wp:effectExtent l="0" t="0" r="0" b="0"/>
+                  <wp:docPr id="123992968" name="图片 4"/>
+                  <wp:cNvGraphicFramePr>
+                    <a:graphicFrameLocks xmlns:a="http://schemas.openxmlformats.org/drawingml/2006/main" noChangeAspect="1"/>
+                  </wp:cNvGraphicFramePr>
+                  <a:graphic xmlns:a="http://schemas.openxmlformats.org/drawingml/2006/main">
+                    <a:graphicData uri="http://schemas.openxmlformats.org/drawingml/2006/picture">
+                      <pic:pic xmlns:pic="http://schemas.openxmlformats.org/drawingml/2006/picture">
+                        <pic:nvPicPr>
+                          <pic:cNvPr id="0" name="Picture 7"/>
+                          <pic:cNvPicPr>
+                            <a:picLocks noChangeAspect="1" noChangeArrowheads="1"/>
+                          </pic:cNvPicPr>
+                        </pic:nvPicPr>
+                        <pic:blipFill>
+                          <a:blip r:embed="rId9">
+                            <a:extLst>
+                              <a:ext uri="{28A0092B-C50C-407E-A947-70E740481C1C}">
+                                <a14:useLocalDpi xmlns:a14="http://schemas.microsoft.com/office/drawing/2010/main" val="0"/>
+                              </a:ext>
+                            </a:extLst>
+                          </a:blip>
+                          <a:srcRect/>
+                          <a:stretch>
+                            <a:fillRect/>
+                          </a:stretch>
+                        </pic:blipFill>
+                        <pic:spPr bwMode="auto">
+                          <a:xfrm>
+                            <a:off x="0" y="0"/>
+                            <a:ext cx="1333500" cy="1333500"/>
+                          </a:xfrm>
+                          <a:prstGeom prst="rect">
+                            <a:avLst/>
+                          </a:prstGeom>
+                          <a:noFill/>
+                          <a:ln>
+                            <a:noFill/>
+                          </a:ln>
+                        </pic:spPr>
+                      </pic:pic>
+                    </a:graphicData>
+                  </a:graphic>
+                </wp:inline>
+              </w:drawing>
+            </w:r>
+          </w:p>
+        </w:tc>
+      </w:tr>
+      <w:tr>
+        <w:tc>
+          <w:tcPr>
+            <w:tcW w:w="4261" w:type="dxa"/>
+            <w:shd w:val="clear" w:color="auto" w:fill="DEEAF6" w:themeFill="accent1" w:themeFillTint="33"/>
+          </w:tcPr>
+          <w:p>
+            <w:pPr>
+              <w:widowControl/>
+              <w:jc w:val="center"/>
+              <w:rPr>
+                <w:rFonts w:ascii="Tahoma" w:eastAsia="微软雅黑" w:hAnsi="Tahoma" w:hint="eastAsia"/>
+                <w:kern w:val="0"/>
+                <w:sz w:val="22"/>
+              </w:rPr>
+            </w:pPr>
+            <w:r>
+              <w:rPr>
+                <w:rFonts w:ascii="Tahoma" w:eastAsia="微软雅黑" w:hAnsi="Tahoma" w:hint="eastAsia"/>
+                <w:kern w:val="0"/>
+                <w:sz w:val="22"/>
+              </w:rPr>
+              <w:t>红绿蓝黑白</w:t>
+            </w:r>
+            <w:r>
+              <w:rPr>
+                <w:rFonts w:ascii="Tahoma" w:eastAsia="微软雅黑" w:hAnsi="Tahoma" w:hint="eastAsia"/>
+                <w:kern w:val="0"/>
+                <w:sz w:val="22"/>
+              </w:rPr>
+              <w:t>-</w:t>
+            </w:r>
+            <w:r>
+              <w:rPr>
+                <w:rFonts w:ascii="Tahoma" w:eastAsia="微软雅黑" w:hAnsi="Tahoma" w:hint="eastAsia"/>
+                <w:kern w:val="0"/>
+                <w:sz w:val="22"/>
+              </w:rPr>
+              <w:t>纯色</w:t>
+            </w:r>
+          </w:p>
+        </w:tc>
+        <w:tc>
+          <w:tcPr>
+            <w:tcW w:w="4261" w:type="dxa"/>
+            <w:shd w:val="clear" w:color="auto" w:fill="DEEAF6" w:themeFill="accent1" w:themeFillTint="33"/>
+          </w:tcPr>
+          <w:p>
+            <w:pPr>
+              <w:widowControl/>
+              <w:jc w:val="center"/>
+              <w:rPr>
+                <w:rFonts w:ascii="Tahoma" w:eastAsia="微软雅黑" w:hAnsi="Tahoma" w:hint="eastAsia"/>
+                <w:kern w:val="0"/>
+                <w:sz w:val="22"/>
+              </w:rPr>
+            </w:pPr>
+            <w:r>
+              <w:rPr>
+                <w:rFonts w:ascii="Tahoma" w:eastAsia="微软雅黑" w:hAnsi="Tahoma" w:hint="eastAsia"/>
+                <w:kern w:val="0"/>
+                <w:sz w:val="22"/>
+              </w:rPr>
+              <w:t>红绿蓝黑白</w:t>
+            </w:r>
+            <w:r>
+              <w:rPr>
+                <w:rFonts w:ascii="Tahoma" w:eastAsia="微软雅黑" w:hAnsi="Tahoma" w:hint="eastAsia"/>
+                <w:kern w:val="0"/>
+                <w:sz w:val="22"/>
+              </w:rPr>
+              <w:t>-</w:t>
+            </w:r>
+            <w:r>
+              <w:rPr>
+                <w:rFonts w:ascii="Tahoma" w:eastAsia="微软雅黑" w:hAnsi="Tahoma" w:hint="eastAsia"/>
+                <w:kern w:val="0"/>
+                <w:sz w:val="22"/>
+              </w:rPr>
+              <w:t>低饱和度</w:t>
+            </w:r>
+          </w:p>
+        </w:tc>
+      </w:tr>
+    </w:tbl>
+    <w:p>
+      <w:pPr>
+        <w:widowControl/>
+        <w:jc w:val="left"/>
+        <w:rPr>
+          <w:rFonts w:ascii="Tahoma" w:eastAsia="微软雅黑" w:hAnsi="Tahoma"/>
+          <w:kern w:val="0"/>
+          <w:sz w:val="22"/>
+        </w:rPr>
+      </w:pPr>
+      <w:r>
+        <w:rPr>
+          <w:rFonts w:ascii="Tahoma" w:eastAsia="微软雅黑" w:hAnsi="Tahoma" w:hint="eastAsia"/>
+          <w:kern w:val="0"/>
+          <w:sz w:val="22"/>
+        </w:rPr>
+        <w:t>根据混合模式，图片</w:t>
+      </w:r>
+      <w:r>
+        <w:rPr>
+          <w:rFonts w:ascii="Tahoma" w:eastAsia="微软雅黑" w:hAnsi="Tahoma" w:hint="eastAsia"/>
+          <w:kern w:val="0"/>
+          <w:sz w:val="22"/>
+        </w:rPr>
+        <w:t>从左往右分别对应了：</w:t>
       </w:r>
     </w:p>
     <w:p>
       <w:pPr>
         <w:widowControl/>
         <w:snapToGrid w:val="0"/>
+        <w:jc w:val="left"/>
+        <w:rPr>
+          <w:rFonts w:ascii="Tahoma" w:eastAsia="微软雅黑" w:hAnsi="Tahoma"/>
+          <w:kern w:val="0"/>
+          <w:sz w:val="22"/>
+        </w:rPr>
+      </w:pPr>
+      <w:r>
+        <w:rPr>
+          <w:rFonts w:ascii="Tahoma" w:eastAsia="微软雅黑" w:hAnsi="Tahoma"/>
+          <w:kern w:val="0"/>
+          <w:sz w:val="22"/>
+        </w:rPr>
+        <w:tab/>
+        <w:t>0-</w:t>
+      </w:r>
+      <w:r>
+        <w:rPr>
+          <w:rFonts w:ascii="Tahoma" w:eastAsia="微软雅黑" w:hAnsi="Tahoma"/>
+          <w:kern w:val="0"/>
+          <w:sz w:val="22"/>
+        </w:rPr>
+        <w:t>正常</w:t>
+      </w:r>
+      <w:r>
+        <w:rPr>
+          <w:rFonts w:ascii="Tahoma" w:eastAsia="微软雅黑" w:hAnsi="Tahoma" w:hint="eastAsia"/>
+          <w:kern w:val="0"/>
+          <w:sz w:val="22"/>
+        </w:rPr>
+        <w:t>、</w:t>
+      </w:r>
+      <w:r>
+        <w:rPr>
+          <w:rFonts w:ascii="Tahoma" w:eastAsia="微软雅黑" w:hAnsi="Tahoma"/>
+          <w:kern w:val="0"/>
+          <w:sz w:val="22"/>
+        </w:rPr>
+        <w:t>1-</w:t>
+      </w:r>
+      <w:r>
+        <w:rPr>
+          <w:rFonts w:ascii="Tahoma" w:eastAsia="微软雅黑" w:hAnsi="Tahoma" w:hint="eastAsia"/>
+          <w:kern w:val="0"/>
+          <w:sz w:val="22"/>
+        </w:rPr>
+        <w:t>变亮</w:t>
+      </w:r>
+      <w:r>
+        <w:rPr>
+          <w:rFonts w:ascii="Tahoma" w:eastAsia="微软雅黑" w:hAnsi="Tahoma" w:hint="eastAsia"/>
+          <w:kern w:val="0"/>
+          <w:sz w:val="22"/>
+        </w:rPr>
+        <w:t>、</w:t>
+      </w:r>
+      <w:r>
+        <w:rPr>
+          <w:rFonts w:ascii="Tahoma" w:eastAsia="微软雅黑" w:hAnsi="Tahoma"/>
+          <w:kern w:val="0"/>
+          <w:sz w:val="22"/>
+        </w:rPr>
+        <w:t>2-</w:t>
+      </w:r>
+      <w:r>
+        <w:rPr>
+          <w:rFonts w:ascii="Tahoma" w:eastAsia="微软雅黑" w:hAnsi="Tahoma"/>
+          <w:kern w:val="0"/>
+          <w:sz w:val="22"/>
+        </w:rPr>
+        <w:t>实色混合</w:t>
+      </w:r>
+      <w:r>
+        <w:rPr>
+          <w:rFonts w:ascii="Tahoma" w:eastAsia="微软雅黑" w:hAnsi="Tahoma" w:hint="eastAsia"/>
+          <w:kern w:val="0"/>
+          <w:sz w:val="22"/>
+        </w:rPr>
+        <w:t>(</w:t>
+      </w:r>
+      <w:r>
+        <w:rPr>
+          <w:rFonts w:ascii="Tahoma" w:eastAsia="微软雅黑" w:hAnsi="Tahoma" w:hint="eastAsia"/>
+          <w:kern w:val="0"/>
+          <w:sz w:val="22"/>
+        </w:rPr>
+        <w:t>正片叠底</w:t>
+      </w:r>
+      <w:r>
+        <w:rPr>
+          <w:rFonts w:ascii="Tahoma" w:eastAsia="微软雅黑" w:hAnsi="Tahoma"/>
+          <w:kern w:val="0"/>
+          <w:sz w:val="22"/>
+        </w:rPr>
+        <w:t>)</w:t>
+      </w:r>
+      <w:r>
+        <w:rPr>
+          <w:rFonts w:ascii="Tahoma" w:eastAsia="微软雅黑" w:hAnsi="Tahoma" w:hint="eastAsia"/>
+          <w:kern w:val="0"/>
+          <w:sz w:val="22"/>
+        </w:rPr>
+        <w:t>、</w:t>
+      </w:r>
+      <w:r>
+        <w:rPr>
+          <w:rFonts w:ascii="Tahoma" w:eastAsia="微软雅黑" w:hAnsi="Tahoma"/>
+          <w:kern w:val="0"/>
+          <w:sz w:val="22"/>
+        </w:rPr>
+        <w:t>3-</w:t>
+      </w:r>
+      <w:r>
+        <w:rPr>
+          <w:rFonts w:ascii="Tahoma" w:eastAsia="微软雅黑" w:hAnsi="Tahoma"/>
+          <w:kern w:val="0"/>
+          <w:sz w:val="22"/>
+        </w:rPr>
+        <w:t>浅色</w:t>
+      </w:r>
+      <w:r>
+        <w:rPr>
+          <w:rFonts w:ascii="Tahoma" w:eastAsia="微软雅黑" w:hAnsi="Tahoma" w:hint="eastAsia"/>
+          <w:kern w:val="0"/>
+          <w:sz w:val="22"/>
+        </w:rPr>
+        <w:t>、</w:t>
+      </w:r>
+      <w:r>
+        <w:rPr>
+          <w:rFonts w:ascii="Tahoma" w:eastAsia="微软雅黑" w:hAnsi="Tahoma"/>
+          <w:kern w:val="0"/>
+          <w:sz w:val="22"/>
+        </w:rPr>
+        <w:t>4</w:t>
+      </w:r>
+      <w:r>
+        <w:rPr>
+          <w:rFonts w:ascii="Tahoma" w:eastAsia="微软雅黑" w:hAnsi="Tahoma"/>
+          <w:kern w:val="0"/>
+          <w:sz w:val="22"/>
+        </w:rPr>
+        <w:t>-</w:t>
+      </w:r>
+      <w:r>
+        <w:rPr>
+          <w:rFonts w:ascii="Tahoma" w:eastAsia="微软雅黑" w:hAnsi="Tahoma"/>
+          <w:kern w:val="0"/>
+          <w:sz w:val="22"/>
+        </w:rPr>
+        <w:t>叠加</w:t>
+      </w:r>
+    </w:p>
+    <w:p>
+      <w:pPr>
+        <w:widowControl/>
         <w:jc w:val="center"/>
         <w:rPr>
           <w:rFonts w:ascii="Tahoma" w:eastAsia="微软雅黑" w:hAnsi="Tahoma"/>
@@ -1713,169 +2215,13 @@
       </w:pPr>
       <w:r>
         <w:rPr>
-          <w:rFonts w:ascii="Tahoma" w:eastAsia="微软雅黑" w:hAnsi="Tahoma" w:hint="eastAsia"/>
-          <w:kern w:val="0"/>
-          <w:sz w:val="22"/>
-        </w:rPr>
-        <w:t>红绿蓝黑白</w:t>
-      </w:r>
-      <w:r>
-        <w:rPr>
-          <w:rFonts w:ascii="Tahoma" w:eastAsia="微软雅黑" w:hAnsi="Tahoma" w:hint="eastAsia"/>
-          <w:kern w:val="0"/>
-          <w:sz w:val="22"/>
-        </w:rPr>
-        <w:t>-</w:t>
-      </w:r>
-      <w:r>
-        <w:rPr>
-          <w:rFonts w:ascii="Tahoma" w:eastAsia="微软雅黑" w:hAnsi="Tahoma" w:hint="eastAsia"/>
-          <w:kern w:val="0"/>
-          <w:sz w:val="22"/>
-        </w:rPr>
-        <w:t>纯色</w:t>
-      </w:r>
-      <w:r>
-        <w:rPr>
-          <w:rFonts w:ascii="Tahoma" w:eastAsia="微软雅黑" w:hAnsi="Tahoma" w:hint="eastAsia"/>
-          <w:kern w:val="0"/>
-          <w:sz w:val="22"/>
-        </w:rPr>
-        <w:t xml:space="preserve"> </w:t>
-      </w:r>
-      <w:r>
-        <w:rPr>
-          <w:rFonts w:ascii="Tahoma" w:eastAsia="微软雅黑" w:hAnsi="Tahoma" w:hint="eastAsia"/>
-          <w:kern w:val="0"/>
-          <w:sz w:val="22"/>
-        </w:rPr>
-        <w:t>与</w:t>
-      </w:r>
-      <w:r>
-        <w:rPr>
-          <w:rFonts w:ascii="Tahoma" w:eastAsia="微软雅黑" w:hAnsi="Tahoma" w:hint="eastAsia"/>
-          <w:kern w:val="0"/>
-          <w:sz w:val="22"/>
-        </w:rPr>
-        <w:t xml:space="preserve"> </w:t>
-      </w:r>
-      <w:r>
-        <w:rPr>
-          <w:rFonts w:ascii="Tahoma" w:eastAsia="微软雅黑" w:hAnsi="Tahoma" w:hint="eastAsia"/>
-          <w:kern w:val="0"/>
-          <w:sz w:val="22"/>
-        </w:rPr>
-        <w:t>红绿蓝黑白</w:t>
-      </w:r>
-      <w:r>
-        <w:rPr>
-          <w:rFonts w:ascii="Tahoma" w:eastAsia="微软雅黑" w:hAnsi="Tahoma" w:hint="eastAsia"/>
-          <w:kern w:val="0"/>
-          <w:sz w:val="22"/>
-        </w:rPr>
-        <w:t>-</w:t>
-      </w:r>
-      <w:r>
-        <w:rPr>
-          <w:rFonts w:ascii="Tahoma" w:eastAsia="微软雅黑" w:hAnsi="Tahoma" w:hint="eastAsia"/>
-          <w:kern w:val="0"/>
-          <w:sz w:val="22"/>
-        </w:rPr>
-        <w:t>低饱和度</w:t>
-      </w:r>
-    </w:p>
-    <w:p>
-      <w:pPr>
-        <w:widowControl/>
-        <w:snapToGrid w:val="0"/>
-        <w:jc w:val="center"/>
-        <w:rPr>
-          <w:rFonts w:ascii="Tahoma" w:eastAsia="微软雅黑" w:hAnsi="Tahoma"/>
-          <w:kern w:val="0"/>
-          <w:sz w:val="22"/>
-        </w:rPr>
-      </w:pPr>
-      <w:r>
-        <w:rPr>
-          <w:rFonts w:ascii="Tahoma" w:eastAsia="微软雅黑" w:hAnsi="Tahoma"/>
           <w:noProof/>
-          <w:kern w:val="0"/>
-          <w:sz w:val="22"/>
         </w:rPr>
         <w:drawing>
-          <wp:inline distT="0" distB="0" distL="0" distR="0" wp14:anchorId="3B4B59AC" wp14:editId="7C7558DF">
-            <wp:extent cx="1440180" cy="1440180"/>
-            <wp:effectExtent l="0" t="0" r="0" b="0"/>
-            <wp:docPr id="3" name="图片 3"/>
-            <wp:cNvGraphicFramePr>
-              <a:graphicFrameLocks xmlns:a="http://schemas.openxmlformats.org/drawingml/2006/main" noChangeAspect="1"/>
-            </wp:cNvGraphicFramePr>
-            <a:graphic xmlns:a="http://schemas.openxmlformats.org/drawingml/2006/main">
-              <a:graphicData uri="http://schemas.openxmlformats.org/drawingml/2006/picture">
-                <pic:pic xmlns:pic="http://schemas.openxmlformats.org/drawingml/2006/picture">
-                  <pic:nvPicPr>
-                    <pic:cNvPr id="0" name="Picture 3"/>
-                    <pic:cNvPicPr>
-                      <a:picLocks noChangeAspect="1" noChangeArrowheads="1"/>
-                    </pic:cNvPicPr>
-                  </pic:nvPicPr>
-                  <pic:blipFill>
-                    <a:blip r:embed="rId7">
-                      <a:extLst>
-                        <a:ext uri="{28A0092B-C50C-407E-A947-70E740481C1C}">
-                          <a14:useLocalDpi xmlns:a14="http://schemas.microsoft.com/office/drawing/2010/main" val="0"/>
-                        </a:ext>
-                      </a:extLst>
-                    </a:blip>
-                    <a:srcRect/>
-                    <a:stretch>
-                      <a:fillRect/>
-                    </a:stretch>
-                  </pic:blipFill>
-                  <pic:spPr bwMode="auto">
-                    <a:xfrm>
-                      <a:off x="0" y="0"/>
-                      <a:ext cx="1440180" cy="1440180"/>
-                    </a:xfrm>
-                    <a:prstGeom prst="rect">
-                      <a:avLst/>
-                    </a:prstGeom>
-                    <a:noFill/>
-                    <a:ln>
-                      <a:noFill/>
-                    </a:ln>
-                  </pic:spPr>
-                </pic:pic>
-              </a:graphicData>
-            </a:graphic>
-          </wp:inline>
-        </w:drawing>
-      </w:r>
-      <w:r>
-        <w:rPr>
-          <w:rFonts w:ascii="Tahoma" w:eastAsia="微软雅黑" w:hAnsi="Tahoma" w:hint="eastAsia"/>
-          <w:kern w:val="0"/>
-          <w:sz w:val="22"/>
-        </w:rPr>
-        <w:t xml:space="preserve"> </w:t>
-      </w:r>
-      <w:r>
-        <w:rPr>
-          <w:rFonts w:ascii="Tahoma" w:eastAsia="微软雅黑" w:hAnsi="Tahoma"/>
-          <w:kern w:val="0"/>
-          <w:sz w:val="22"/>
-        </w:rPr>
-        <w:t xml:space="preserve"> </w:t>
-      </w:r>
-      <w:r>
-        <w:rPr>
-          <w:noProof/>
-        </w:rPr>
-        <w:drawing>
-          <wp:inline distT="0" distB="0" distL="0" distR="0" wp14:anchorId="4F65984E" wp14:editId="3E542327">
-            <wp:extent cx="1409700" cy="1409700"/>
-            <wp:effectExtent l="0" t="0" r="0" b="0"/>
-            <wp:docPr id="6" name="图片 6"/>
+          <wp:inline distT="0" distB="0" distL="0" distR="0" wp14:anchorId="2F9D1F06" wp14:editId="31A55F76">
+            <wp:extent cx="5120640" cy="1850730"/>
+            <wp:effectExtent l="0" t="0" r="3810" b="0"/>
+            <wp:docPr id="1633774179" name="图片 5"/>
             <wp:cNvGraphicFramePr>
               <a:graphicFrameLocks xmlns:a="http://schemas.openxmlformats.org/drawingml/2006/main" noChangeAspect="1"/>
             </wp:cNvGraphicFramePr>
@@ -1884,329 +2230,6 @@
                 <pic:pic xmlns:pic="http://schemas.openxmlformats.org/drawingml/2006/picture">
                   <pic:nvPicPr>
                     <pic:cNvPr id="0" name="Picture 9"/>
-                    <pic:cNvPicPr>
-                      <a:picLocks noChangeAspect="1" noChangeArrowheads="1"/>
-                    </pic:cNvPicPr>
-                  </pic:nvPicPr>
-                  <pic:blipFill>
-                    <a:blip r:embed="rId8">
-                      <a:extLst>
-                        <a:ext uri="{28A0092B-C50C-407E-A947-70E740481C1C}">
-                          <a14:useLocalDpi xmlns:a14="http://schemas.microsoft.com/office/drawing/2010/main" val="0"/>
-                        </a:ext>
-                      </a:extLst>
-                    </a:blip>
-                    <a:srcRect/>
-                    <a:stretch>
-                      <a:fillRect/>
-                    </a:stretch>
-                  </pic:blipFill>
-                  <pic:spPr bwMode="auto">
-                    <a:xfrm>
-                      <a:off x="0" y="0"/>
-                      <a:ext cx="1409700" cy="1409700"/>
-                    </a:xfrm>
-                    <a:prstGeom prst="rect">
-                      <a:avLst/>
-                    </a:prstGeom>
-                    <a:noFill/>
-                    <a:ln>
-                      <a:noFill/>
-                    </a:ln>
-                  </pic:spPr>
-                </pic:pic>
-              </a:graphicData>
-            </a:graphic>
-          </wp:inline>
-        </w:drawing>
-      </w:r>
-    </w:p>
-    <w:p>
-      <w:pPr>
-        <w:widowControl/>
-        <w:snapToGrid w:val="0"/>
-        <w:jc w:val="left"/>
-        <w:rPr>
-          <w:rFonts w:ascii="Tahoma" w:eastAsia="微软雅黑" w:hAnsi="Tahoma"/>
-          <w:kern w:val="0"/>
-          <w:sz w:val="22"/>
-        </w:rPr>
-      </w:pPr>
-      <w:r>
-        <w:rPr>
-          <w:rFonts w:ascii="Tahoma" w:eastAsia="微软雅黑" w:hAnsi="Tahoma" w:hint="eastAsia"/>
-          <w:color w:val="00B050"/>
-          <w:kern w:val="0"/>
-          <w:sz w:val="22"/>
-        </w:rPr>
-        <w:t>舞台管理层</w:t>
-      </w:r>
-      <w:r>
-        <w:rPr>
-          <w:rFonts w:ascii="Tahoma" w:eastAsia="微软雅黑" w:hAnsi="Tahoma" w:hint="eastAsia"/>
-          <w:kern w:val="0"/>
-          <w:sz w:val="22"/>
-        </w:rPr>
-        <w:t>中，从左往右分别对应了：</w:t>
-      </w:r>
-    </w:p>
-    <w:p>
-      <w:pPr>
-        <w:widowControl/>
-        <w:snapToGrid w:val="0"/>
-        <w:jc w:val="left"/>
-        <w:rPr>
-          <w:rFonts w:ascii="Tahoma" w:eastAsia="微软雅黑" w:hAnsi="Tahoma"/>
-          <w:kern w:val="0"/>
-          <w:sz w:val="22"/>
-        </w:rPr>
-      </w:pPr>
-      <w:r>
-        <w:rPr>
-          <w:rFonts w:ascii="Tahoma" w:eastAsia="微软雅黑" w:hAnsi="Tahoma"/>
-          <w:kern w:val="0"/>
-          <w:sz w:val="22"/>
-        </w:rPr>
-        <w:tab/>
-        <w:t>0-</w:t>
-      </w:r>
-      <w:r>
-        <w:rPr>
-          <w:rFonts w:ascii="Tahoma" w:eastAsia="微软雅黑" w:hAnsi="Tahoma"/>
-          <w:kern w:val="0"/>
-          <w:sz w:val="22"/>
-        </w:rPr>
-        <w:t>正常</w:t>
-      </w:r>
-      <w:r>
-        <w:rPr>
-          <w:rFonts w:ascii="Tahoma" w:eastAsia="微软雅黑" w:hAnsi="Tahoma" w:hint="eastAsia"/>
-          <w:kern w:val="0"/>
-          <w:sz w:val="22"/>
-        </w:rPr>
-        <w:t>、</w:t>
-      </w:r>
-      <w:r>
-        <w:rPr>
-          <w:rFonts w:ascii="Tahoma" w:eastAsia="微软雅黑" w:hAnsi="Tahoma"/>
-          <w:kern w:val="0"/>
-          <w:sz w:val="22"/>
-        </w:rPr>
-        <w:t>1-</w:t>
-      </w:r>
-      <w:r>
-        <w:rPr>
-          <w:rFonts w:ascii="Tahoma" w:eastAsia="微软雅黑" w:hAnsi="Tahoma" w:hint="eastAsia"/>
-          <w:kern w:val="0"/>
-          <w:sz w:val="22"/>
-        </w:rPr>
-        <w:t>变亮</w:t>
-      </w:r>
-      <w:r>
-        <w:rPr>
-          <w:rFonts w:ascii="Tahoma" w:eastAsia="微软雅黑" w:hAnsi="Tahoma" w:hint="eastAsia"/>
-          <w:kern w:val="0"/>
-          <w:sz w:val="22"/>
-        </w:rPr>
-        <w:t>、</w:t>
-      </w:r>
-      <w:r>
-        <w:rPr>
-          <w:rFonts w:ascii="Tahoma" w:eastAsia="微软雅黑" w:hAnsi="Tahoma"/>
-          <w:kern w:val="0"/>
-          <w:sz w:val="22"/>
-        </w:rPr>
-        <w:t>2-</w:t>
-      </w:r>
-      <w:r>
-        <w:rPr>
-          <w:rFonts w:ascii="Tahoma" w:eastAsia="微软雅黑" w:hAnsi="Tahoma"/>
-          <w:kern w:val="0"/>
-          <w:sz w:val="22"/>
-        </w:rPr>
-        <w:t>实色混合</w:t>
-      </w:r>
-      <w:r>
-        <w:rPr>
-          <w:rFonts w:ascii="Tahoma" w:eastAsia="微软雅黑" w:hAnsi="Tahoma" w:hint="eastAsia"/>
-          <w:kern w:val="0"/>
-          <w:sz w:val="22"/>
-        </w:rPr>
-        <w:t>(</w:t>
-      </w:r>
-      <w:r>
-        <w:rPr>
-          <w:rFonts w:ascii="Tahoma" w:eastAsia="微软雅黑" w:hAnsi="Tahoma" w:hint="eastAsia"/>
-          <w:kern w:val="0"/>
-          <w:sz w:val="22"/>
-        </w:rPr>
-        <w:t>正片叠底</w:t>
-      </w:r>
-      <w:r>
-        <w:rPr>
-          <w:rFonts w:ascii="Tahoma" w:eastAsia="微软雅黑" w:hAnsi="Tahoma"/>
-          <w:kern w:val="0"/>
-          <w:sz w:val="22"/>
-        </w:rPr>
-        <w:t>)</w:t>
-      </w:r>
-      <w:r>
-        <w:rPr>
-          <w:rFonts w:ascii="Tahoma" w:eastAsia="微软雅黑" w:hAnsi="Tahoma" w:hint="eastAsia"/>
-          <w:kern w:val="0"/>
-          <w:sz w:val="22"/>
-        </w:rPr>
-        <w:t>、</w:t>
-      </w:r>
-      <w:r>
-        <w:rPr>
-          <w:rFonts w:ascii="Tahoma" w:eastAsia="微软雅黑" w:hAnsi="Tahoma"/>
-          <w:kern w:val="0"/>
-          <w:sz w:val="22"/>
-        </w:rPr>
-        <w:t>3-</w:t>
-      </w:r>
-      <w:r>
-        <w:rPr>
-          <w:rFonts w:ascii="Tahoma" w:eastAsia="微软雅黑" w:hAnsi="Tahoma"/>
-          <w:kern w:val="0"/>
-          <w:sz w:val="22"/>
-        </w:rPr>
-        <w:t>浅色</w:t>
-      </w:r>
-      <w:r>
-        <w:rPr>
-          <w:rFonts w:ascii="Tahoma" w:eastAsia="微软雅黑" w:hAnsi="Tahoma" w:hint="eastAsia"/>
-          <w:kern w:val="0"/>
-          <w:sz w:val="22"/>
-        </w:rPr>
-        <w:t>、</w:t>
-      </w:r>
-      <w:r>
-        <w:rPr>
-          <w:rFonts w:ascii="Tahoma" w:eastAsia="微软雅黑" w:hAnsi="Tahoma"/>
-          <w:kern w:val="0"/>
-          <w:sz w:val="22"/>
-        </w:rPr>
-        <w:t>4</w:t>
-      </w:r>
-      <w:r>
-        <w:rPr>
-          <w:rFonts w:ascii="Tahoma" w:eastAsia="微软雅黑" w:hAnsi="Tahoma"/>
-          <w:kern w:val="0"/>
-          <w:sz w:val="22"/>
-        </w:rPr>
-        <w:t>-</w:t>
-      </w:r>
-      <w:r>
-        <w:rPr>
-          <w:rFonts w:ascii="Tahoma" w:eastAsia="微软雅黑" w:hAnsi="Tahoma"/>
-          <w:kern w:val="0"/>
-          <w:sz w:val="22"/>
-        </w:rPr>
-        <w:t>叠加</w:t>
-      </w:r>
-    </w:p>
-    <w:p>
-      <w:pPr>
-        <w:widowControl/>
-        <w:snapToGrid w:val="0"/>
-        <w:jc w:val="center"/>
-        <w:rPr>
-          <w:rFonts w:ascii="Tahoma" w:eastAsia="微软雅黑" w:hAnsi="Tahoma"/>
-          <w:kern w:val="0"/>
-          <w:sz w:val="22"/>
-        </w:rPr>
-      </w:pPr>
-      <w:r>
-        <w:rPr>
-          <w:rFonts w:ascii="Tahoma" w:eastAsia="微软雅黑" w:hAnsi="Tahoma"/>
-          <w:noProof/>
-          <w:kern w:val="0"/>
-          <w:sz w:val="22"/>
-        </w:rPr>
-        <w:drawing>
-          <wp:inline distT="0" distB="0" distL="0" distR="0" wp14:anchorId="4855131E" wp14:editId="6FD3C078">
-            <wp:extent cx="5249714" cy="1897380"/>
-            <wp:effectExtent l="0" t="0" r="8255" b="7620"/>
-            <wp:docPr id="2" name="图片 2"/>
-            <wp:cNvGraphicFramePr>
-              <a:graphicFrameLocks xmlns:a="http://schemas.openxmlformats.org/drawingml/2006/main" noChangeAspect="1"/>
-            </wp:cNvGraphicFramePr>
-            <a:graphic xmlns:a="http://schemas.openxmlformats.org/drawingml/2006/main">
-              <a:graphicData uri="http://schemas.openxmlformats.org/drawingml/2006/picture">
-                <pic:pic xmlns:pic="http://schemas.openxmlformats.org/drawingml/2006/picture">
-                  <pic:nvPicPr>
-                    <pic:cNvPr id="0" name="Picture 1"/>
-                    <pic:cNvPicPr>
-                      <a:picLocks noChangeAspect="1" noChangeArrowheads="1"/>
-                    </pic:cNvPicPr>
-                  </pic:nvPicPr>
-                  <pic:blipFill>
-                    <a:blip r:embed="rId9">
-                      <a:extLst>
-                        <a:ext uri="{28A0092B-C50C-407E-A947-70E740481C1C}">
-                          <a14:useLocalDpi xmlns:a14="http://schemas.microsoft.com/office/drawing/2010/main" val="0"/>
-                        </a:ext>
-                      </a:extLst>
-                    </a:blip>
-                    <a:srcRect/>
-                    <a:stretch>
-                      <a:fillRect/>
-                    </a:stretch>
-                  </pic:blipFill>
-                  <pic:spPr bwMode="auto">
-                    <a:xfrm>
-                      <a:off x="0" y="0"/>
-                      <a:ext cx="5257129" cy="1900060"/>
-                    </a:xfrm>
-                    <a:prstGeom prst="rect">
-                      <a:avLst/>
-                    </a:prstGeom>
-                    <a:noFill/>
-                    <a:ln>
-                      <a:noFill/>
-                    </a:ln>
-                  </pic:spPr>
-                </pic:pic>
-              </a:graphicData>
-            </a:graphic>
-          </wp:inline>
-        </w:drawing>
-      </w:r>
-    </w:p>
-    <w:p>
-      <w:pPr>
-        <w:widowControl/>
-        <w:jc w:val="center"/>
-        <w:rPr>
-          <w:rFonts w:ascii="宋体" w:eastAsia="宋体" w:hAnsi="宋体" w:cs="宋体"/>
-          <w:kern w:val="0"/>
-          <w:sz w:val="24"/>
-          <w:szCs w:val="24"/>
-        </w:rPr>
-      </w:pPr>
-      <w:r>
-        <w:rPr>
-          <w:rFonts w:ascii="宋体" w:eastAsia="宋体" w:hAnsi="宋体" w:cs="宋体"/>
-          <w:noProof/>
-          <w:kern w:val="0"/>
-          <w:sz w:val="24"/>
-          <w:szCs w:val="24"/>
-        </w:rPr>
-        <w:drawing>
-          <wp:inline distT="0" distB="0" distL="0" distR="0" wp14:anchorId="08C16114" wp14:editId="0B4318F5">
-            <wp:extent cx="5226725" cy="1813560"/>
-            <wp:effectExtent l="0" t="0" r="0" b="0"/>
-            <wp:docPr id="7" name="图片 7"/>
-            <wp:cNvGraphicFramePr>
-              <a:graphicFrameLocks xmlns:a="http://schemas.openxmlformats.org/drawingml/2006/main" noChangeAspect="1"/>
-            </wp:cNvGraphicFramePr>
-            <a:graphic xmlns:a="http://schemas.openxmlformats.org/drawingml/2006/main">
-              <a:graphicData uri="http://schemas.openxmlformats.org/drawingml/2006/picture">
-                <pic:pic xmlns:pic="http://schemas.openxmlformats.org/drawingml/2006/picture">
-                  <pic:nvPicPr>
-                    <pic:cNvPr id="0" name="Picture 11"/>
                     <pic:cNvPicPr>
                       <a:picLocks noChangeAspect="1" noChangeArrowheads="1"/>
                     </pic:cNvPicPr>
@@ -2227,7 +2250,7 @@
                   <pic:spPr bwMode="auto">
                     <a:xfrm>
                       <a:off x="0" y="0"/>
-                      <a:ext cx="5239704" cy="1818063"/>
+                      <a:ext cx="5123219" cy="1851662"/>
                     </a:xfrm>
                     <a:prstGeom prst="rect">
                       <a:avLst/>
@@ -2247,224 +2270,9 @@
     <w:p>
       <w:pPr>
         <w:widowControl/>
-        <w:snapToGrid w:val="0"/>
-        <w:rPr>
-          <w:rFonts w:ascii="Tahoma" w:eastAsia="微软雅黑" w:hAnsi="Tahoma"/>
-          <w:kern w:val="0"/>
-          <w:sz w:val="22"/>
-        </w:rPr>
-      </w:pPr>
-    </w:p>
-    <w:p>
-      <w:pPr>
-        <w:widowControl/>
-        <w:jc w:val="left"/>
-        <w:rPr>
-          <w:rFonts w:ascii="Tahoma" w:eastAsia="微软雅黑" w:hAnsi="Tahoma"/>
-          <w:kern w:val="0"/>
-          <w:sz w:val="22"/>
-        </w:rPr>
-      </w:pPr>
-      <w:r>
-        <w:rPr>
-          <w:rFonts w:ascii="Tahoma" w:eastAsia="微软雅黑" w:hAnsi="Tahoma"/>
-          <w:kern w:val="0"/>
-          <w:sz w:val="22"/>
-        </w:rPr>
-        <w:br w:type="page"/>
-      </w:r>
-    </w:p>
-    <w:p>
-      <w:pPr>
-        <w:widowControl/>
-        <w:snapToGrid w:val="0"/>
-        <w:jc w:val="left"/>
-        <w:rPr>
-          <w:rFonts w:ascii="Tahoma" w:eastAsia="微软雅黑" w:hAnsi="Tahoma"/>
-          <w:kern w:val="0"/>
-          <w:sz w:val="22"/>
-        </w:rPr>
-      </w:pPr>
-      <w:r>
-        <w:rPr>
-          <w:rFonts w:ascii="Tahoma" w:eastAsia="微软雅黑" w:hAnsi="Tahoma" w:hint="eastAsia"/>
-          <w:kern w:val="0"/>
-          <w:sz w:val="22"/>
-        </w:rPr>
-        <w:lastRenderedPageBreak/>
-        <w:t>由于资源都是纯色，因此</w:t>
-      </w:r>
-      <w:r>
-        <w:rPr>
-          <w:rFonts w:ascii="Tahoma" w:eastAsia="微软雅黑" w:hAnsi="Tahoma" w:hint="eastAsia"/>
-          <w:kern w:val="0"/>
-          <w:sz w:val="22"/>
-        </w:rPr>
-        <w:t xml:space="preserve"> </w:t>
-      </w:r>
-      <w:r>
-        <w:rPr>
-          <w:rFonts w:ascii="Tahoma" w:eastAsia="微软雅黑" w:hAnsi="Tahoma"/>
-          <w:kern w:val="0"/>
-          <w:sz w:val="22"/>
-        </w:rPr>
-        <w:t>1</w:t>
-      </w:r>
-      <w:r>
-        <w:rPr>
-          <w:rFonts w:ascii="Tahoma" w:eastAsia="微软雅黑" w:hAnsi="Tahoma" w:hint="eastAsia"/>
-          <w:kern w:val="0"/>
-          <w:sz w:val="22"/>
-        </w:rPr>
-        <w:t>-</w:t>
-      </w:r>
-      <w:r>
-        <w:rPr>
-          <w:rFonts w:ascii="Tahoma" w:eastAsia="微软雅黑" w:hAnsi="Tahoma" w:hint="eastAsia"/>
-          <w:kern w:val="0"/>
-          <w:sz w:val="22"/>
-        </w:rPr>
-        <w:t>变亮</w:t>
-      </w:r>
-      <w:r>
-        <w:rPr>
-          <w:rFonts w:ascii="Tahoma" w:eastAsia="微软雅黑" w:hAnsi="Tahoma" w:hint="eastAsia"/>
-          <w:kern w:val="0"/>
-          <w:sz w:val="22"/>
-        </w:rPr>
-        <w:t xml:space="preserve"> </w:t>
-      </w:r>
-      <w:r>
-        <w:rPr>
-          <w:rFonts w:ascii="Tahoma" w:eastAsia="微软雅黑" w:hAnsi="Tahoma" w:hint="eastAsia"/>
-          <w:kern w:val="0"/>
-          <w:sz w:val="22"/>
-        </w:rPr>
-        <w:t>与</w:t>
-      </w:r>
-      <w:r>
-        <w:rPr>
-          <w:rFonts w:ascii="Tahoma" w:eastAsia="微软雅黑" w:hAnsi="Tahoma" w:hint="eastAsia"/>
-          <w:kern w:val="0"/>
-          <w:sz w:val="22"/>
-        </w:rPr>
-        <w:t xml:space="preserve"> </w:t>
-      </w:r>
-      <w:r>
-        <w:rPr>
-          <w:rFonts w:ascii="Tahoma" w:eastAsia="微软雅黑" w:hAnsi="Tahoma"/>
-          <w:kern w:val="0"/>
-          <w:sz w:val="22"/>
-        </w:rPr>
-        <w:t>3</w:t>
-      </w:r>
-      <w:r>
-        <w:rPr>
-          <w:rFonts w:ascii="Tahoma" w:eastAsia="微软雅黑" w:hAnsi="Tahoma" w:hint="eastAsia"/>
-          <w:kern w:val="0"/>
-          <w:sz w:val="22"/>
-        </w:rPr>
-        <w:t>-</w:t>
-      </w:r>
-      <w:r>
-        <w:rPr>
-          <w:rFonts w:ascii="Tahoma" w:eastAsia="微软雅黑" w:hAnsi="Tahoma" w:hint="eastAsia"/>
-          <w:kern w:val="0"/>
-          <w:sz w:val="22"/>
-        </w:rPr>
-        <w:t>浅色</w:t>
-      </w:r>
-      <w:r>
-        <w:rPr>
-          <w:rFonts w:ascii="Tahoma" w:eastAsia="微软雅黑" w:hAnsi="Tahoma" w:hint="eastAsia"/>
-          <w:kern w:val="0"/>
-          <w:sz w:val="22"/>
-        </w:rPr>
-        <w:t xml:space="preserve"> </w:t>
-      </w:r>
-      <w:r>
-        <w:rPr>
-          <w:rFonts w:ascii="Tahoma" w:eastAsia="微软雅黑" w:hAnsi="Tahoma" w:hint="eastAsia"/>
-          <w:kern w:val="0"/>
-          <w:sz w:val="22"/>
-        </w:rPr>
-        <w:t>是一样的效果，</w:t>
-      </w:r>
-    </w:p>
-    <w:p>
-      <w:pPr>
-        <w:widowControl/>
-        <w:snapToGrid w:val="0"/>
-        <w:jc w:val="left"/>
-        <w:rPr>
-          <w:rFonts w:ascii="Tahoma" w:eastAsia="微软雅黑" w:hAnsi="Tahoma"/>
-          <w:kern w:val="0"/>
-          <w:sz w:val="22"/>
-        </w:rPr>
-      </w:pPr>
-      <w:r>
-        <w:rPr>
-          <w:rFonts w:ascii="Tahoma" w:eastAsia="微软雅黑" w:hAnsi="Tahoma" w:hint="eastAsia"/>
-          <w:kern w:val="0"/>
-          <w:sz w:val="22"/>
-        </w:rPr>
-        <w:t>但在</w:t>
-      </w:r>
-      <w:r>
-        <w:rPr>
-          <w:rFonts w:ascii="Tahoma" w:eastAsia="微软雅黑" w:hAnsi="Tahoma" w:hint="eastAsia"/>
-          <w:kern w:val="0"/>
-          <w:sz w:val="22"/>
-        </w:rPr>
-        <w:t>资源为</w:t>
-      </w:r>
-      <w:r>
-        <w:rPr>
-          <w:rFonts w:ascii="Tahoma" w:eastAsia="微软雅黑" w:hAnsi="Tahoma" w:hint="eastAsia"/>
-          <w:kern w:val="0"/>
-          <w:sz w:val="22"/>
-        </w:rPr>
-        <w:t>低饱和度的情况下，如下图，</w:t>
-      </w:r>
-      <w:r>
-        <w:rPr>
-          <w:rFonts w:ascii="Tahoma" w:eastAsia="微软雅黑" w:hAnsi="Tahoma" w:hint="eastAsia"/>
-          <w:kern w:val="0"/>
-          <w:sz w:val="22"/>
-        </w:rPr>
-        <w:t>1-</w:t>
-      </w:r>
-      <w:r>
-        <w:rPr>
-          <w:rFonts w:ascii="Tahoma" w:eastAsia="微软雅黑" w:hAnsi="Tahoma" w:hint="eastAsia"/>
-          <w:kern w:val="0"/>
-          <w:sz w:val="22"/>
-        </w:rPr>
-        <w:t>变亮能明显变亮，而</w:t>
-      </w:r>
-      <w:r>
-        <w:rPr>
-          <w:rFonts w:ascii="Tahoma" w:eastAsia="微软雅黑" w:hAnsi="Tahoma" w:hint="eastAsia"/>
-          <w:kern w:val="0"/>
-          <w:sz w:val="22"/>
-        </w:rPr>
-        <w:t>3-</w:t>
-      </w:r>
-      <w:r>
-        <w:rPr>
-          <w:rFonts w:ascii="Tahoma" w:eastAsia="微软雅黑" w:hAnsi="Tahoma" w:hint="eastAsia"/>
-          <w:kern w:val="0"/>
-          <w:sz w:val="22"/>
-        </w:rPr>
-        <w:t>浅色能保持浅色。</w:t>
-      </w:r>
-    </w:p>
-    <w:p>
-      <w:pPr>
-        <w:widowControl/>
         <w:jc w:val="center"/>
         <w:rPr>
-          <w:rFonts w:ascii="宋体" w:eastAsia="宋体" w:hAnsi="宋体" w:cs="宋体"/>
+          <w:rFonts w:ascii="宋体" w:eastAsia="宋体" w:hAnsi="宋体" w:cs="宋体" w:hint="eastAsia"/>
           <w:kern w:val="0"/>
           <w:sz w:val="24"/>
           <w:szCs w:val="24"/>
@@ -2472,17 +2280,13 @@
       </w:pPr>
       <w:r>
         <w:rPr>
-          <w:rFonts w:ascii="宋体" w:eastAsia="宋体" w:hAnsi="宋体" w:cs="宋体"/>
           <w:noProof/>
-          <w:kern w:val="0"/>
-          <w:sz w:val="24"/>
-          <w:szCs w:val="24"/>
         </w:rPr>
         <w:drawing>
-          <wp:inline distT="0" distB="0" distL="0" distR="0" wp14:anchorId="4D5B64AC" wp14:editId="7D025D59">
-            <wp:extent cx="5212802" cy="1722120"/>
-            <wp:effectExtent l="0" t="0" r="6985" b="0"/>
-            <wp:docPr id="4" name="图片 4"/>
+          <wp:inline distT="0" distB="0" distL="0" distR="0" wp14:anchorId="73FCFD1F" wp14:editId="79E41A00">
+            <wp:extent cx="5129530" cy="1779835"/>
+            <wp:effectExtent l="0" t="0" r="0" b="0"/>
+            <wp:docPr id="410320086" name="图片 6"/>
             <wp:cNvGraphicFramePr>
               <a:graphicFrameLocks xmlns:a="http://schemas.openxmlformats.org/drawingml/2006/main" noChangeAspect="1"/>
             </wp:cNvGraphicFramePr>
@@ -2490,7 +2294,7 @@
               <a:graphicData uri="http://schemas.openxmlformats.org/drawingml/2006/picture">
                 <pic:pic xmlns:pic="http://schemas.openxmlformats.org/drawingml/2006/picture">
                   <pic:nvPicPr>
-                    <pic:cNvPr id="0" name="Picture 5"/>
+                    <pic:cNvPr id="0" name="Picture 11"/>
                     <pic:cNvPicPr>
                       <a:picLocks noChangeAspect="1" noChangeArrowheads="1"/>
                     </pic:cNvPicPr>
@@ -2511,7 +2315,340 @@
                   <pic:spPr bwMode="auto">
                     <a:xfrm>
                       <a:off x="0" y="0"/>
-                      <a:ext cx="5223835" cy="1725765"/>
+                      <a:ext cx="5137455" cy="1782585"/>
+                    </a:xfrm>
+                    <a:prstGeom prst="rect">
+                      <a:avLst/>
+                    </a:prstGeom>
+                    <a:noFill/>
+                    <a:ln>
+                      <a:noFill/>
+                    </a:ln>
+                  </pic:spPr>
+                </pic:pic>
+              </a:graphicData>
+            </a:graphic>
+          </wp:inline>
+        </w:drawing>
+      </w:r>
+    </w:p>
+    <w:p>
+      <w:pPr>
+        <w:widowControl/>
+        <w:jc w:val="left"/>
+        <w:rPr>
+          <w:rFonts w:ascii="Tahoma" w:eastAsia="微软雅黑" w:hAnsi="Tahoma"/>
+          <w:kern w:val="0"/>
+          <w:sz w:val="22"/>
+        </w:rPr>
+      </w:pPr>
+      <w:r>
+        <w:rPr>
+          <w:rFonts w:ascii="Tahoma" w:eastAsia="微软雅黑" w:hAnsi="Tahoma" w:hint="eastAsia"/>
+          <w:kern w:val="0"/>
+          <w:sz w:val="22"/>
+        </w:rPr>
+        <w:t>上图中，</w:t>
+      </w:r>
+      <w:r>
+        <w:rPr>
+          <w:rFonts w:ascii="Tahoma" w:eastAsia="微软雅黑" w:hAnsi="Tahoma" w:hint="eastAsia"/>
+          <w:kern w:val="0"/>
+          <w:sz w:val="22"/>
+        </w:rPr>
+        <w:t>由于资源</w:t>
+      </w:r>
+      <w:r>
+        <w:rPr>
+          <w:rFonts w:ascii="Tahoma" w:eastAsia="微软雅黑" w:hAnsi="Tahoma" w:hint="eastAsia"/>
+          <w:kern w:val="0"/>
+          <w:sz w:val="22"/>
+        </w:rPr>
+        <w:t>图片</w:t>
+      </w:r>
+      <w:r>
+        <w:rPr>
+          <w:rFonts w:ascii="Tahoma" w:eastAsia="微软雅黑" w:hAnsi="Tahoma" w:hint="eastAsia"/>
+          <w:kern w:val="0"/>
+          <w:sz w:val="22"/>
+        </w:rPr>
+        <w:t>是纯色，因此</w:t>
+      </w:r>
+      <w:r>
+        <w:rPr>
+          <w:rFonts w:ascii="Tahoma" w:eastAsia="微软雅黑" w:hAnsi="Tahoma" w:hint="eastAsia"/>
+          <w:kern w:val="0"/>
+          <w:sz w:val="22"/>
+        </w:rPr>
+        <w:t xml:space="preserve"> </w:t>
+      </w:r>
+      <w:r>
+        <w:rPr>
+          <w:rFonts w:ascii="Tahoma" w:eastAsia="微软雅黑" w:hAnsi="Tahoma"/>
+          <w:kern w:val="0"/>
+          <w:sz w:val="22"/>
+        </w:rPr>
+        <w:t>1</w:t>
+      </w:r>
+      <w:r>
+        <w:rPr>
+          <w:rFonts w:ascii="Tahoma" w:eastAsia="微软雅黑" w:hAnsi="Tahoma" w:hint="eastAsia"/>
+          <w:kern w:val="0"/>
+          <w:sz w:val="22"/>
+        </w:rPr>
+        <w:t>-</w:t>
+      </w:r>
+      <w:r>
+        <w:rPr>
+          <w:rFonts w:ascii="Tahoma" w:eastAsia="微软雅黑" w:hAnsi="Tahoma" w:hint="eastAsia"/>
+          <w:kern w:val="0"/>
+          <w:sz w:val="22"/>
+        </w:rPr>
+        <w:t>变亮</w:t>
+      </w:r>
+      <w:r>
+        <w:rPr>
+          <w:rFonts w:ascii="Tahoma" w:eastAsia="微软雅黑" w:hAnsi="Tahoma" w:hint="eastAsia"/>
+          <w:kern w:val="0"/>
+          <w:sz w:val="22"/>
+        </w:rPr>
+        <w:t xml:space="preserve"> </w:t>
+      </w:r>
+      <w:r>
+        <w:rPr>
+          <w:rFonts w:ascii="Tahoma" w:eastAsia="微软雅黑" w:hAnsi="Tahoma" w:hint="eastAsia"/>
+          <w:kern w:val="0"/>
+          <w:sz w:val="22"/>
+        </w:rPr>
+        <w:t>与</w:t>
+      </w:r>
+      <w:r>
+        <w:rPr>
+          <w:rFonts w:ascii="Tahoma" w:eastAsia="微软雅黑" w:hAnsi="Tahoma" w:hint="eastAsia"/>
+          <w:kern w:val="0"/>
+          <w:sz w:val="22"/>
+        </w:rPr>
+        <w:t xml:space="preserve"> </w:t>
+      </w:r>
+      <w:r>
+        <w:rPr>
+          <w:rFonts w:ascii="Tahoma" w:eastAsia="微软雅黑" w:hAnsi="Tahoma"/>
+          <w:kern w:val="0"/>
+          <w:sz w:val="22"/>
+        </w:rPr>
+        <w:t>3</w:t>
+      </w:r>
+      <w:r>
+        <w:rPr>
+          <w:rFonts w:ascii="Tahoma" w:eastAsia="微软雅黑" w:hAnsi="Tahoma" w:hint="eastAsia"/>
+          <w:kern w:val="0"/>
+          <w:sz w:val="22"/>
+        </w:rPr>
+        <w:t>-</w:t>
+      </w:r>
+      <w:r>
+        <w:rPr>
+          <w:rFonts w:ascii="Tahoma" w:eastAsia="微软雅黑" w:hAnsi="Tahoma" w:hint="eastAsia"/>
+          <w:kern w:val="0"/>
+          <w:sz w:val="22"/>
+        </w:rPr>
+        <w:t>浅色</w:t>
+      </w:r>
+      <w:r>
+        <w:rPr>
+          <w:rFonts w:ascii="Tahoma" w:eastAsia="微软雅黑" w:hAnsi="Tahoma" w:hint="eastAsia"/>
+          <w:kern w:val="0"/>
+          <w:sz w:val="22"/>
+        </w:rPr>
+        <w:t xml:space="preserve"> </w:t>
+      </w:r>
+      <w:r>
+        <w:rPr>
+          <w:rFonts w:ascii="Tahoma" w:eastAsia="微软雅黑" w:hAnsi="Tahoma" w:hint="eastAsia"/>
+          <w:kern w:val="0"/>
+          <w:sz w:val="22"/>
+        </w:rPr>
+        <w:t>看起来</w:t>
+      </w:r>
+      <w:r>
+        <w:rPr>
+          <w:rFonts w:ascii="Tahoma" w:eastAsia="微软雅黑" w:hAnsi="Tahoma" w:hint="eastAsia"/>
+          <w:kern w:val="0"/>
+          <w:sz w:val="22"/>
+        </w:rPr>
+        <w:t>效果</w:t>
+      </w:r>
+      <w:r>
+        <w:rPr>
+          <w:rFonts w:ascii="Tahoma" w:eastAsia="微软雅黑" w:hAnsi="Tahoma" w:hint="eastAsia"/>
+          <w:kern w:val="0"/>
+          <w:sz w:val="22"/>
+        </w:rPr>
+        <w:t>一样</w:t>
+      </w:r>
+      <w:r>
+        <w:rPr>
+          <w:rFonts w:ascii="Tahoma" w:eastAsia="微软雅黑" w:hAnsi="Tahoma" w:hint="eastAsia"/>
+          <w:kern w:val="0"/>
+          <w:sz w:val="22"/>
+        </w:rPr>
+        <w:t>。</w:t>
+      </w:r>
+    </w:p>
+    <w:p>
+      <w:pPr>
+        <w:widowControl/>
+        <w:snapToGrid w:val="0"/>
+        <w:jc w:val="left"/>
+        <w:rPr>
+          <w:rFonts w:ascii="Tahoma" w:eastAsia="微软雅黑" w:hAnsi="Tahoma"/>
+          <w:kern w:val="0"/>
+          <w:sz w:val="22"/>
+        </w:rPr>
+      </w:pPr>
+      <w:r>
+        <w:rPr>
+          <w:rFonts w:ascii="Tahoma" w:eastAsia="微软雅黑" w:hAnsi="Tahoma" w:hint="eastAsia"/>
+          <w:kern w:val="0"/>
+          <w:sz w:val="22"/>
+        </w:rPr>
+        <w:t>但在</w:t>
+      </w:r>
+      <w:r>
+        <w:rPr>
+          <w:rFonts w:ascii="Tahoma" w:eastAsia="微软雅黑" w:hAnsi="Tahoma" w:hint="eastAsia"/>
+          <w:kern w:val="0"/>
+          <w:sz w:val="22"/>
+        </w:rPr>
+        <w:t>资源为</w:t>
+      </w:r>
+      <w:r>
+        <w:rPr>
+          <w:rFonts w:ascii="Tahoma" w:eastAsia="微软雅黑" w:hAnsi="Tahoma" w:hint="eastAsia"/>
+          <w:kern w:val="0"/>
+          <w:sz w:val="22"/>
+        </w:rPr>
+        <w:t>低饱和度的情况下</w:t>
+      </w:r>
+      <w:r>
+        <w:rPr>
+          <w:rFonts w:ascii="Tahoma" w:eastAsia="微软雅黑" w:hAnsi="Tahoma" w:hint="eastAsia"/>
+          <w:kern w:val="0"/>
+          <w:sz w:val="22"/>
+        </w:rPr>
+        <w:t>能看出区别</w:t>
+      </w:r>
+      <w:r>
+        <w:rPr>
+          <w:rFonts w:ascii="Tahoma" w:eastAsia="微软雅黑" w:hAnsi="Tahoma" w:hint="eastAsia"/>
+          <w:kern w:val="0"/>
+          <w:sz w:val="22"/>
+        </w:rPr>
+        <w:t>，</w:t>
+      </w:r>
+    </w:p>
+    <w:p>
+      <w:pPr>
+        <w:widowControl/>
+        <w:snapToGrid w:val="0"/>
+        <w:jc w:val="left"/>
+        <w:rPr>
+          <w:rFonts w:ascii="Tahoma" w:eastAsia="微软雅黑" w:hAnsi="Tahoma"/>
+          <w:kern w:val="0"/>
+          <w:sz w:val="22"/>
+        </w:rPr>
+      </w:pPr>
+      <w:r>
+        <w:rPr>
+          <w:rFonts w:ascii="Tahoma" w:eastAsia="微软雅黑" w:hAnsi="Tahoma" w:hint="eastAsia"/>
+          <w:kern w:val="0"/>
+          <w:sz w:val="22"/>
+        </w:rPr>
+        <w:t>如下图，</w:t>
+      </w:r>
+      <w:r>
+        <w:rPr>
+          <w:rFonts w:ascii="Tahoma" w:eastAsia="微软雅黑" w:hAnsi="Tahoma" w:hint="eastAsia"/>
+          <w:kern w:val="0"/>
+          <w:sz w:val="22"/>
+        </w:rPr>
+        <w:t>1-</w:t>
+      </w:r>
+      <w:r>
+        <w:rPr>
+          <w:rFonts w:ascii="Tahoma" w:eastAsia="微软雅黑" w:hAnsi="Tahoma" w:hint="eastAsia"/>
+          <w:kern w:val="0"/>
+          <w:sz w:val="22"/>
+        </w:rPr>
+        <w:t>变亮能明显变亮，而</w:t>
+      </w:r>
+      <w:r>
+        <w:rPr>
+          <w:rFonts w:ascii="Tahoma" w:eastAsia="微软雅黑" w:hAnsi="Tahoma" w:hint="eastAsia"/>
+          <w:kern w:val="0"/>
+          <w:sz w:val="22"/>
+        </w:rPr>
+        <w:t>3-</w:t>
+      </w:r>
+      <w:r>
+        <w:rPr>
+          <w:rFonts w:ascii="Tahoma" w:eastAsia="微软雅黑" w:hAnsi="Tahoma" w:hint="eastAsia"/>
+          <w:kern w:val="0"/>
+          <w:sz w:val="22"/>
+        </w:rPr>
+        <w:t>浅色能保持浅色。</w:t>
+      </w:r>
+    </w:p>
+    <w:p>
+      <w:pPr>
+        <w:widowControl/>
+        <w:jc w:val="center"/>
+        <w:rPr>
+          <w:rFonts w:ascii="宋体" w:eastAsia="宋体" w:hAnsi="宋体" w:cs="宋体" w:hint="eastAsia"/>
+          <w:kern w:val="0"/>
+          <w:sz w:val="24"/>
+          <w:szCs w:val="24"/>
+        </w:rPr>
+      </w:pPr>
+      <w:r>
+        <w:rPr>
+          <w:noProof/>
+        </w:rPr>
+        <w:lastRenderedPageBreak/>
+        <w:drawing>
+          <wp:inline distT="0" distB="0" distL="0" distR="0" wp14:anchorId="6D78CC22" wp14:editId="454DA932">
+            <wp:extent cx="5144770" cy="1699645"/>
+            <wp:effectExtent l="0" t="0" r="0" b="0"/>
+            <wp:docPr id="352742429" name="图片 7"/>
+            <wp:cNvGraphicFramePr>
+              <a:graphicFrameLocks xmlns:a="http://schemas.openxmlformats.org/drawingml/2006/main" noChangeAspect="1"/>
+            </wp:cNvGraphicFramePr>
+            <a:graphic xmlns:a="http://schemas.openxmlformats.org/drawingml/2006/main">
+              <a:graphicData uri="http://schemas.openxmlformats.org/drawingml/2006/picture">
+                <pic:pic xmlns:pic="http://schemas.openxmlformats.org/drawingml/2006/picture">
+                  <pic:nvPicPr>
+                    <pic:cNvPr id="0" name="Picture 13"/>
+                    <pic:cNvPicPr>
+                      <a:picLocks noChangeAspect="1" noChangeArrowheads="1"/>
+                    </pic:cNvPicPr>
+                  </pic:nvPicPr>
+                  <pic:blipFill>
+                    <a:blip r:embed="rId12">
+                      <a:extLst>
+                        <a:ext uri="{28A0092B-C50C-407E-A947-70E740481C1C}">
+                          <a14:useLocalDpi xmlns:a14="http://schemas.microsoft.com/office/drawing/2010/main" val="0"/>
+                        </a:ext>
+                      </a:extLst>
+                    </a:blip>
+                    <a:srcRect/>
+                    <a:stretch>
+                      <a:fillRect/>
+                    </a:stretch>
+                  </pic:blipFill>
+                  <pic:spPr bwMode="auto">
+                    <a:xfrm>
+                      <a:off x="0" y="0"/>
+                      <a:ext cx="5147916" cy="1700684"/>
                     </a:xfrm>
                     <a:prstGeom prst="rect">
                       <a:avLst/>
@@ -2655,7 +2792,6 @@
               </w:rPr>
               <w:t xml:space="preserve"> </w:t>
             </w:r>
-            <w:proofErr w:type="gramStart"/>
             <w:r>
               <w:rPr>
                 <w:rFonts w:ascii="Tahoma" w:eastAsia="微软雅黑" w:hAnsi="Tahoma"/>
@@ -2664,10 +2800,10 @@
               </w:rPr>
               <w:t>”</w:t>
             </w:r>
-            <w:proofErr w:type="gramEnd"/>
             <w:r>
               <w:rPr>
                 <w:rFonts w:ascii="Tahoma" w:eastAsia="微软雅黑" w:hAnsi="Tahoma"/>
+                <w:color w:val="0070C0"/>
                 <w:kern w:val="0"/>
                 <w:sz w:val="22"/>
               </w:rPr>
@@ -2676,6 +2812,7 @@
             <w:r>
               <w:rPr>
                 <w:rFonts w:ascii="Tahoma" w:eastAsia="微软雅黑" w:hAnsi="Tahoma"/>
+                <w:color w:val="0070C0"/>
                 <w:kern w:val="0"/>
                 <w:sz w:val="22"/>
               </w:rPr>
@@ -2684,6 +2821,7 @@
             <w:r>
               <w:rPr>
                 <w:rFonts w:ascii="Tahoma" w:eastAsia="微软雅黑" w:hAnsi="Tahoma" w:hint="eastAsia"/>
+                <w:color w:val="0070C0"/>
                 <w:kern w:val="0"/>
                 <w:sz w:val="22"/>
               </w:rPr>
@@ -2692,6 +2830,7 @@
             <w:r>
               <w:rPr>
                 <w:rFonts w:ascii="Tahoma" w:eastAsia="微软雅黑" w:hAnsi="Tahoma"/>
+                <w:color w:val="0070C0"/>
                 <w:kern w:val="0"/>
                 <w:sz w:val="22"/>
               </w:rPr>
@@ -2700,6 +2839,7 @@
             <w:r>
               <w:rPr>
                 <w:rFonts w:ascii="Tahoma" w:eastAsia="微软雅黑" w:hAnsi="Tahoma" w:hint="eastAsia"/>
+                <w:color w:val="0070C0"/>
                 <w:kern w:val="0"/>
                 <w:sz w:val="22"/>
               </w:rPr>
@@ -2708,6 +2848,7 @@
             <w:r>
               <w:rPr>
                 <w:rFonts w:ascii="Tahoma" w:eastAsia="微软雅黑" w:hAnsi="Tahoma"/>
+                <w:color w:val="0070C0"/>
                 <w:kern w:val="0"/>
                 <w:sz w:val="22"/>
               </w:rPr>
@@ -2716,6 +2857,7 @@
             <w:r>
               <w:rPr>
                 <w:rFonts w:ascii="Tahoma" w:eastAsia="微软雅黑" w:hAnsi="Tahoma"/>
+                <w:color w:val="0070C0"/>
                 <w:kern w:val="0"/>
                 <w:sz w:val="22"/>
               </w:rPr>
@@ -2724,12 +2866,12 @@
             <w:r>
               <w:rPr>
                 <w:rFonts w:ascii="Tahoma" w:eastAsia="微软雅黑" w:hAnsi="Tahoma"/>
+                <w:color w:val="0070C0"/>
                 <w:kern w:val="0"/>
                 <w:sz w:val="22"/>
               </w:rPr>
               <w:t>.docx</w:t>
             </w:r>
-            <w:proofErr w:type="gramStart"/>
             <w:r>
               <w:rPr>
                 <w:rFonts w:ascii="Tahoma" w:eastAsia="微软雅黑" w:hAnsi="Tahoma"/>
@@ -2738,7 +2880,6 @@
               </w:rPr>
               <w:t>”</w:t>
             </w:r>
-            <w:proofErr w:type="gramEnd"/>
             <w:r>
               <w:rPr>
                 <w:rFonts w:ascii="Tahoma" w:eastAsia="微软雅黑" w:hAnsi="Tahoma" w:hint="eastAsia"/>
@@ -2762,37 +2903,53 @@
           <w:sz w:val="22"/>
         </w:rPr>
       </w:pPr>
-      <w:r>
-        <w:rPr>
-          <w:rFonts w:ascii="Tahoma" w:eastAsia="微软雅黑" w:hAnsi="Tahoma"/>
-          <w:color w:val="A6A6A6" w:themeColor="background1" w:themeShade="A6"/>
-          <w:kern w:val="0"/>
-          <w:sz w:val="22"/>
-        </w:rPr>
-        <w:br w:type="page"/>
-      </w:r>
+    </w:p>
+    <w:p>
+      <w:pPr>
+        <w:widowControl/>
+        <w:jc w:val="left"/>
+        <w:rPr>
+          <w:rFonts w:ascii="Tahoma" w:eastAsia="微软雅黑" w:hAnsi="Tahoma"/>
+          <w:color w:val="A6A6A6" w:themeColor="background1" w:themeShade="A6"/>
+          <w:kern w:val="0"/>
+          <w:sz w:val="22"/>
+        </w:rPr>
+      </w:pPr>
     </w:p>
     <w:p>
       <w:pPr>
         <w:pStyle w:val="3"/>
         <w:spacing w:before="240" w:after="120" w:line="415" w:lineRule="auto"/>
         <w:rPr>
-          <w:sz w:val="28"/>
-        </w:rPr>
-      </w:pPr>
-      <w:r>
-        <w:rPr>
           <w:rFonts w:hint="eastAsia"/>
           <w:sz w:val="28"/>
         </w:rPr>
-        <w:lastRenderedPageBreak/>
-        <w:t>图片指令的错误</w:t>
+      </w:pPr>
+      <w:r>
+        <w:rPr>
+          <w:rFonts w:hint="eastAsia"/>
+          <w:sz w:val="28"/>
+        </w:rPr>
+        <w:t>图片指令的</w:t>
+      </w:r>
+      <w:r>
+        <w:rPr>
+          <w:rFonts w:hint="eastAsia"/>
+          <w:sz w:val="28"/>
+        </w:rPr>
+        <w:t>名词</w:t>
+      </w:r>
+      <w:r>
+        <w:rPr>
+          <w:rFonts w:hint="eastAsia"/>
+          <w:sz w:val="28"/>
+        </w:rPr>
+        <w:t>错误</w:t>
       </w:r>
     </w:p>
     <w:p>
       <w:pPr>
         <w:widowControl/>
-        <w:snapToGrid w:val="0"/>
         <w:jc w:val="left"/>
         <w:rPr>
           <w:rFonts w:ascii="Tahoma" w:eastAsia="微软雅黑" w:hAnsi="Tahoma"/>
@@ -2806,23 +2963,31 @@
           <w:kern w:val="0"/>
           <w:sz w:val="22"/>
         </w:rPr>
-        <w:t>在事件指令中，图片有</w:t>
-      </w:r>
-      <w:r>
-        <w:rPr>
-          <w:rFonts w:ascii="Tahoma" w:eastAsia="微软雅黑" w:hAnsi="Tahoma" w:hint="eastAsia"/>
-          <w:kern w:val="0"/>
-          <w:sz w:val="22"/>
-        </w:rPr>
-        <w:t>下面的</w:t>
-      </w:r>
-      <w:r>
-        <w:rPr>
-          <w:rFonts w:ascii="Tahoma" w:eastAsia="微软雅黑" w:hAnsi="Tahoma" w:hint="eastAsia"/>
-          <w:kern w:val="0"/>
-          <w:sz w:val="22"/>
-        </w:rPr>
-        <w:t>设置：</w:t>
+        <w:t>在事件指令中，</w:t>
+      </w:r>
+      <w:r>
+        <w:rPr>
+          <w:rFonts w:ascii="Tahoma" w:eastAsia="微软雅黑" w:hAnsi="Tahoma" w:hint="eastAsia"/>
+          <w:kern w:val="0"/>
+          <w:sz w:val="22"/>
+        </w:rPr>
+        <w:t>混合模式</w:t>
+      </w:r>
+      <w:r>
+        <w:rPr>
+          <w:rFonts w:ascii="Tahoma" w:eastAsia="微软雅黑" w:hAnsi="Tahoma" w:hint="eastAsia"/>
+          <w:kern w:val="0"/>
+          <w:sz w:val="22"/>
+        </w:rPr>
+        <w:t xml:space="preserve"> </w:t>
+      </w:r>
+      <w:r>
+        <w:rPr>
+          <w:rFonts w:ascii="Tahoma" w:eastAsia="微软雅黑" w:hAnsi="Tahoma" w:hint="eastAsia"/>
+          <w:kern w:val="0"/>
+          <w:sz w:val="22"/>
+        </w:rPr>
+        <w:t>被称为“合成方式”。</w:t>
       </w:r>
     </w:p>
     <w:p>
@@ -2831,23 +2996,20 @@
         <w:snapToGrid w:val="0"/>
         <w:jc w:val="center"/>
         <w:rPr>
-          <w:rFonts w:ascii="Tahoma" w:eastAsia="微软雅黑" w:hAnsi="Tahoma"/>
-          <w:kern w:val="0"/>
-          <w:sz w:val="22"/>
-        </w:rPr>
-      </w:pPr>
-      <w:r>
-        <w:rPr>
-          <w:rFonts w:ascii="Tahoma" w:eastAsia="微软雅黑" w:hAnsi="Tahoma"/>
+          <w:rFonts w:ascii="Tahoma" w:eastAsia="微软雅黑" w:hAnsi="Tahoma" w:hint="eastAsia"/>
+          <w:kern w:val="0"/>
+          <w:sz w:val="22"/>
+        </w:rPr>
+      </w:pPr>
+      <w:r>
+        <w:rPr>
           <w:noProof/>
-          <w:kern w:val="0"/>
-          <w:sz w:val="22"/>
         </w:rPr>
         <w:drawing>
-          <wp:inline distT="0" distB="0" distL="0" distR="0" wp14:anchorId="10C3B7D9" wp14:editId="3F70C956">
-            <wp:extent cx="998220" cy="1209963"/>
-            <wp:effectExtent l="0" t="0" r="0" b="9525"/>
-            <wp:docPr id="1" name="图片 1"/>
+          <wp:inline distT="0" distB="0" distL="0" distR="0" wp14:anchorId="40FDC099" wp14:editId="0BAD7876">
+            <wp:extent cx="1203960" cy="1392123"/>
+            <wp:effectExtent l="0" t="0" r="0" b="0"/>
+            <wp:docPr id="1936651940" name="图片 8"/>
             <wp:cNvGraphicFramePr>
               <a:graphicFrameLocks xmlns:a="http://schemas.openxmlformats.org/drawingml/2006/main" noChangeAspect="1"/>
             </wp:cNvGraphicFramePr>
@@ -2855,607 +3017,7 @@
               <a:graphicData uri="http://schemas.openxmlformats.org/drawingml/2006/picture">
                 <pic:pic xmlns:pic="http://schemas.openxmlformats.org/drawingml/2006/picture">
                   <pic:nvPicPr>
-                    <pic:cNvPr id="0" name="Picture 1"/>
-                    <pic:cNvPicPr>
-                      <a:picLocks noChangeAspect="1" noChangeArrowheads="1"/>
-                    </pic:cNvPicPr>
-                  </pic:nvPicPr>
-                  <pic:blipFill>
-                    <a:blip r:embed="rId12">
-                      <a:extLst>
-                        <a:ext uri="{28A0092B-C50C-407E-A947-70E740481C1C}">
-                          <a14:useLocalDpi xmlns:a14="http://schemas.microsoft.com/office/drawing/2010/main" val="0"/>
-                        </a:ext>
-                      </a:extLst>
-                    </a:blip>
-                    <a:srcRect/>
-                    <a:stretch>
-                      <a:fillRect/>
-                    </a:stretch>
-                  </pic:blipFill>
-                  <pic:spPr bwMode="auto">
-                    <a:xfrm>
-                      <a:off x="0" y="0"/>
-                      <a:ext cx="1001513" cy="1213955"/>
-                    </a:xfrm>
-                    <a:prstGeom prst="rect">
-                      <a:avLst/>
-                    </a:prstGeom>
-                    <a:noFill/>
-                    <a:ln>
-                      <a:noFill/>
-                    </a:ln>
-                  </pic:spPr>
-                </pic:pic>
-              </a:graphicData>
-            </a:graphic>
-          </wp:inline>
-        </w:drawing>
-      </w:r>
-    </w:p>
-    <w:p>
-      <w:pPr>
-        <w:widowControl/>
-        <w:snapToGrid w:val="0"/>
-        <w:jc w:val="left"/>
-        <w:rPr>
-          <w:rFonts w:ascii="Tahoma" w:eastAsia="微软雅黑" w:hAnsi="Tahoma"/>
-          <w:kern w:val="0"/>
-          <w:sz w:val="22"/>
-        </w:rPr>
-      </w:pPr>
-      <w:r>
-        <w:rPr>
-          <w:rFonts w:ascii="Tahoma" w:eastAsia="微软雅黑" w:hAnsi="Tahoma" w:hint="eastAsia"/>
-          <w:kern w:val="0"/>
-          <w:sz w:val="22"/>
-        </w:rPr>
-        <w:t>设置</w:t>
-      </w:r>
-      <w:r>
-        <w:rPr>
-          <w:rFonts w:ascii="Tahoma" w:eastAsia="微软雅黑" w:hAnsi="Tahoma" w:hint="eastAsia"/>
-          <w:kern w:val="0"/>
-          <w:sz w:val="22"/>
-        </w:rPr>
-        <w:t>中有</w:t>
-      </w:r>
-      <w:r>
-        <w:rPr>
-          <w:rFonts w:ascii="Tahoma" w:eastAsia="微软雅黑" w:hAnsi="Tahoma" w:hint="eastAsia"/>
-          <w:kern w:val="0"/>
-          <w:sz w:val="22"/>
-        </w:rPr>
-        <w:t>4</w:t>
-      </w:r>
-      <w:r>
-        <w:rPr>
-          <w:rFonts w:ascii="Tahoma" w:eastAsia="微软雅黑" w:hAnsi="Tahoma" w:hint="eastAsia"/>
-          <w:kern w:val="0"/>
-          <w:sz w:val="22"/>
-        </w:rPr>
-        <w:t>个</w:t>
-      </w:r>
-      <w:r>
-        <w:rPr>
-          <w:rFonts w:ascii="Tahoma" w:eastAsia="微软雅黑" w:hAnsi="Tahoma" w:hint="eastAsia"/>
-          <w:kern w:val="0"/>
-          <w:sz w:val="22"/>
-        </w:rPr>
-        <w:t>选项</w:t>
-      </w:r>
-      <w:r>
-        <w:rPr>
-          <w:rFonts w:ascii="Tahoma" w:eastAsia="微软雅黑" w:hAnsi="Tahoma" w:hint="eastAsia"/>
-          <w:kern w:val="0"/>
-          <w:sz w:val="22"/>
-        </w:rPr>
-        <w:t>，分别对应：</w:t>
-      </w:r>
-    </w:p>
-    <w:p>
-      <w:pPr>
-        <w:widowControl/>
-        <w:snapToGrid w:val="0"/>
-        <w:jc w:val="left"/>
-        <w:rPr>
-          <w:rFonts w:ascii="Tahoma" w:eastAsia="微软雅黑" w:hAnsi="Tahoma"/>
-          <w:kern w:val="0"/>
-          <w:sz w:val="22"/>
-        </w:rPr>
-      </w:pPr>
-      <w:r>
-        <w:rPr>
-          <w:rFonts w:ascii="Tahoma" w:eastAsia="微软雅黑" w:hAnsi="Tahoma" w:hint="eastAsia"/>
-          <w:kern w:val="0"/>
-          <w:sz w:val="22"/>
-        </w:rPr>
-        <w:t xml:space="preserve"> </w:t>
-      </w:r>
-      <w:r>
-        <w:rPr>
-          <w:rFonts w:ascii="Tahoma" w:eastAsia="微软雅黑" w:hAnsi="Tahoma"/>
-          <w:kern w:val="0"/>
-          <w:sz w:val="22"/>
-        </w:rPr>
-        <w:t xml:space="preserve"> 0</w:t>
-      </w:r>
-      <w:r>
-        <w:rPr>
-          <w:rFonts w:ascii="Tahoma" w:eastAsia="微软雅黑" w:hAnsi="Tahoma" w:hint="eastAsia"/>
-          <w:kern w:val="0"/>
-          <w:sz w:val="22"/>
-        </w:rPr>
-        <w:t>-</w:t>
-      </w:r>
-      <w:r>
-        <w:rPr>
-          <w:rFonts w:ascii="Tahoma" w:eastAsia="微软雅黑" w:hAnsi="Tahoma" w:hint="eastAsia"/>
-          <w:kern w:val="0"/>
-          <w:sz w:val="22"/>
-        </w:rPr>
-        <w:t>正常，</w:t>
-      </w:r>
-      <w:r>
-        <w:rPr>
-          <w:rFonts w:ascii="Tahoma" w:eastAsia="微软雅黑" w:hAnsi="Tahoma" w:hint="eastAsia"/>
-          <w:kern w:val="0"/>
-          <w:sz w:val="22"/>
-        </w:rPr>
-        <w:t>1-</w:t>
-      </w:r>
-      <w:r>
-        <w:rPr>
-          <w:rFonts w:ascii="Tahoma" w:eastAsia="微软雅黑" w:hAnsi="Tahoma" w:hint="eastAsia"/>
-          <w:kern w:val="0"/>
-          <w:sz w:val="22"/>
-        </w:rPr>
-        <w:t>变亮，</w:t>
-      </w:r>
-      <w:r>
-        <w:rPr>
-          <w:rFonts w:ascii="Tahoma" w:eastAsia="微软雅黑" w:hAnsi="Tahoma"/>
-          <w:kern w:val="0"/>
-          <w:sz w:val="22"/>
-        </w:rPr>
-        <w:t>2</w:t>
-      </w:r>
-      <w:r>
-        <w:rPr>
-          <w:rFonts w:ascii="Tahoma" w:eastAsia="微软雅黑" w:hAnsi="Tahoma" w:hint="eastAsia"/>
-          <w:kern w:val="0"/>
-          <w:sz w:val="22"/>
-        </w:rPr>
-        <w:t>-</w:t>
-      </w:r>
-      <w:r>
-        <w:rPr>
-          <w:rFonts w:ascii="Tahoma" w:eastAsia="微软雅黑" w:hAnsi="Tahoma" w:hint="eastAsia"/>
-          <w:kern w:val="0"/>
-          <w:sz w:val="22"/>
-        </w:rPr>
-        <w:t>实色混合</w:t>
-      </w:r>
-      <w:r>
-        <w:rPr>
-          <w:rFonts w:ascii="Tahoma" w:eastAsia="微软雅黑" w:hAnsi="Tahoma" w:hint="eastAsia"/>
-          <w:kern w:val="0"/>
-          <w:sz w:val="22"/>
-        </w:rPr>
-        <w:t>(</w:t>
-      </w:r>
-      <w:r>
-        <w:rPr>
-          <w:rFonts w:ascii="Tahoma" w:eastAsia="微软雅黑" w:hAnsi="Tahoma" w:hint="eastAsia"/>
-          <w:kern w:val="0"/>
-          <w:sz w:val="22"/>
-        </w:rPr>
-        <w:t>正片叠底</w:t>
-      </w:r>
-      <w:r>
-        <w:rPr>
-          <w:rFonts w:ascii="Tahoma" w:eastAsia="微软雅黑" w:hAnsi="Tahoma"/>
-          <w:kern w:val="0"/>
-          <w:sz w:val="22"/>
-        </w:rPr>
-        <w:t>)</w:t>
-      </w:r>
-      <w:r>
-        <w:rPr>
-          <w:rFonts w:ascii="Tahoma" w:eastAsia="微软雅黑" w:hAnsi="Tahoma" w:hint="eastAsia"/>
-          <w:kern w:val="0"/>
-          <w:sz w:val="22"/>
-        </w:rPr>
-        <w:t>，</w:t>
-      </w:r>
-      <w:r>
-        <w:rPr>
-          <w:rFonts w:ascii="Tahoma" w:eastAsia="微软雅黑" w:hAnsi="Tahoma" w:hint="eastAsia"/>
-          <w:kern w:val="0"/>
-          <w:sz w:val="22"/>
-        </w:rPr>
-        <w:t>3-</w:t>
-      </w:r>
-      <w:r>
-        <w:rPr>
-          <w:rFonts w:ascii="Tahoma" w:eastAsia="微软雅黑" w:hAnsi="Tahoma" w:hint="eastAsia"/>
-          <w:kern w:val="0"/>
-          <w:sz w:val="22"/>
-        </w:rPr>
-        <w:t>滤色</w:t>
-      </w:r>
-      <w:r>
-        <w:rPr>
-          <w:rFonts w:ascii="Tahoma" w:eastAsia="微软雅黑" w:hAnsi="Tahoma" w:hint="eastAsia"/>
-          <w:kern w:val="0"/>
-          <w:sz w:val="22"/>
-        </w:rPr>
-        <w:t>(</w:t>
-      </w:r>
-      <w:r>
-        <w:rPr>
-          <w:rFonts w:ascii="Tahoma" w:eastAsia="微软雅黑" w:hAnsi="Tahoma" w:hint="eastAsia"/>
-          <w:kern w:val="0"/>
-          <w:sz w:val="22"/>
-        </w:rPr>
-        <w:t>浅色</w:t>
-      </w:r>
-      <w:r>
-        <w:rPr>
-          <w:rFonts w:ascii="Tahoma" w:eastAsia="微软雅黑" w:hAnsi="Tahoma"/>
-          <w:kern w:val="0"/>
-          <w:sz w:val="22"/>
-        </w:rPr>
-        <w:t>)</w:t>
-      </w:r>
-    </w:p>
-    <w:p>
-      <w:pPr>
-        <w:widowControl/>
-        <w:snapToGrid w:val="0"/>
-        <w:jc w:val="left"/>
-        <w:rPr>
-          <w:rFonts w:ascii="Tahoma" w:eastAsia="微软雅黑" w:hAnsi="Tahoma"/>
-          <w:b/>
-          <w:bCs/>
-          <w:kern w:val="0"/>
-          <w:sz w:val="22"/>
-        </w:rPr>
-      </w:pPr>
-      <w:r>
-        <w:rPr>
-          <w:rFonts w:ascii="Tahoma" w:eastAsia="微软雅黑" w:hAnsi="Tahoma" w:hint="eastAsia"/>
-          <w:b/>
-          <w:bCs/>
-          <w:kern w:val="0"/>
-          <w:sz w:val="22"/>
-        </w:rPr>
-        <w:t>注意，图中的</w:t>
-      </w:r>
-      <w:r>
-        <w:rPr>
-          <w:rFonts w:ascii="Tahoma" w:eastAsia="微软雅黑" w:hAnsi="Tahoma" w:hint="eastAsia"/>
-          <w:b/>
-          <w:bCs/>
-          <w:kern w:val="0"/>
-          <w:sz w:val="22"/>
-        </w:rPr>
-        <w:t xml:space="preserve"> </w:t>
-      </w:r>
-      <w:r>
-        <w:rPr>
-          <w:rFonts w:ascii="Tahoma" w:eastAsia="微软雅黑" w:hAnsi="Tahoma" w:hint="eastAsia"/>
-          <w:b/>
-          <w:bCs/>
-          <w:kern w:val="0"/>
-          <w:sz w:val="22"/>
-        </w:rPr>
-        <w:t>叠加</w:t>
-      </w:r>
-      <w:r>
-        <w:rPr>
-          <w:rFonts w:ascii="Tahoma" w:eastAsia="微软雅黑" w:hAnsi="Tahoma" w:hint="eastAsia"/>
-          <w:b/>
-          <w:bCs/>
-          <w:kern w:val="0"/>
-          <w:sz w:val="22"/>
-        </w:rPr>
-        <w:t xml:space="preserve"> </w:t>
-      </w:r>
-      <w:r>
-        <w:rPr>
-          <w:rFonts w:ascii="Tahoma" w:eastAsia="微软雅黑" w:hAnsi="Tahoma" w:hint="eastAsia"/>
-          <w:b/>
-          <w:bCs/>
-          <w:kern w:val="0"/>
-          <w:sz w:val="22"/>
-        </w:rPr>
-        <w:t>其实是</w:t>
-      </w:r>
-      <w:r>
-        <w:rPr>
-          <w:rFonts w:ascii="Tahoma" w:eastAsia="微软雅黑" w:hAnsi="Tahoma" w:hint="eastAsia"/>
-          <w:b/>
-          <w:bCs/>
-          <w:kern w:val="0"/>
-          <w:sz w:val="22"/>
-        </w:rPr>
-        <w:t xml:space="preserve"> </w:t>
-      </w:r>
-      <w:r>
-        <w:rPr>
-          <w:rFonts w:ascii="Tahoma" w:eastAsia="微软雅黑" w:hAnsi="Tahoma" w:hint="eastAsia"/>
-          <w:b/>
-          <w:bCs/>
-          <w:kern w:val="0"/>
-          <w:sz w:val="22"/>
-        </w:rPr>
-        <w:t>变亮。</w:t>
-      </w:r>
-    </w:p>
-    <w:p>
-      <w:pPr>
-        <w:widowControl/>
-        <w:snapToGrid w:val="0"/>
-        <w:spacing w:after="200"/>
-        <w:jc w:val="left"/>
-        <w:rPr>
-          <w:rFonts w:ascii="Tahoma" w:eastAsia="微软雅黑" w:hAnsi="Tahoma"/>
-          <w:b/>
-          <w:bCs/>
-          <w:kern w:val="0"/>
-          <w:sz w:val="22"/>
-        </w:rPr>
-      </w:pPr>
-      <w:r>
-        <w:rPr>
-          <w:rFonts w:ascii="Tahoma" w:eastAsia="微软雅黑" w:hAnsi="Tahoma" w:hint="eastAsia"/>
-          <w:b/>
-          <w:bCs/>
-          <w:kern w:val="0"/>
-          <w:sz w:val="22"/>
-        </w:rPr>
-        <w:t>并且</w:t>
-      </w:r>
-      <w:r>
-        <w:rPr>
-          <w:rFonts w:ascii="Tahoma" w:eastAsia="微软雅黑" w:hAnsi="Tahoma" w:hint="eastAsia"/>
-          <w:b/>
-          <w:bCs/>
-          <w:kern w:val="0"/>
-          <w:sz w:val="22"/>
-        </w:rPr>
-        <w:t>能设置</w:t>
-      </w:r>
-      <w:r>
-        <w:rPr>
-          <w:rFonts w:ascii="Tahoma" w:eastAsia="微软雅黑" w:hAnsi="Tahoma" w:hint="eastAsia"/>
-          <w:b/>
-          <w:bCs/>
-          <w:kern w:val="0"/>
-          <w:sz w:val="22"/>
-        </w:rPr>
-        <w:t>5</w:t>
-      </w:r>
-      <w:r>
-        <w:rPr>
-          <w:rFonts w:ascii="Tahoma" w:eastAsia="微软雅黑" w:hAnsi="Tahoma" w:hint="eastAsia"/>
-          <w:b/>
-          <w:bCs/>
-          <w:kern w:val="0"/>
-          <w:sz w:val="22"/>
-        </w:rPr>
-        <w:t>种</w:t>
-      </w:r>
-      <w:r>
-        <w:rPr>
-          <w:rFonts w:ascii="Tahoma" w:eastAsia="微软雅黑" w:hAnsi="Tahoma" w:hint="eastAsia"/>
-          <w:b/>
-          <w:bCs/>
-          <w:kern w:val="0"/>
-          <w:sz w:val="22"/>
-        </w:rPr>
-        <w:t>混合模式</w:t>
-      </w:r>
-      <w:r>
-        <w:rPr>
-          <w:rFonts w:ascii="Tahoma" w:eastAsia="微软雅黑" w:hAnsi="Tahoma" w:hint="eastAsia"/>
-          <w:b/>
-          <w:bCs/>
-          <w:kern w:val="0"/>
-          <w:sz w:val="22"/>
-        </w:rPr>
-        <w:t>，</w:t>
-      </w:r>
-      <w:r>
-        <w:rPr>
-          <w:rFonts w:ascii="Tahoma" w:eastAsia="微软雅黑" w:hAnsi="Tahoma" w:hint="eastAsia"/>
-          <w:b/>
-          <w:bCs/>
-          <w:kern w:val="0"/>
-          <w:sz w:val="22"/>
-        </w:rPr>
-        <w:t>但是图片指令只给了</w:t>
-      </w:r>
-      <w:r>
-        <w:rPr>
-          <w:rFonts w:ascii="Tahoma" w:eastAsia="微软雅黑" w:hAnsi="Tahoma" w:hint="eastAsia"/>
-          <w:b/>
-          <w:bCs/>
-          <w:kern w:val="0"/>
-          <w:sz w:val="22"/>
-        </w:rPr>
-        <w:t>4</w:t>
-      </w:r>
-      <w:r>
-        <w:rPr>
-          <w:rFonts w:ascii="Tahoma" w:eastAsia="微软雅黑" w:hAnsi="Tahoma" w:hint="eastAsia"/>
-          <w:b/>
-          <w:bCs/>
-          <w:kern w:val="0"/>
-          <w:sz w:val="22"/>
-        </w:rPr>
-        <w:t>个。</w:t>
-      </w:r>
-    </w:p>
-    <w:p>
-      <w:pPr>
-        <w:widowControl/>
-        <w:snapToGrid w:val="0"/>
-        <w:jc w:val="left"/>
-        <w:rPr>
-          <w:rFonts w:ascii="Tahoma" w:eastAsia="微软雅黑" w:hAnsi="Tahoma"/>
-          <w:kern w:val="0"/>
-          <w:sz w:val="22"/>
-        </w:rPr>
-      </w:pPr>
-      <w:r>
-        <w:rPr>
-          <w:rFonts w:ascii="Tahoma" w:eastAsia="微软雅黑" w:hAnsi="Tahoma" w:hint="eastAsia"/>
-          <w:kern w:val="0"/>
-          <w:sz w:val="22"/>
-        </w:rPr>
-        <w:t>因此建议使用插件：</w:t>
-      </w:r>
-    </w:p>
-    <w:p>
-      <w:pPr>
-        <w:widowControl/>
-        <w:snapToGrid w:val="0"/>
-        <w:jc w:val="left"/>
-        <w:rPr>
-          <w:rFonts w:ascii="Tahoma" w:eastAsia="微软雅黑" w:hAnsi="Tahoma"/>
-          <w:kern w:val="0"/>
-          <w:sz w:val="22"/>
-        </w:rPr>
-      </w:pPr>
-      <w:r>
-        <w:rPr>
-          <w:rFonts w:ascii="Tahoma" w:eastAsia="微软雅黑" w:hAnsi="Tahoma"/>
-          <w:kern w:val="0"/>
-          <w:sz w:val="22"/>
-        </w:rPr>
-        <w:tab/>
-      </w:r>
-      <w:proofErr w:type="spellStart"/>
-      <w:r>
-        <w:rPr>
-          <w:rFonts w:ascii="Tahoma" w:eastAsia="微软雅黑" w:hAnsi="Tahoma"/>
-          <w:kern w:val="0"/>
-          <w:sz w:val="22"/>
-        </w:rPr>
-        <w:t>Drill_PictureShortcut</w:t>
-      </w:r>
-      <w:proofErr w:type="spellEnd"/>
-      <w:r>
-        <w:rPr>
-          <w:rFonts w:ascii="Tahoma" w:eastAsia="微软雅黑" w:hAnsi="Tahoma"/>
-          <w:kern w:val="0"/>
-          <w:sz w:val="22"/>
-        </w:rPr>
-        <w:tab/>
-      </w:r>
-      <w:r>
-        <w:rPr>
-          <w:rFonts w:ascii="Tahoma" w:eastAsia="微软雅黑" w:hAnsi="Tahoma"/>
-          <w:kern w:val="0"/>
-          <w:sz w:val="22"/>
-        </w:rPr>
-        <w:tab/>
-      </w:r>
-      <w:r>
-        <w:rPr>
-          <w:rFonts w:ascii="Tahoma" w:eastAsia="微软雅黑" w:hAnsi="Tahoma"/>
-          <w:kern w:val="0"/>
-          <w:sz w:val="22"/>
-        </w:rPr>
-        <w:tab/>
-      </w:r>
-      <w:r>
-        <w:rPr>
-          <w:rFonts w:ascii="Tahoma" w:eastAsia="微软雅黑" w:hAnsi="Tahoma"/>
-          <w:kern w:val="0"/>
-          <w:sz w:val="22"/>
-        </w:rPr>
-        <w:tab/>
-      </w:r>
-      <w:r>
-        <w:rPr>
-          <w:rFonts w:ascii="Tahoma" w:eastAsia="微软雅黑" w:hAnsi="Tahoma" w:hint="eastAsia"/>
-          <w:kern w:val="0"/>
-          <w:sz w:val="22"/>
-        </w:rPr>
-        <w:t>图片</w:t>
-      </w:r>
-      <w:r>
-        <w:rPr>
-          <w:rFonts w:ascii="Tahoma" w:eastAsia="微软雅黑" w:hAnsi="Tahoma"/>
-          <w:kern w:val="0"/>
-          <w:sz w:val="22"/>
-        </w:rPr>
-        <w:t xml:space="preserve"> - </w:t>
-      </w:r>
-      <w:r>
-        <w:rPr>
-          <w:rFonts w:ascii="Tahoma" w:eastAsia="微软雅黑" w:hAnsi="Tahoma"/>
-          <w:kern w:val="0"/>
-          <w:sz w:val="22"/>
-        </w:rPr>
-        <w:t>快捷操作</w:t>
-      </w:r>
-    </w:p>
-    <w:p>
-      <w:pPr>
-        <w:widowControl/>
-        <w:snapToGrid w:val="0"/>
-        <w:jc w:val="left"/>
-        <w:rPr>
-          <w:rFonts w:ascii="Tahoma" w:eastAsia="微软雅黑" w:hAnsi="Tahoma"/>
-          <w:kern w:val="0"/>
-          <w:sz w:val="22"/>
-        </w:rPr>
-      </w:pPr>
-      <w:r>
-        <w:rPr>
-          <w:rFonts w:ascii="Tahoma" w:eastAsia="微软雅黑" w:hAnsi="Tahoma" w:hint="eastAsia"/>
-          <w:kern w:val="0"/>
-          <w:sz w:val="22"/>
-        </w:rPr>
-        <w:t>来设置混合模式：</w:t>
-      </w:r>
-    </w:p>
-    <w:p>
-      <w:pPr>
-        <w:widowControl/>
-        <w:jc w:val="center"/>
-        <w:rPr>
-          <w:rFonts w:ascii="宋体" w:eastAsia="宋体" w:hAnsi="宋体" w:cs="宋体"/>
-          <w:kern w:val="0"/>
-          <w:sz w:val="24"/>
-          <w:szCs w:val="24"/>
-        </w:rPr>
-      </w:pPr>
-      <w:r>
-        <w:rPr>
-          <w:rFonts w:ascii="宋体" w:eastAsia="宋体" w:hAnsi="宋体" w:cs="宋体"/>
-          <w:noProof/>
-          <w:kern w:val="0"/>
-          <w:sz w:val="24"/>
-          <w:szCs w:val="24"/>
-        </w:rPr>
-        <w:drawing>
-          <wp:inline distT="0" distB="0" distL="0" distR="0" wp14:anchorId="62D4F805" wp14:editId="3AA71975">
-            <wp:extent cx="4969510" cy="1027886"/>
-            <wp:effectExtent l="0" t="0" r="2540" b="1270"/>
-            <wp:docPr id="5" name="图片 5"/>
-            <wp:cNvGraphicFramePr>
-              <a:graphicFrameLocks xmlns:a="http://schemas.openxmlformats.org/drawingml/2006/main" noChangeAspect="1"/>
-            </wp:cNvGraphicFramePr>
-            <a:graphic xmlns:a="http://schemas.openxmlformats.org/drawingml/2006/main">
-              <a:graphicData uri="http://schemas.openxmlformats.org/drawingml/2006/picture">
-                <pic:pic xmlns:pic="http://schemas.openxmlformats.org/drawingml/2006/picture">
-                  <pic:nvPicPr>
-                    <pic:cNvPr id="0" name="Picture 7"/>
+                    <pic:cNvPr id="0" name="Picture 15"/>
                     <pic:cNvPicPr>
                       <a:picLocks noChangeAspect="1" noChangeArrowheads="1"/>
                     </pic:cNvPicPr>
@@ -3476,7 +3038,7 @@
                   <pic:spPr bwMode="auto">
                     <a:xfrm>
                       <a:off x="0" y="0"/>
-                      <a:ext cx="4983222" cy="1030722"/>
+                      <a:ext cx="1211035" cy="1400304"/>
                     </a:xfrm>
                     <a:prstGeom prst="rect">
                       <a:avLst/>
@@ -3496,6 +3058,542 @@
     <w:p>
       <w:pPr>
         <w:widowControl/>
+        <w:jc w:val="left"/>
+        <w:rPr>
+          <w:rFonts w:ascii="Tahoma" w:eastAsia="微软雅黑" w:hAnsi="Tahoma"/>
+          <w:kern w:val="0"/>
+          <w:sz w:val="22"/>
+        </w:rPr>
+      </w:pPr>
+      <w:r>
+        <w:rPr>
+          <w:rFonts w:ascii="Tahoma" w:eastAsia="微软雅黑" w:hAnsi="Tahoma" w:hint="eastAsia"/>
+          <w:kern w:val="0"/>
+          <w:sz w:val="22"/>
+        </w:rPr>
+        <w:t>设置</w:t>
+      </w:r>
+      <w:r>
+        <w:rPr>
+          <w:rFonts w:ascii="Tahoma" w:eastAsia="微软雅黑" w:hAnsi="Tahoma" w:hint="eastAsia"/>
+          <w:kern w:val="0"/>
+          <w:sz w:val="22"/>
+        </w:rPr>
+        <w:t>中有</w:t>
+      </w:r>
+      <w:r>
+        <w:rPr>
+          <w:rFonts w:ascii="Tahoma" w:eastAsia="微软雅黑" w:hAnsi="Tahoma" w:hint="eastAsia"/>
+          <w:kern w:val="0"/>
+          <w:sz w:val="22"/>
+        </w:rPr>
+        <w:t>4</w:t>
+      </w:r>
+      <w:r>
+        <w:rPr>
+          <w:rFonts w:ascii="Tahoma" w:eastAsia="微软雅黑" w:hAnsi="Tahoma" w:hint="eastAsia"/>
+          <w:kern w:val="0"/>
+          <w:sz w:val="22"/>
+        </w:rPr>
+        <w:t>个</w:t>
+      </w:r>
+      <w:r>
+        <w:rPr>
+          <w:rFonts w:ascii="Tahoma" w:eastAsia="微软雅黑" w:hAnsi="Tahoma" w:hint="eastAsia"/>
+          <w:kern w:val="0"/>
+          <w:sz w:val="22"/>
+        </w:rPr>
+        <w:t>选项</w:t>
+      </w:r>
+      <w:r>
+        <w:rPr>
+          <w:rFonts w:ascii="Tahoma" w:eastAsia="微软雅黑" w:hAnsi="Tahoma" w:hint="eastAsia"/>
+          <w:kern w:val="0"/>
+          <w:sz w:val="22"/>
+        </w:rPr>
+        <w:t>，分别对应：</w:t>
+      </w:r>
+    </w:p>
+    <w:tbl>
+      <w:tblPr>
+        <w:tblStyle w:val="af"/>
+        <w:tblW w:w="0" w:type="auto"/>
+        <w:tblLook w:val="04A0" w:firstRow="1" w:lastRow="0" w:firstColumn="1" w:lastColumn="0" w:noHBand="0" w:noVBand="1"/>
+      </w:tblPr>
+      <w:tblGrid>
+        <w:gridCol w:w="1242"/>
+        <w:gridCol w:w="1276"/>
+        <w:gridCol w:w="1418"/>
+        <w:gridCol w:w="1701"/>
+        <w:gridCol w:w="1417"/>
+        <w:gridCol w:w="1468"/>
+      </w:tblGrid>
+      <w:tr>
+        <w:tc>
+          <w:tcPr>
+            <w:tcW w:w="1242" w:type="dxa"/>
+            <w:shd w:val="clear" w:color="auto" w:fill="D9D9D9" w:themeFill="background1" w:themeFillShade="D9"/>
+          </w:tcPr>
+          <w:p>
+            <w:pPr>
+              <w:widowControl/>
+              <w:snapToGrid w:val="0"/>
+              <w:jc w:val="left"/>
+              <w:rPr>
+                <w:rFonts w:ascii="Tahoma" w:eastAsia="微软雅黑" w:hAnsi="Tahoma"/>
+                <w:kern w:val="0"/>
+                <w:sz w:val="22"/>
+              </w:rPr>
+            </w:pPr>
+            <w:r>
+              <w:rPr>
+                <w:rFonts w:ascii="Tahoma" w:eastAsia="微软雅黑" w:hAnsi="Tahoma" w:hint="eastAsia"/>
+                <w:kern w:val="0"/>
+                <w:sz w:val="22"/>
+              </w:rPr>
+              <w:t>合成方式</w:t>
+            </w:r>
+          </w:p>
+          <w:p>
+            <w:pPr>
+              <w:widowControl/>
+              <w:snapToGrid w:val="0"/>
+              <w:jc w:val="left"/>
+              <w:rPr>
+                <w:rFonts w:ascii="Tahoma" w:eastAsia="微软雅黑" w:hAnsi="Tahoma" w:hint="eastAsia"/>
+                <w:kern w:val="0"/>
+                <w:sz w:val="22"/>
+              </w:rPr>
+            </w:pPr>
+          </w:p>
+        </w:tc>
+        <w:tc>
+          <w:tcPr>
+            <w:tcW w:w="1276" w:type="dxa"/>
+          </w:tcPr>
+          <w:p>
+            <w:pPr>
+              <w:widowControl/>
+              <w:snapToGrid w:val="0"/>
+              <w:jc w:val="left"/>
+              <w:rPr>
+                <w:rFonts w:ascii="Tahoma" w:eastAsia="微软雅黑" w:hAnsi="Tahoma" w:hint="eastAsia"/>
+                <w:kern w:val="0"/>
+                <w:sz w:val="22"/>
+              </w:rPr>
+            </w:pPr>
+            <w:r>
+              <w:rPr>
+                <w:rFonts w:ascii="Tahoma" w:eastAsia="微软雅黑" w:hAnsi="Tahoma" w:hint="eastAsia"/>
+                <w:kern w:val="0"/>
+                <w:sz w:val="22"/>
+              </w:rPr>
+              <w:t>0-</w:t>
+            </w:r>
+            <w:r>
+              <w:rPr>
+                <w:rFonts w:ascii="Tahoma" w:eastAsia="微软雅黑" w:hAnsi="Tahoma" w:hint="eastAsia"/>
+                <w:kern w:val="0"/>
+                <w:sz w:val="22"/>
+              </w:rPr>
+              <w:t>正常</w:t>
+            </w:r>
+          </w:p>
+        </w:tc>
+        <w:tc>
+          <w:tcPr>
+            <w:tcW w:w="1418" w:type="dxa"/>
+          </w:tcPr>
+          <w:p>
+            <w:pPr>
+              <w:widowControl/>
+              <w:snapToGrid w:val="0"/>
+              <w:jc w:val="left"/>
+              <w:rPr>
+                <w:rFonts w:ascii="Tahoma" w:eastAsia="微软雅黑" w:hAnsi="Tahoma" w:hint="eastAsia"/>
+                <w:kern w:val="0"/>
+                <w:sz w:val="22"/>
+              </w:rPr>
+            </w:pPr>
+            <w:r>
+              <w:rPr>
+                <w:rFonts w:ascii="Tahoma" w:eastAsia="微软雅黑" w:hAnsi="Tahoma" w:hint="eastAsia"/>
+                <w:kern w:val="0"/>
+                <w:sz w:val="22"/>
+              </w:rPr>
+              <w:t>1-</w:t>
+            </w:r>
+            <w:r>
+              <w:rPr>
+                <w:rFonts w:ascii="Tahoma" w:eastAsia="微软雅黑" w:hAnsi="Tahoma" w:hint="eastAsia"/>
+                <w:kern w:val="0"/>
+                <w:sz w:val="22"/>
+              </w:rPr>
+              <w:t>叠加</w:t>
+            </w:r>
+          </w:p>
+        </w:tc>
+        <w:tc>
+          <w:tcPr>
+            <w:tcW w:w="1701" w:type="dxa"/>
+          </w:tcPr>
+          <w:p>
+            <w:pPr>
+              <w:widowControl/>
+              <w:snapToGrid w:val="0"/>
+              <w:jc w:val="left"/>
+              <w:rPr>
+                <w:rFonts w:ascii="Tahoma" w:eastAsia="微软雅黑" w:hAnsi="Tahoma" w:hint="eastAsia"/>
+                <w:kern w:val="0"/>
+                <w:sz w:val="22"/>
+              </w:rPr>
+            </w:pPr>
+            <w:r>
+              <w:rPr>
+                <w:rFonts w:ascii="Tahoma" w:eastAsia="微软雅黑" w:hAnsi="Tahoma" w:hint="eastAsia"/>
+                <w:kern w:val="0"/>
+                <w:sz w:val="22"/>
+              </w:rPr>
+              <w:t>2-</w:t>
+            </w:r>
+            <w:r>
+              <w:rPr>
+                <w:rFonts w:ascii="Tahoma" w:eastAsia="微软雅黑" w:hAnsi="Tahoma" w:hint="eastAsia"/>
+                <w:kern w:val="0"/>
+                <w:sz w:val="22"/>
+              </w:rPr>
+              <w:t>正片叠底</w:t>
+            </w:r>
+          </w:p>
+        </w:tc>
+        <w:tc>
+          <w:tcPr>
+            <w:tcW w:w="1417" w:type="dxa"/>
+          </w:tcPr>
+          <w:p>
+            <w:pPr>
+              <w:widowControl/>
+              <w:snapToGrid w:val="0"/>
+              <w:jc w:val="left"/>
+              <w:rPr>
+                <w:rFonts w:ascii="Tahoma" w:eastAsia="微软雅黑" w:hAnsi="Tahoma" w:hint="eastAsia"/>
+                <w:kern w:val="0"/>
+                <w:sz w:val="22"/>
+              </w:rPr>
+            </w:pPr>
+            <w:r>
+              <w:rPr>
+                <w:rFonts w:ascii="Tahoma" w:eastAsia="微软雅黑" w:hAnsi="Tahoma" w:hint="eastAsia"/>
+                <w:kern w:val="0"/>
+                <w:sz w:val="22"/>
+              </w:rPr>
+              <w:t>3-</w:t>
+            </w:r>
+            <w:r>
+              <w:rPr>
+                <w:rFonts w:ascii="Tahoma" w:eastAsia="微软雅黑" w:hAnsi="Tahoma" w:hint="eastAsia"/>
+                <w:kern w:val="0"/>
+                <w:sz w:val="22"/>
+              </w:rPr>
+              <w:t>滤色</w:t>
+            </w:r>
+          </w:p>
+        </w:tc>
+        <w:tc>
+          <w:tcPr>
+            <w:tcW w:w="1468" w:type="dxa"/>
+          </w:tcPr>
+          <w:p>
+            <w:pPr>
+              <w:widowControl/>
+              <w:snapToGrid w:val="0"/>
+              <w:jc w:val="left"/>
+              <w:rPr>
+                <w:rFonts w:ascii="Tahoma" w:eastAsia="微软雅黑" w:hAnsi="Tahoma" w:hint="eastAsia"/>
+                <w:kern w:val="0"/>
+                <w:sz w:val="22"/>
+              </w:rPr>
+            </w:pPr>
+            <w:r>
+              <w:rPr>
+                <w:rFonts w:ascii="Tahoma" w:eastAsia="微软雅黑" w:hAnsi="Tahoma" w:hint="eastAsia"/>
+                <w:kern w:val="0"/>
+                <w:sz w:val="22"/>
+              </w:rPr>
+              <w:t>无</w:t>
+            </w:r>
+          </w:p>
+        </w:tc>
+      </w:tr>
+      <w:tr>
+        <w:tc>
+          <w:tcPr>
+            <w:tcW w:w="1242" w:type="dxa"/>
+            <w:shd w:val="clear" w:color="auto" w:fill="D9D9D9" w:themeFill="background1" w:themeFillShade="D9"/>
+          </w:tcPr>
+          <w:p>
+            <w:pPr>
+              <w:widowControl/>
+              <w:snapToGrid w:val="0"/>
+              <w:jc w:val="left"/>
+              <w:rPr>
+                <w:rFonts w:ascii="Tahoma" w:eastAsia="微软雅黑" w:hAnsi="Tahoma"/>
+                <w:kern w:val="0"/>
+                <w:sz w:val="22"/>
+              </w:rPr>
+            </w:pPr>
+            <w:r>
+              <w:rPr>
+                <w:rFonts w:ascii="Tahoma" w:eastAsia="微软雅黑" w:hAnsi="Tahoma" w:hint="eastAsia"/>
+                <w:kern w:val="0"/>
+                <w:sz w:val="22"/>
+              </w:rPr>
+              <w:t>混合模式</w:t>
+            </w:r>
+          </w:p>
+          <w:p>
+            <w:pPr>
+              <w:widowControl/>
+              <w:snapToGrid w:val="0"/>
+              <w:jc w:val="left"/>
+              <w:rPr>
+                <w:rFonts w:ascii="Tahoma" w:eastAsia="微软雅黑" w:hAnsi="Tahoma" w:hint="eastAsia"/>
+                <w:kern w:val="0"/>
+                <w:sz w:val="22"/>
+              </w:rPr>
+            </w:pPr>
+          </w:p>
+        </w:tc>
+        <w:tc>
+          <w:tcPr>
+            <w:tcW w:w="1276" w:type="dxa"/>
+          </w:tcPr>
+          <w:p>
+            <w:pPr>
+              <w:widowControl/>
+              <w:snapToGrid w:val="0"/>
+              <w:jc w:val="left"/>
+              <w:rPr>
+                <w:rFonts w:ascii="Tahoma" w:eastAsia="微软雅黑" w:hAnsi="Tahoma" w:hint="eastAsia"/>
+                <w:kern w:val="0"/>
+                <w:sz w:val="22"/>
+              </w:rPr>
+            </w:pPr>
+            <w:r>
+              <w:rPr>
+                <w:rFonts w:ascii="Tahoma" w:eastAsia="微软雅黑" w:hAnsi="Tahoma"/>
+                <w:kern w:val="0"/>
+                <w:sz w:val="22"/>
+              </w:rPr>
+              <w:t>0</w:t>
+            </w:r>
+            <w:r>
+              <w:rPr>
+                <w:rFonts w:ascii="Tahoma" w:eastAsia="微软雅黑" w:hAnsi="Tahoma" w:hint="eastAsia"/>
+                <w:kern w:val="0"/>
+                <w:sz w:val="22"/>
+              </w:rPr>
+              <w:t>-</w:t>
+            </w:r>
+            <w:r>
+              <w:rPr>
+                <w:rFonts w:ascii="Tahoma" w:eastAsia="微软雅黑" w:hAnsi="Tahoma" w:hint="eastAsia"/>
+                <w:kern w:val="0"/>
+                <w:sz w:val="22"/>
+              </w:rPr>
+              <w:t>正常</w:t>
+            </w:r>
+          </w:p>
+        </w:tc>
+        <w:tc>
+          <w:tcPr>
+            <w:tcW w:w="1418" w:type="dxa"/>
+          </w:tcPr>
+          <w:p>
+            <w:pPr>
+              <w:widowControl/>
+              <w:snapToGrid w:val="0"/>
+              <w:jc w:val="left"/>
+              <w:rPr>
+                <w:rFonts w:ascii="Tahoma" w:eastAsia="微软雅黑" w:hAnsi="Tahoma" w:hint="eastAsia"/>
+                <w:kern w:val="0"/>
+                <w:sz w:val="22"/>
+              </w:rPr>
+            </w:pPr>
+            <w:r>
+              <w:rPr>
+                <w:rFonts w:ascii="Tahoma" w:eastAsia="微软雅黑" w:hAnsi="Tahoma" w:hint="eastAsia"/>
+                <w:kern w:val="0"/>
+                <w:sz w:val="22"/>
+              </w:rPr>
+              <w:t>1-</w:t>
+            </w:r>
+            <w:r>
+              <w:rPr>
+                <w:rFonts w:ascii="Tahoma" w:eastAsia="微软雅黑" w:hAnsi="Tahoma" w:hint="eastAsia"/>
+                <w:kern w:val="0"/>
+                <w:sz w:val="22"/>
+              </w:rPr>
+              <w:t>变亮</w:t>
+            </w:r>
+          </w:p>
+        </w:tc>
+        <w:tc>
+          <w:tcPr>
+            <w:tcW w:w="1701" w:type="dxa"/>
+          </w:tcPr>
+          <w:p>
+            <w:pPr>
+              <w:widowControl/>
+              <w:snapToGrid w:val="0"/>
+              <w:jc w:val="left"/>
+              <w:rPr>
+                <w:rFonts w:ascii="Tahoma" w:eastAsia="微软雅黑" w:hAnsi="Tahoma"/>
+                <w:kern w:val="0"/>
+                <w:sz w:val="22"/>
+              </w:rPr>
+            </w:pPr>
+            <w:r>
+              <w:rPr>
+                <w:rFonts w:ascii="Tahoma" w:eastAsia="微软雅黑" w:hAnsi="Tahoma"/>
+                <w:kern w:val="0"/>
+                <w:sz w:val="22"/>
+              </w:rPr>
+              <w:t>2</w:t>
+            </w:r>
+            <w:r>
+              <w:rPr>
+                <w:rFonts w:ascii="Tahoma" w:eastAsia="微软雅黑" w:hAnsi="Tahoma" w:hint="eastAsia"/>
+                <w:kern w:val="0"/>
+                <w:sz w:val="22"/>
+              </w:rPr>
+              <w:t>-</w:t>
+            </w:r>
+            <w:r>
+              <w:rPr>
+                <w:rFonts w:ascii="Tahoma" w:eastAsia="微软雅黑" w:hAnsi="Tahoma" w:hint="eastAsia"/>
+                <w:kern w:val="0"/>
+                <w:sz w:val="22"/>
+              </w:rPr>
+              <w:t>实色混合</w:t>
+            </w:r>
+          </w:p>
+          <w:p>
+            <w:pPr>
+              <w:widowControl/>
+              <w:snapToGrid w:val="0"/>
+              <w:jc w:val="left"/>
+              <w:rPr>
+                <w:rFonts w:ascii="Tahoma" w:eastAsia="微软雅黑" w:hAnsi="Tahoma" w:hint="eastAsia"/>
+                <w:kern w:val="0"/>
+                <w:sz w:val="22"/>
+              </w:rPr>
+            </w:pPr>
+            <w:r>
+              <w:rPr>
+                <w:rFonts w:ascii="Tahoma" w:eastAsia="微软雅黑" w:hAnsi="Tahoma" w:hint="eastAsia"/>
+                <w:kern w:val="0"/>
+                <w:sz w:val="22"/>
+              </w:rPr>
+              <w:t>(</w:t>
+            </w:r>
+            <w:r>
+              <w:rPr>
+                <w:rFonts w:ascii="Tahoma" w:eastAsia="微软雅黑" w:hAnsi="Tahoma" w:hint="eastAsia"/>
+                <w:kern w:val="0"/>
+                <w:sz w:val="22"/>
+              </w:rPr>
+              <w:t>正片叠底</w:t>
+            </w:r>
+            <w:r>
+              <w:rPr>
+                <w:rFonts w:ascii="Tahoma" w:eastAsia="微软雅黑" w:hAnsi="Tahoma"/>
+                <w:kern w:val="0"/>
+                <w:sz w:val="22"/>
+              </w:rPr>
+              <w:t>)</w:t>
+            </w:r>
+          </w:p>
+        </w:tc>
+        <w:tc>
+          <w:tcPr>
+            <w:tcW w:w="1417" w:type="dxa"/>
+          </w:tcPr>
+          <w:p>
+            <w:pPr>
+              <w:widowControl/>
+              <w:snapToGrid w:val="0"/>
+              <w:jc w:val="left"/>
+              <w:rPr>
+                <w:rFonts w:ascii="Tahoma" w:eastAsia="微软雅黑" w:hAnsi="Tahoma" w:hint="eastAsia"/>
+                <w:kern w:val="0"/>
+                <w:sz w:val="22"/>
+              </w:rPr>
+            </w:pPr>
+            <w:r>
+              <w:rPr>
+                <w:rFonts w:ascii="Tahoma" w:eastAsia="微软雅黑" w:hAnsi="Tahoma" w:hint="eastAsia"/>
+                <w:kern w:val="0"/>
+                <w:sz w:val="22"/>
+              </w:rPr>
+              <w:t>3</w:t>
+            </w:r>
+            <w:r>
+              <w:rPr>
+                <w:rFonts w:ascii="Tahoma" w:eastAsia="微软雅黑" w:hAnsi="Tahoma" w:hint="eastAsia"/>
+                <w:kern w:val="0"/>
+                <w:sz w:val="22"/>
+              </w:rPr>
+              <w:t>-</w:t>
+            </w:r>
+            <w:r>
+              <w:rPr>
+                <w:rFonts w:ascii="Tahoma" w:eastAsia="微软雅黑" w:hAnsi="Tahoma" w:hint="eastAsia"/>
+                <w:kern w:val="0"/>
+                <w:sz w:val="22"/>
+              </w:rPr>
+              <w:t>浅色</w:t>
+            </w:r>
+          </w:p>
+        </w:tc>
+        <w:tc>
+          <w:tcPr>
+            <w:tcW w:w="1468" w:type="dxa"/>
+          </w:tcPr>
+          <w:p>
+            <w:pPr>
+              <w:widowControl/>
+              <w:snapToGrid w:val="0"/>
+              <w:jc w:val="left"/>
+              <w:rPr>
+                <w:rFonts w:ascii="Tahoma" w:eastAsia="微软雅黑" w:hAnsi="Tahoma" w:hint="eastAsia"/>
+                <w:kern w:val="0"/>
+                <w:sz w:val="22"/>
+              </w:rPr>
+            </w:pPr>
+            <w:r>
+              <w:rPr>
+                <w:rFonts w:ascii="Tahoma" w:eastAsia="微软雅黑" w:hAnsi="Tahoma" w:hint="eastAsia"/>
+                <w:kern w:val="0"/>
+                <w:sz w:val="22"/>
+              </w:rPr>
+              <w:t>4-</w:t>
+            </w:r>
+            <w:r>
+              <w:rPr>
+                <w:rFonts w:ascii="Tahoma" w:eastAsia="微软雅黑" w:hAnsi="Tahoma"/>
+                <w:kern w:val="0"/>
+                <w:sz w:val="22"/>
+              </w:rPr>
+              <w:t>叠加</w:t>
+            </w:r>
+          </w:p>
+        </w:tc>
+      </w:tr>
+    </w:tbl>
+    <w:p>
+      <w:pPr>
+        <w:widowControl/>
         <w:snapToGrid w:val="0"/>
         <w:jc w:val="left"/>
         <w:rPr>
@@ -3504,9 +3602,396 @@
           <w:sz w:val="22"/>
         </w:rPr>
       </w:pPr>
+      <w:r>
+        <w:rPr>
+          <w:rFonts w:ascii="Tahoma" w:eastAsia="微软雅黑" w:hAnsi="Tahoma" w:hint="eastAsia"/>
+          <w:kern w:val="0"/>
+          <w:sz w:val="22"/>
+        </w:rPr>
+        <w:t>注意，图中的</w:t>
+      </w:r>
+      <w:r>
+        <w:rPr>
+          <w:rFonts w:ascii="Tahoma" w:eastAsia="微软雅黑" w:hAnsi="Tahoma" w:hint="eastAsia"/>
+          <w:kern w:val="0"/>
+          <w:sz w:val="22"/>
+        </w:rPr>
+        <w:t xml:space="preserve"> </w:t>
+      </w:r>
+      <w:r>
+        <w:rPr>
+          <w:rFonts w:ascii="Tahoma" w:eastAsia="微软雅黑" w:hAnsi="Tahoma" w:hint="eastAsia"/>
+          <w:kern w:val="0"/>
+          <w:sz w:val="22"/>
+        </w:rPr>
+        <w:t>叠加</w:t>
+      </w:r>
+      <w:r>
+        <w:rPr>
+          <w:rFonts w:ascii="Tahoma" w:eastAsia="微软雅黑" w:hAnsi="Tahoma" w:hint="eastAsia"/>
+          <w:kern w:val="0"/>
+          <w:sz w:val="22"/>
+        </w:rPr>
+        <w:t xml:space="preserve"> </w:t>
+      </w:r>
+      <w:r>
+        <w:rPr>
+          <w:rFonts w:ascii="Tahoma" w:eastAsia="微软雅黑" w:hAnsi="Tahoma" w:hint="eastAsia"/>
+          <w:kern w:val="0"/>
+          <w:sz w:val="22"/>
+        </w:rPr>
+        <w:t>其实是</w:t>
+      </w:r>
+      <w:r>
+        <w:rPr>
+          <w:rFonts w:ascii="Tahoma" w:eastAsia="微软雅黑" w:hAnsi="Tahoma" w:hint="eastAsia"/>
+          <w:kern w:val="0"/>
+          <w:sz w:val="22"/>
+        </w:rPr>
+        <w:t xml:space="preserve"> </w:t>
+      </w:r>
+      <w:r>
+        <w:rPr>
+          <w:rFonts w:ascii="Tahoma" w:eastAsia="微软雅黑" w:hAnsi="Tahoma" w:hint="eastAsia"/>
+          <w:kern w:val="0"/>
+          <w:sz w:val="22"/>
+        </w:rPr>
+        <w:t>变亮。</w:t>
+      </w:r>
+    </w:p>
+    <w:p>
+      <w:pPr>
+        <w:widowControl/>
+        <w:snapToGrid w:val="0"/>
+        <w:spacing w:after="200"/>
+        <w:jc w:val="left"/>
+        <w:rPr>
+          <w:rFonts w:ascii="Tahoma" w:eastAsia="微软雅黑" w:hAnsi="Tahoma"/>
+          <w:kern w:val="0"/>
+          <w:sz w:val="22"/>
+        </w:rPr>
+      </w:pPr>
+      <w:r>
+        <w:rPr>
+          <w:rFonts w:ascii="Tahoma" w:eastAsia="微软雅黑" w:hAnsi="Tahoma" w:hint="eastAsia"/>
+          <w:kern w:val="0"/>
+          <w:sz w:val="22"/>
+        </w:rPr>
+        <w:t>并且</w:t>
+      </w:r>
+      <w:r>
+        <w:rPr>
+          <w:rFonts w:ascii="Tahoma" w:eastAsia="微软雅黑" w:hAnsi="Tahoma" w:hint="eastAsia"/>
+          <w:kern w:val="0"/>
+          <w:sz w:val="22"/>
+        </w:rPr>
+        <w:t>默认</w:t>
+      </w:r>
+      <w:r>
+        <w:rPr>
+          <w:rFonts w:ascii="Tahoma" w:eastAsia="微软雅黑" w:hAnsi="Tahoma" w:hint="eastAsia"/>
+          <w:kern w:val="0"/>
+          <w:sz w:val="22"/>
+        </w:rPr>
+        <w:t>能设置</w:t>
+      </w:r>
+      <w:r>
+        <w:rPr>
+          <w:rFonts w:ascii="Tahoma" w:eastAsia="微软雅黑" w:hAnsi="Tahoma" w:hint="eastAsia"/>
+          <w:kern w:val="0"/>
+          <w:sz w:val="22"/>
+        </w:rPr>
+        <w:t>混合模式</w:t>
+      </w:r>
+      <w:r>
+        <w:rPr>
+          <w:rFonts w:ascii="Tahoma" w:eastAsia="微软雅黑" w:hAnsi="Tahoma" w:hint="eastAsia"/>
+          <w:kern w:val="0"/>
+          <w:sz w:val="22"/>
+        </w:rPr>
+        <w:t>0</w:t>
+      </w:r>
+      <w:r>
+        <w:rPr>
+          <w:rFonts w:ascii="Tahoma" w:eastAsia="微软雅黑" w:hAnsi="Tahoma" w:hint="eastAsia"/>
+          <w:kern w:val="0"/>
+          <w:sz w:val="22"/>
+        </w:rPr>
+        <w:t>~</w:t>
+      </w:r>
+      <w:r>
+        <w:rPr>
+          <w:rFonts w:ascii="Tahoma" w:eastAsia="微软雅黑" w:hAnsi="Tahoma" w:hint="eastAsia"/>
+          <w:kern w:val="0"/>
+          <w:sz w:val="22"/>
+        </w:rPr>
+        <w:t>4</w:t>
+      </w:r>
+      <w:r>
+        <w:rPr>
+          <w:rFonts w:ascii="Tahoma" w:eastAsia="微软雅黑" w:hAnsi="Tahoma" w:hint="eastAsia"/>
+          <w:kern w:val="0"/>
+          <w:sz w:val="22"/>
+        </w:rPr>
+        <w:t>，</w:t>
+      </w:r>
+      <w:r>
+        <w:rPr>
+          <w:rFonts w:ascii="Tahoma" w:eastAsia="微软雅黑" w:hAnsi="Tahoma" w:hint="eastAsia"/>
+          <w:kern w:val="0"/>
+          <w:sz w:val="22"/>
+        </w:rPr>
+        <w:t>但是图片指令</w:t>
+      </w:r>
+      <w:r>
+        <w:rPr>
+          <w:rFonts w:ascii="Tahoma" w:eastAsia="微软雅黑" w:hAnsi="Tahoma" w:hint="eastAsia"/>
+          <w:kern w:val="0"/>
+          <w:sz w:val="22"/>
+        </w:rPr>
+        <w:t>中</w:t>
+      </w:r>
+      <w:r>
+        <w:rPr>
+          <w:rFonts w:ascii="Tahoma" w:eastAsia="微软雅黑" w:hAnsi="Tahoma" w:hint="eastAsia"/>
+          <w:kern w:val="0"/>
+          <w:sz w:val="22"/>
+        </w:rPr>
+        <w:t>只给了</w:t>
+      </w:r>
+      <w:r>
+        <w:rPr>
+          <w:rFonts w:ascii="Tahoma" w:eastAsia="微软雅黑" w:hAnsi="Tahoma" w:hint="eastAsia"/>
+          <w:kern w:val="0"/>
+          <w:sz w:val="22"/>
+        </w:rPr>
+        <w:t>4</w:t>
+      </w:r>
+      <w:r>
+        <w:rPr>
+          <w:rFonts w:ascii="Tahoma" w:eastAsia="微软雅黑" w:hAnsi="Tahoma" w:hint="eastAsia"/>
+          <w:kern w:val="0"/>
+          <w:sz w:val="22"/>
+        </w:rPr>
+        <w:t>个</w:t>
+      </w:r>
+      <w:r>
+        <w:rPr>
+          <w:rFonts w:ascii="Tahoma" w:eastAsia="微软雅黑" w:hAnsi="Tahoma" w:hint="eastAsia"/>
+          <w:kern w:val="0"/>
+          <w:sz w:val="22"/>
+        </w:rPr>
+        <w:t>选项</w:t>
+      </w:r>
+      <w:r>
+        <w:rPr>
+          <w:rFonts w:ascii="Tahoma" w:eastAsia="微软雅黑" w:hAnsi="Tahoma" w:hint="eastAsia"/>
+          <w:kern w:val="0"/>
+          <w:sz w:val="22"/>
+        </w:rPr>
+        <w:t>。</w:t>
+      </w:r>
+    </w:p>
+    <w:p>
+      <w:pPr>
+        <w:widowControl/>
+        <w:snapToGrid w:val="0"/>
+        <w:jc w:val="left"/>
+        <w:rPr>
+          <w:rFonts w:ascii="Tahoma" w:eastAsia="微软雅黑" w:hAnsi="Tahoma" w:hint="eastAsia"/>
+          <w:kern w:val="0"/>
+          <w:sz w:val="22"/>
+        </w:rPr>
+      </w:pPr>
+      <w:r>
+        <w:rPr>
+          <w:rFonts w:ascii="Tahoma" w:eastAsia="微软雅黑" w:hAnsi="Tahoma" w:hint="eastAsia"/>
+          <w:kern w:val="0"/>
+          <w:sz w:val="22"/>
+        </w:rPr>
+        <w:t>因此建议使用插件</w:t>
+      </w:r>
+      <w:r>
+        <w:rPr>
+          <w:rFonts w:ascii="Tahoma" w:eastAsia="微软雅黑" w:hAnsi="Tahoma" w:hint="eastAsia"/>
+          <w:kern w:val="0"/>
+          <w:sz w:val="22"/>
+        </w:rPr>
+        <w:t>，</w:t>
+      </w:r>
+      <w:r>
+        <w:rPr>
+          <w:rFonts w:ascii="Tahoma" w:eastAsia="微软雅黑" w:hAnsi="Tahoma" w:hint="eastAsia"/>
+          <w:kern w:val="0"/>
+          <w:sz w:val="22"/>
+        </w:rPr>
+        <w:t>来设置混合模式：</w:t>
+      </w:r>
+    </w:p>
+    <w:p>
+      <w:pPr>
+        <w:widowControl/>
+        <w:snapToGrid w:val="0"/>
+        <w:jc w:val="left"/>
+        <w:rPr>
+          <w:rFonts w:ascii="Tahoma" w:eastAsia="微软雅黑" w:hAnsi="Tahoma"/>
+          <w:kern w:val="0"/>
+          <w:sz w:val="22"/>
+        </w:rPr>
+      </w:pPr>
+      <w:r>
+        <w:rPr>
+          <w:rFonts w:ascii="Tahoma" w:eastAsia="微软雅黑" w:hAnsi="Tahoma"/>
+          <w:kern w:val="0"/>
+          <w:sz w:val="22"/>
+        </w:rPr>
+        <w:tab/>
+      </w:r>
+      <w:r>
+        <w:rPr>
+          <w:rFonts w:ascii="Tahoma" w:eastAsia="微软雅黑" w:hAnsi="Tahoma"/>
+          <w:kern w:val="0"/>
+          <w:sz w:val="22"/>
+        </w:rPr>
+        <w:t>Drill_PictureShortcut</w:t>
+      </w:r>
+      <w:r>
+        <w:rPr>
+          <w:rFonts w:ascii="Tahoma" w:eastAsia="微软雅黑" w:hAnsi="Tahoma"/>
+          <w:kern w:val="0"/>
+          <w:sz w:val="22"/>
+        </w:rPr>
+        <w:tab/>
+      </w:r>
+      <w:r>
+        <w:rPr>
+          <w:rFonts w:ascii="Tahoma" w:eastAsia="微软雅黑" w:hAnsi="Tahoma"/>
+          <w:kern w:val="0"/>
+          <w:sz w:val="22"/>
+        </w:rPr>
+        <w:tab/>
+      </w:r>
+      <w:r>
+        <w:rPr>
+          <w:rFonts w:ascii="Tahoma" w:eastAsia="微软雅黑" w:hAnsi="Tahoma"/>
+          <w:kern w:val="0"/>
+          <w:sz w:val="22"/>
+        </w:rPr>
+        <w:tab/>
+      </w:r>
+      <w:r>
+        <w:rPr>
+          <w:rFonts w:ascii="Tahoma" w:eastAsia="微软雅黑" w:hAnsi="Tahoma"/>
+          <w:kern w:val="0"/>
+          <w:sz w:val="22"/>
+        </w:rPr>
+        <w:tab/>
+      </w:r>
+      <w:r>
+        <w:rPr>
+          <w:rFonts w:ascii="Tahoma" w:eastAsia="微软雅黑" w:hAnsi="Tahoma" w:hint="eastAsia"/>
+          <w:kern w:val="0"/>
+          <w:sz w:val="22"/>
+        </w:rPr>
+        <w:t>图片</w:t>
+      </w:r>
+      <w:r>
+        <w:rPr>
+          <w:rFonts w:ascii="Tahoma" w:eastAsia="微软雅黑" w:hAnsi="Tahoma"/>
+          <w:kern w:val="0"/>
+          <w:sz w:val="22"/>
+        </w:rPr>
+        <w:t xml:space="preserve"> - </w:t>
+      </w:r>
+      <w:r>
+        <w:rPr>
+          <w:rFonts w:ascii="Tahoma" w:eastAsia="微软雅黑" w:hAnsi="Tahoma"/>
+          <w:kern w:val="0"/>
+          <w:sz w:val="22"/>
+        </w:rPr>
+        <w:t>快捷操作</w:t>
+      </w:r>
+    </w:p>
+    <w:p>
+      <w:pPr>
+        <w:widowControl/>
+        <w:snapToGrid w:val="0"/>
+        <w:jc w:val="center"/>
+        <w:rPr>
+          <w:rFonts w:ascii="宋体" w:eastAsia="宋体" w:hAnsi="宋体" w:cs="宋体" w:hint="eastAsia"/>
+          <w:kern w:val="0"/>
+          <w:sz w:val="24"/>
+          <w:szCs w:val="24"/>
+        </w:rPr>
+      </w:pPr>
+      <w:r>
+        <w:rPr>
+          <w:noProof/>
+        </w:rPr>
+        <w:drawing>
+          <wp:inline distT="0" distB="0" distL="0" distR="0" wp14:anchorId="3404F605" wp14:editId="3BC5D6C8">
+            <wp:extent cx="5129530" cy="1060984"/>
+            <wp:effectExtent l="0" t="0" r="0" b="6350"/>
+            <wp:docPr id="670397436" name="图片 9"/>
+            <wp:cNvGraphicFramePr>
+              <a:graphicFrameLocks xmlns:a="http://schemas.openxmlformats.org/drawingml/2006/main" noChangeAspect="1"/>
+            </wp:cNvGraphicFramePr>
+            <a:graphic xmlns:a="http://schemas.openxmlformats.org/drawingml/2006/main">
+              <a:graphicData uri="http://schemas.openxmlformats.org/drawingml/2006/picture">
+                <pic:pic xmlns:pic="http://schemas.openxmlformats.org/drawingml/2006/picture">
+                  <pic:nvPicPr>
+                    <pic:cNvPr id="0" name="Picture 17"/>
+                    <pic:cNvPicPr>
+                      <a:picLocks noChangeAspect="1" noChangeArrowheads="1"/>
+                    </pic:cNvPicPr>
+                  </pic:nvPicPr>
+                  <pic:blipFill>
+                    <a:blip r:embed="rId14">
+                      <a:extLst>
+                        <a:ext uri="{28A0092B-C50C-407E-A947-70E740481C1C}">
+                          <a14:useLocalDpi xmlns:a14="http://schemas.microsoft.com/office/drawing/2010/main" val="0"/>
+                        </a:ext>
+                      </a:extLst>
+                    </a:blip>
+                    <a:srcRect/>
+                    <a:stretch>
+                      <a:fillRect/>
+                    </a:stretch>
+                  </pic:blipFill>
+                  <pic:spPr bwMode="auto">
+                    <a:xfrm>
+                      <a:off x="0" y="0"/>
+                      <a:ext cx="5139606" cy="1063068"/>
+                    </a:xfrm>
+                    <a:prstGeom prst="rect">
+                      <a:avLst/>
+                    </a:prstGeom>
+                    <a:noFill/>
+                    <a:ln>
+                      <a:noFill/>
+                    </a:ln>
+                  </pic:spPr>
+                </pic:pic>
+              </a:graphicData>
+            </a:graphic>
+          </wp:inline>
+        </w:drawing>
+      </w:r>
+    </w:p>
+    <w:p>
+      <w:pPr>
+        <w:widowControl/>
+        <w:snapToGrid w:val="0"/>
+        <w:jc w:val="left"/>
+        <w:rPr>
+          <w:rFonts w:ascii="Tahoma" w:eastAsia="微软雅黑" w:hAnsi="Tahoma"/>
+          <w:kern w:val="0"/>
+          <w:sz w:val="22"/>
+        </w:rPr>
+      </w:pPr>
     </w:p>
     <w:sectPr>
-      <w:headerReference w:type="default" r:id="rId14"/>
+      <w:headerReference w:type="default" r:id="rId15"/>
       <w:pgSz w:w="11906" w:h="16838"/>
       <w:pgMar w:top="1440" w:right="1800" w:bottom="1440" w:left="1800" w:header="851" w:footer="992" w:gutter="0"/>
       <w:cols w:space="425"/>
@@ -3517,9 +4002,14 @@
 </file>
 
 <file path=word/endnotes.xml><?xml version="1.0" encoding="utf-8"?>
-<w:endnotes xmlns:wpc="http://schemas.microsoft.com/office/word/2010/wordprocessingCanvas" xmlns:cx="http://schemas.microsoft.com/office/drawing/2014/chartex" xmlns:cx1="http://schemas.microsoft.com/office/drawing/2015/9/8/chartex" xmlns:cx2="http://schemas.microsoft.com/office/drawing/2015/10/21/chartex" xmlns:cx3="http://schemas.microsoft.com/office/drawing/2016/5/9/chartex" xmlns:cx4="http://schemas.microsoft.com/office/drawing/2016/5/10/chartex" xmlns:cx5="http://schemas.microsoft.com/office/drawing/2016/5/11/chartex" xmlns:cx6="http://schemas.microsoft.com/office/drawing/2016/5/12/chartex" xmlns:cx7="http://schemas.microsoft.com/office/drawing/2016/5/13/chartex" xmlns:cx8="http://schemas.microsoft.com/office/drawing/2016/5/14/chartex" xmlns:mc="http://schemas.openxmlformats.org/markup-compatibility/2006" xmlns:aink="http://schemas.microsoft.com/office/drawing/2016/ink" xmlns:am3d="http://schemas.microsoft.com/office/drawing/2017/model3d" xmlns:o="urn:schemas-microsoft-com:office:office" xmlns:oel="http://schemas.microsoft.com/office/2019/extlst" xmlns:r="http://schemas.openxmlformats.org/officeDocument/2006/relationships" xmlns:m="http://schemas.openxmlformats.org/officeDocument/2006/math" xmlns:v="urn:schemas-microsoft-com:vml" xmlns:wp14="http://schemas.microsoft.com/office/word/2010/wordprocessingDrawing" xmlns:wp="http://schemas.openxmlformats.org/drawingml/2006/wordprocessingDrawing" xmlns:w10="urn:schemas-microsoft-com:office:word" xmlns:w="http://schemas.openxmlformats.org/wordprocessingml/2006/main" xmlns:w14="http://schemas.microsoft.com/office/word/2010/wordml" xmlns:w15="http://schemas.microsoft.com/office/word/2012/wordml" xmlns:w16cex="http://schemas.microsoft.com/office/word/2018/wordml/cex" xmlns:w16cid="http://schemas.microsoft.com/office/word/2016/wordml/cid" xmlns:w16="http://schemas.microsoft.com/office/word/2018/wordml" xmlns:w16sdtdh="http://schemas.microsoft.com/office/word/2020/wordml/sdtdatahash" xmlns:w16se="http://schemas.microsoft.com/office/word/2015/wordml/symex" xmlns:wpg="http://schemas.microsoft.com/office/word/2010/wordprocessingGroup" xmlns:wpi="http://schemas.microsoft.com/office/word/2010/wordprocessingInk" xmlns:wne="http://schemas.microsoft.com/office/word/2006/wordml" xmlns:wps="http://schemas.microsoft.com/office/word/2010/wordprocessingShape" mc:Ignorable="w14 w15 w16se w16cid w16 w16cex w16sdtdh wp14">
+<w:endnotes xmlns:wpc="http://schemas.microsoft.com/office/word/2010/wordprocessingCanvas" xmlns:cx="http://schemas.microsoft.com/office/drawing/2014/chartex" xmlns:cx1="http://schemas.microsoft.com/office/drawing/2015/9/8/chartex" xmlns:cx2="http://schemas.microsoft.com/office/drawing/2015/10/21/chartex" xmlns:cx3="http://schemas.microsoft.com/office/drawing/2016/5/9/chartex" xmlns:cx4="http://schemas.microsoft.com/office/drawing/2016/5/10/chartex" xmlns:cx5="http://schemas.microsoft.com/office/drawing/2016/5/11/chartex" xmlns:cx6="http://schemas.microsoft.com/office/drawing/2016/5/12/chartex" xmlns:cx7="http://schemas.microsoft.com/office/drawing/2016/5/13/chartex" xmlns:cx8="http://schemas.microsoft.com/office/drawing/2016/5/14/chartex" xmlns:mc="http://schemas.openxmlformats.org/markup-compatibility/2006" xmlns:aink="http://schemas.microsoft.com/office/drawing/2016/ink" xmlns:am3d="http://schemas.microsoft.com/office/drawing/2017/model3d" xmlns:o="urn:schemas-microsoft-com:office:office" xmlns:oel="http://schemas.microsoft.com/office/2019/extlst" xmlns:r="http://schemas.openxmlformats.org/officeDocument/2006/relationships" xmlns:m="http://schemas.openxmlformats.org/officeDocument/2006/math" xmlns:v="urn:schemas-microsoft-com:vml" xmlns:wp14="http://schemas.microsoft.com/office/word/2010/wordprocessingDrawing" xmlns:wp="http://schemas.openxmlformats.org/drawingml/2006/wordprocessingDrawing" xmlns:w10="urn:schemas-microsoft-com:office:word" xmlns:w="http://schemas.openxmlformats.org/wordprocessingml/2006/main" xmlns:w14="http://schemas.microsoft.com/office/word/2010/wordml" xmlns:w15="http://schemas.microsoft.com/office/word/2012/wordml" xmlns:w16cex="http://schemas.microsoft.com/office/word/2018/wordml/cex" xmlns:w16cid="http://schemas.microsoft.com/office/word/2016/wordml/cid" xmlns:w16="http://schemas.microsoft.com/office/word/2018/wordml" xmlns:w16du="http://schemas.microsoft.com/office/word/2023/wordml/word16du" xmlns:w16sdtdh="http://schemas.microsoft.com/office/word/2020/wordml/sdtdatahash" xmlns:w16sdtfl="http://schemas.microsoft.com/office/word/2024/wordml/sdtformatlock" xmlns:w16se="http://schemas.microsoft.com/office/word/2015/wordml/symex" xmlns:wpg="http://schemas.microsoft.com/office/word/2010/wordprocessingGroup" xmlns:wpi="http://schemas.microsoft.com/office/word/2010/wordprocessingInk" xmlns:wne="http://schemas.microsoft.com/office/word/2006/wordml" xmlns:wps="http://schemas.microsoft.com/office/word/2010/wordprocessingShape" mc:Ignorable="w14 w15 w16se w16cid w16 w16cex w16sdtdh w16sdtfl w16du wp14">
   <w:endnote w:type="separator" w:id="-1">
     <w:p>
+      <w:pPr>
+        <w:rPr>
+          <w:rFonts w:hint="eastAsia"/>
+        </w:rPr>
+      </w:pPr>
       <w:r>
         <w:separator/>
       </w:r>
@@ -3527,6 +4017,11 @@
   </w:endnote>
   <w:endnote w:type="continuationSeparator" w:id="0">
     <w:p>
+      <w:pPr>
+        <w:rPr>
+          <w:rFonts w:hint="eastAsia"/>
+        </w:rPr>
+      </w:pPr>
       <w:r>
         <w:continuationSeparator/>
       </w:r>
@@ -3536,9 +4031,14 @@
 </file>
 
 <file path=word/footnotes.xml><?xml version="1.0" encoding="utf-8"?>
-<w:footnotes xmlns:wpc="http://schemas.microsoft.com/office/word/2010/wordprocessingCanvas" xmlns:cx="http://schemas.microsoft.com/office/drawing/2014/chartex" xmlns:cx1="http://schemas.microsoft.com/office/drawing/2015/9/8/chartex" xmlns:cx2="http://schemas.microsoft.com/office/drawing/2015/10/21/chartex" xmlns:cx3="http://schemas.microsoft.com/office/drawing/2016/5/9/chartex" xmlns:cx4="http://schemas.microsoft.com/office/drawing/2016/5/10/chartex" xmlns:cx5="http://schemas.microsoft.com/office/drawing/2016/5/11/chartex" xmlns:cx6="http://schemas.microsoft.com/office/drawing/2016/5/12/chartex" xmlns:cx7="http://schemas.microsoft.com/office/drawing/2016/5/13/chartex" xmlns:cx8="http://schemas.microsoft.com/office/drawing/2016/5/14/chartex" xmlns:mc="http://schemas.openxmlformats.org/markup-compatibility/2006" xmlns:aink="http://schemas.microsoft.com/office/drawing/2016/ink" xmlns:am3d="http://schemas.microsoft.com/office/drawing/2017/model3d" xmlns:o="urn:schemas-microsoft-com:office:office" xmlns:oel="http://schemas.microsoft.com/office/2019/extlst" xmlns:r="http://schemas.openxmlformats.org/officeDocument/2006/relationships" xmlns:m="http://schemas.openxmlformats.org/officeDocument/2006/math" xmlns:v="urn:schemas-microsoft-com:vml" xmlns:wp14="http://schemas.microsoft.com/office/word/2010/wordprocessingDrawing" xmlns:wp="http://schemas.openxmlformats.org/drawingml/2006/wordprocessingDrawing" xmlns:w10="urn:schemas-microsoft-com:office:word" xmlns:w="http://schemas.openxmlformats.org/wordprocessingml/2006/main" xmlns:w14="http://schemas.microsoft.com/office/word/2010/wordml" xmlns:w15="http://schemas.microsoft.com/office/word/2012/wordml" xmlns:w16cex="http://schemas.microsoft.com/office/word/2018/wordml/cex" xmlns:w16cid="http://schemas.microsoft.com/office/word/2016/wordml/cid" xmlns:w16="http://schemas.microsoft.com/office/word/2018/wordml" xmlns:w16sdtdh="http://schemas.microsoft.com/office/word/2020/wordml/sdtdatahash" xmlns:w16se="http://schemas.microsoft.com/office/word/2015/wordml/symex" xmlns:wpg="http://schemas.microsoft.com/office/word/2010/wordprocessingGroup" xmlns:wpi="http://schemas.microsoft.com/office/word/2010/wordprocessingInk" xmlns:wne="http://schemas.microsoft.com/office/word/2006/wordml" xmlns:wps="http://schemas.microsoft.com/office/word/2010/wordprocessingShape" mc:Ignorable="w14 w15 w16se w16cid w16 w16cex w16sdtdh wp14">
+<w:footnotes xmlns:wpc="http://schemas.microsoft.com/office/word/2010/wordprocessingCanvas" xmlns:cx="http://schemas.microsoft.com/office/drawing/2014/chartex" xmlns:cx1="http://schemas.microsoft.com/office/drawing/2015/9/8/chartex" xmlns:cx2="http://schemas.microsoft.com/office/drawing/2015/10/21/chartex" xmlns:cx3="http://schemas.microsoft.com/office/drawing/2016/5/9/chartex" xmlns:cx4="http://schemas.microsoft.com/office/drawing/2016/5/10/chartex" xmlns:cx5="http://schemas.microsoft.com/office/drawing/2016/5/11/chartex" xmlns:cx6="http://schemas.microsoft.com/office/drawing/2016/5/12/chartex" xmlns:cx7="http://schemas.microsoft.com/office/drawing/2016/5/13/chartex" xmlns:cx8="http://schemas.microsoft.com/office/drawing/2016/5/14/chartex" xmlns:mc="http://schemas.openxmlformats.org/markup-compatibility/2006" xmlns:aink="http://schemas.microsoft.com/office/drawing/2016/ink" xmlns:am3d="http://schemas.microsoft.com/office/drawing/2017/model3d" xmlns:o="urn:schemas-microsoft-com:office:office" xmlns:oel="http://schemas.microsoft.com/office/2019/extlst" xmlns:r="http://schemas.openxmlformats.org/officeDocument/2006/relationships" xmlns:m="http://schemas.openxmlformats.org/officeDocument/2006/math" xmlns:v="urn:schemas-microsoft-com:vml" xmlns:wp14="http://schemas.microsoft.com/office/word/2010/wordprocessingDrawing" xmlns:wp="http://schemas.openxmlformats.org/drawingml/2006/wordprocessingDrawing" xmlns:w10="urn:schemas-microsoft-com:office:word" xmlns:w="http://schemas.openxmlformats.org/wordprocessingml/2006/main" xmlns:w14="http://schemas.microsoft.com/office/word/2010/wordml" xmlns:w15="http://schemas.microsoft.com/office/word/2012/wordml" xmlns:w16cex="http://schemas.microsoft.com/office/word/2018/wordml/cex" xmlns:w16cid="http://schemas.microsoft.com/office/word/2016/wordml/cid" xmlns:w16="http://schemas.microsoft.com/office/word/2018/wordml" xmlns:w16du="http://schemas.microsoft.com/office/word/2023/wordml/word16du" xmlns:w16sdtdh="http://schemas.microsoft.com/office/word/2020/wordml/sdtdatahash" xmlns:w16sdtfl="http://schemas.microsoft.com/office/word/2024/wordml/sdtformatlock" xmlns:w16se="http://schemas.microsoft.com/office/word/2015/wordml/symex" xmlns:wpg="http://schemas.microsoft.com/office/word/2010/wordprocessingGroup" xmlns:wpi="http://schemas.microsoft.com/office/word/2010/wordprocessingInk" xmlns:wne="http://schemas.microsoft.com/office/word/2006/wordml" xmlns:wps="http://schemas.microsoft.com/office/word/2010/wordprocessingShape" mc:Ignorable="w14 w15 w16se w16cid w16 w16cex w16sdtdh w16sdtfl w16du wp14">
   <w:footnote w:type="separator" w:id="-1">
     <w:p>
+      <w:pPr>
+        <w:rPr>
+          <w:rFonts w:hint="eastAsia"/>
+        </w:rPr>
+      </w:pPr>
       <w:r>
         <w:separator/>
       </w:r>
@@ -3546,6 +4046,11 @@
   </w:footnote>
   <w:footnote w:type="continuationSeparator" w:id="0">
     <w:p>
+      <w:pPr>
+        <w:rPr>
+          <w:rFonts w:hint="eastAsia"/>
+        </w:rPr>
+      </w:pPr>
       <w:r>
         <w:continuationSeparator/>
       </w:r>
@@ -3555,12 +4060,12 @@
 </file>
 
 <file path=word/header1.xml><?xml version="1.0" encoding="utf-8"?>
-<w:hdr xmlns:wpc="http://schemas.microsoft.com/office/word/2010/wordprocessingCanvas" xmlns:cx="http://schemas.microsoft.com/office/drawing/2014/chartex" xmlns:cx1="http://schemas.microsoft.com/office/drawing/2015/9/8/chartex" xmlns:cx2="http://schemas.microsoft.com/office/drawing/2015/10/21/chartex" xmlns:cx3="http://schemas.microsoft.com/office/drawing/2016/5/9/chartex" xmlns:cx4="http://schemas.microsoft.com/office/drawing/2016/5/10/chartex" xmlns:cx5="http://schemas.microsoft.com/office/drawing/2016/5/11/chartex" xmlns:cx6="http://schemas.microsoft.com/office/drawing/2016/5/12/chartex" xmlns:cx7="http://schemas.microsoft.com/office/drawing/2016/5/13/chartex" xmlns:cx8="http://schemas.microsoft.com/office/drawing/2016/5/14/chartex" xmlns:mc="http://schemas.openxmlformats.org/markup-compatibility/2006" xmlns:aink="http://schemas.microsoft.com/office/drawing/2016/ink" xmlns:am3d="http://schemas.microsoft.com/office/drawing/2017/model3d" xmlns:o="urn:schemas-microsoft-com:office:office" xmlns:oel="http://schemas.microsoft.com/office/2019/extlst" xmlns:r="http://schemas.openxmlformats.org/officeDocument/2006/relationships" xmlns:m="http://schemas.openxmlformats.org/officeDocument/2006/math" xmlns:v="urn:schemas-microsoft-com:vml" xmlns:wp14="http://schemas.microsoft.com/office/word/2010/wordprocessingDrawing" xmlns:wp="http://schemas.openxmlformats.org/drawingml/2006/wordprocessingDrawing" xmlns:w10="urn:schemas-microsoft-com:office:word" xmlns:w="http://schemas.openxmlformats.org/wordprocessingml/2006/main" xmlns:w14="http://schemas.microsoft.com/office/word/2010/wordml" xmlns:w15="http://schemas.microsoft.com/office/word/2012/wordml" xmlns:w16cex="http://schemas.microsoft.com/office/word/2018/wordml/cex" xmlns:w16cid="http://schemas.microsoft.com/office/word/2016/wordml/cid" xmlns:w16="http://schemas.microsoft.com/office/word/2018/wordml" xmlns:w16sdtdh="http://schemas.microsoft.com/office/word/2020/wordml/sdtdatahash" xmlns:w16se="http://schemas.microsoft.com/office/word/2015/wordml/symex" xmlns:wpg="http://schemas.microsoft.com/office/word/2010/wordprocessingGroup" xmlns:wpi="http://schemas.microsoft.com/office/word/2010/wordprocessingInk" xmlns:wne="http://schemas.microsoft.com/office/word/2006/wordml" xmlns:wps="http://schemas.microsoft.com/office/word/2010/wordprocessingShape" mc:Ignorable="w14 w15 w16se w16cid w16 w16cex w16sdtdh wp14">
+<w:hdr xmlns:wpc="http://schemas.microsoft.com/office/word/2010/wordprocessingCanvas" xmlns:cx="http://schemas.microsoft.com/office/drawing/2014/chartex" xmlns:cx1="http://schemas.microsoft.com/office/drawing/2015/9/8/chartex" xmlns:cx2="http://schemas.microsoft.com/office/drawing/2015/10/21/chartex" xmlns:cx3="http://schemas.microsoft.com/office/drawing/2016/5/9/chartex" xmlns:cx4="http://schemas.microsoft.com/office/drawing/2016/5/10/chartex" xmlns:cx5="http://schemas.microsoft.com/office/drawing/2016/5/11/chartex" xmlns:cx6="http://schemas.microsoft.com/office/drawing/2016/5/12/chartex" xmlns:cx7="http://schemas.microsoft.com/office/drawing/2016/5/13/chartex" xmlns:cx8="http://schemas.microsoft.com/office/drawing/2016/5/14/chartex" xmlns:mc="http://schemas.openxmlformats.org/markup-compatibility/2006" xmlns:aink="http://schemas.microsoft.com/office/drawing/2016/ink" xmlns:am3d="http://schemas.microsoft.com/office/drawing/2017/model3d" xmlns:o="urn:schemas-microsoft-com:office:office" xmlns:oel="http://schemas.microsoft.com/office/2019/extlst" xmlns:r="http://schemas.openxmlformats.org/officeDocument/2006/relationships" xmlns:m="http://schemas.openxmlformats.org/officeDocument/2006/math" xmlns:v="urn:schemas-microsoft-com:vml" xmlns:wp14="http://schemas.microsoft.com/office/word/2010/wordprocessingDrawing" xmlns:wp="http://schemas.openxmlformats.org/drawingml/2006/wordprocessingDrawing" xmlns:w10="urn:schemas-microsoft-com:office:word" xmlns:w="http://schemas.openxmlformats.org/wordprocessingml/2006/main" xmlns:w14="http://schemas.microsoft.com/office/word/2010/wordml" xmlns:w15="http://schemas.microsoft.com/office/word/2012/wordml" xmlns:w16cex="http://schemas.microsoft.com/office/word/2018/wordml/cex" xmlns:w16cid="http://schemas.microsoft.com/office/word/2016/wordml/cid" xmlns:w16="http://schemas.microsoft.com/office/word/2018/wordml" xmlns:w16du="http://schemas.microsoft.com/office/word/2023/wordml/word16du" xmlns:w16sdtdh="http://schemas.microsoft.com/office/word/2020/wordml/sdtdatahash" xmlns:w16sdtfl="http://schemas.microsoft.com/office/word/2024/wordml/sdtformatlock" xmlns:w16se="http://schemas.microsoft.com/office/word/2015/wordml/symex" xmlns:wpg="http://schemas.microsoft.com/office/word/2010/wordprocessingGroup" xmlns:wpi="http://schemas.microsoft.com/office/word/2010/wordprocessingInk" xmlns:wne="http://schemas.microsoft.com/office/word/2006/wordml" xmlns:wps="http://schemas.microsoft.com/office/word/2010/wordprocessingShape" mc:Ignorable="w14 w15 w16se w16cid w16 w16cex w16sdtdh w16sdtfl w16du wp14">
   <w:p>
     <w:pPr>
       <w:jc w:val="center"/>
       <w:rPr>
-        <w:rFonts w:ascii="微软雅黑" w:eastAsia="微软雅黑" w:hAnsi="微软雅黑"/>
+        <w:rFonts w:ascii="微软雅黑" w:eastAsia="微软雅黑" w:hAnsi="微软雅黑" w:hint="eastAsia"/>
         <w:sz w:val="20"/>
       </w:rPr>
     </w:pPr>
@@ -3653,7 +4158,6 @@
       </w:rPr>
       <w:t xml:space="preserve">   </w:t>
     </w:r>
-    <w:proofErr w:type="spellStart"/>
     <w:r>
       <w:rPr>
         <w:rFonts w:ascii="微软雅黑" w:eastAsia="微软雅黑" w:hAnsi="微软雅黑"/>
@@ -3661,13 +4165,12 @@
       </w:rPr>
       <w:t>drill_up</w:t>
     </w:r>
-    <w:proofErr w:type="spellEnd"/>
   </w:p>
 </w:hdr>
 </file>
 
 <file path=word/styles.xml><?xml version="1.0" encoding="utf-8"?>
-<w:styles xmlns:mc="http://schemas.openxmlformats.org/markup-compatibility/2006" xmlns:r="http://schemas.openxmlformats.org/officeDocument/2006/relationships" xmlns:w="http://schemas.openxmlformats.org/wordprocessingml/2006/main" xmlns:w14="http://schemas.microsoft.com/office/word/2010/wordml" xmlns:w15="http://schemas.microsoft.com/office/word/2012/wordml" xmlns:w16cex="http://schemas.microsoft.com/office/word/2018/wordml/cex" xmlns:w16cid="http://schemas.microsoft.com/office/word/2016/wordml/cid" xmlns:w16="http://schemas.microsoft.com/office/word/2018/wordml" xmlns:w16sdtdh="http://schemas.microsoft.com/office/word/2020/wordml/sdtdatahash" xmlns:w16se="http://schemas.microsoft.com/office/word/2015/wordml/symex" mc:Ignorable="w14 w15 w16se w16cid w16 w16cex w16sdtdh">
+<w:styles xmlns:mc="http://schemas.openxmlformats.org/markup-compatibility/2006" xmlns:r="http://schemas.openxmlformats.org/officeDocument/2006/relationships" xmlns:w="http://schemas.openxmlformats.org/wordprocessingml/2006/main" xmlns:w14="http://schemas.microsoft.com/office/word/2010/wordml" xmlns:w15="http://schemas.microsoft.com/office/word/2012/wordml" xmlns:w16cex="http://schemas.microsoft.com/office/word/2018/wordml/cex" xmlns:w16cid="http://schemas.microsoft.com/office/word/2016/wordml/cid" xmlns:w16="http://schemas.microsoft.com/office/word/2018/wordml" xmlns:w16du="http://schemas.microsoft.com/office/word/2023/wordml/word16du" xmlns:w16sdtdh="http://schemas.microsoft.com/office/word/2020/wordml/sdtdatahash" xmlns:w16sdtfl="http://schemas.microsoft.com/office/word/2024/wordml/sdtformatlock" xmlns:w16se="http://schemas.microsoft.com/office/word/2015/wordml/symex" mc:Ignorable="w14 w15 w16se w16cid w16 w16cex w16sdtdh w16sdtfl w16du">
   <w:docDefaults>
     <w:rPrDefault>
       <w:rPr>
@@ -4396,6 +4899,16 @@
       <w:u w:val="single"/>
     </w:rPr>
   </w:style>
+  <w:style w:type="paragraph" w:styleId="af3">
+    <w:name w:val="List Paragraph"/>
+    <w:basedOn w:val="a"/>
+    <w:uiPriority w:val="34"/>
+    <w:qFormat/>
+    <w:rsid w:val="00D55983"/>
+    <w:pPr>
+      <w:ind w:firstLineChars="200" w:firstLine="420"/>
+    </w:pPr>
+  </w:style>
 </w:styles>
 </file>
 
